--- a/documents/FindIt_SRS.docx
+++ b/documents/FindIt_SRS.docx
@@ -13,6 +13,66 @@
       </w:pPr>
       <w:r>
         <w:rPr>
+          <w:noProof/>
+        </w:rPr>
+        <w:drawing>
+          <wp:anchor distT="0" distB="0" distL="114300" distR="114300" simplePos="0" relativeHeight="251658240" behindDoc="0" locked="0" layoutInCell="1" allowOverlap="1" wp14:anchorId="7998398A" wp14:editId="659D9C3B">
+            <wp:simplePos x="0" y="0"/>
+            <wp:positionH relativeFrom="margin">
+              <wp:posOffset>2202180</wp:posOffset>
+            </wp:positionH>
+            <wp:positionV relativeFrom="paragraph">
+              <wp:posOffset>236220</wp:posOffset>
+            </wp:positionV>
+            <wp:extent cx="1540441" cy="1493520"/>
+            <wp:effectExtent l="0" t="0" r="0" b="0"/>
+            <wp:wrapNone/>
+            <wp:docPr id="292010753" name="Picture 1"/>
+            <wp:cNvGraphicFramePr>
+              <a:graphicFrameLocks xmlns:a="http://schemas.openxmlformats.org/drawingml/2006/main" noChangeAspect="1"/>
+            </wp:cNvGraphicFramePr>
+            <a:graphic xmlns:a="http://schemas.openxmlformats.org/drawingml/2006/main">
+              <a:graphicData uri="http://schemas.openxmlformats.org/drawingml/2006/picture">
+                <pic:pic xmlns:pic="http://schemas.openxmlformats.org/drawingml/2006/picture">
+                  <pic:nvPicPr>
+                    <pic:cNvPr id="292010753" name="Picture 292010753"/>
+                    <pic:cNvPicPr/>
+                  </pic:nvPicPr>
+                  <pic:blipFill>
+                    <a:blip r:embed="rId8" cstate="print">
+                      <a:extLst>
+                        <a:ext uri="{28A0092B-C50C-407E-A947-70E740481C1C}">
+                          <a14:useLocalDpi xmlns:a14="http://schemas.microsoft.com/office/drawing/2010/main" val="0"/>
+                        </a:ext>
+                      </a:extLst>
+                    </a:blip>
+                    <a:stretch>
+                      <a:fillRect/>
+                    </a:stretch>
+                  </pic:blipFill>
+                  <pic:spPr>
+                    <a:xfrm>
+                      <a:off x="0" y="0"/>
+                      <a:ext cx="1540441" cy="1493520"/>
+                    </a:xfrm>
+                    <a:prstGeom prst="rect">
+                      <a:avLst/>
+                    </a:prstGeom>
+                  </pic:spPr>
+                </pic:pic>
+              </a:graphicData>
+            </a:graphic>
+            <wp14:sizeRelH relativeFrom="margin">
+              <wp14:pctWidth>0</wp14:pctWidth>
+            </wp14:sizeRelH>
+            <wp14:sizeRelV relativeFrom="margin">
+              <wp14:pctHeight>0</wp14:pctHeight>
+            </wp14:sizeRelV>
+          </wp:anchor>
+        </w:drawing>
+      </w:r>
+      <w:r>
+        <w:rPr>
           <w:b/>
           <w:bCs/>
           <w:sz w:val="44"/>
@@ -23,20 +83,15 @@
     </w:p>
     <w:p>
       <w:pPr>
-        <w:spacing w:before="300" w:after="100"/>
+        <w:spacing w:after="900"/>
         <w:jc w:val="center"/>
-      </w:pPr>
-      <w:proofErr w:type="spellStart"/>
-      <w:r>
         <w:rPr>
           <w:b/>
           <w:bCs/>
           <w:sz w:val="60"/>
           <w:szCs w:val="60"/>
         </w:rPr>
-        <w:t>FindIt</w:t>
-      </w:r>
-      <w:proofErr w:type="spellEnd"/>
+      </w:pPr>
     </w:p>
     <w:p>
       <w:pPr>
@@ -279,6 +334,267 @@
         <w:spacing w:before="700"/>
       </w:pPr>
     </w:p>
+    <w:tbl>
+      <w:tblPr>
+        <w:tblStyle w:val="TableGrid"/>
+        <w:tblpPr w:leftFromText="180" w:rightFromText="180" w:vertAnchor="text" w:horzAnchor="margin" w:tblpXSpec="center" w:tblpY="221"/>
+        <w:tblW w:w="0" w:type="auto"/>
+        <w:tblLook w:val="04A0" w:firstRow="1" w:lastRow="0" w:firstColumn="1" w:lastColumn="0" w:noHBand="0" w:noVBand="1"/>
+      </w:tblPr>
+      <w:tblGrid>
+        <w:gridCol w:w="2578"/>
+        <w:gridCol w:w="2677"/>
+      </w:tblGrid>
+      <w:tr>
+        <w:trPr>
+          <w:trHeight w:val="427"/>
+        </w:trPr>
+        <w:tc>
+          <w:tcPr>
+            <w:tcW w:w="5255" w:type="dxa"/>
+            <w:gridSpan w:val="2"/>
+          </w:tcPr>
+          <w:p>
+            <w:pPr>
+              <w:jc w:val="center"/>
+              <w:rPr>
+                <w:sz w:val="28"/>
+                <w:szCs w:val="28"/>
+              </w:rPr>
+            </w:pPr>
+            <w:r>
+              <w:rPr>
+                <w:sz w:val="28"/>
+                <w:szCs w:val="28"/>
+              </w:rPr>
+              <w:t>Submitted By</w:t>
+            </w:r>
+          </w:p>
+        </w:tc>
+      </w:tr>
+      <w:tr>
+        <w:trPr>
+          <w:trHeight w:val="442"/>
+        </w:trPr>
+        <w:tc>
+          <w:tcPr>
+            <w:tcW w:w="2578" w:type="dxa"/>
+          </w:tcPr>
+          <w:p>
+            <w:pPr>
+              <w:rPr>
+                <w:sz w:val="28"/>
+                <w:szCs w:val="28"/>
+              </w:rPr>
+            </w:pPr>
+            <w:r>
+              <w:rPr>
+                <w:sz w:val="28"/>
+                <w:szCs w:val="28"/>
+              </w:rPr>
+              <w:t>Md. Sabbir Mia</w:t>
+            </w:r>
+          </w:p>
+        </w:tc>
+        <w:tc>
+          <w:tcPr>
+            <w:tcW w:w="2677" w:type="dxa"/>
+          </w:tcPr>
+          <w:p>
+            <w:pPr>
+              <w:rPr>
+                <w:sz w:val="28"/>
+                <w:szCs w:val="28"/>
+              </w:rPr>
+            </w:pPr>
+            <w:r>
+              <w:rPr>
+                <w:sz w:val="28"/>
+                <w:szCs w:val="28"/>
+              </w:rPr>
+              <w:t>Saimon Islam</w:t>
+            </w:r>
+          </w:p>
+        </w:tc>
+      </w:tr>
+      <w:tr>
+        <w:trPr>
+          <w:trHeight w:val="427"/>
+        </w:trPr>
+        <w:tc>
+          <w:tcPr>
+            <w:tcW w:w="2578" w:type="dxa"/>
+          </w:tcPr>
+          <w:p>
+            <w:pPr>
+              <w:rPr>
+                <w:sz w:val="28"/>
+                <w:szCs w:val="28"/>
+              </w:rPr>
+            </w:pPr>
+            <w:r>
+              <w:rPr>
+                <w:sz w:val="28"/>
+                <w:szCs w:val="28"/>
+              </w:rPr>
+              <w:t>202122104017</w:t>
+            </w:r>
+          </w:p>
+        </w:tc>
+        <w:tc>
+          <w:tcPr>
+            <w:tcW w:w="2677" w:type="dxa"/>
+          </w:tcPr>
+          <w:p>
+            <w:pPr>
+              <w:rPr>
+                <w:sz w:val="28"/>
+                <w:szCs w:val="28"/>
+              </w:rPr>
+            </w:pPr>
+            <w:r>
+              <w:rPr>
+                <w:sz w:val="28"/>
+                <w:szCs w:val="28"/>
+              </w:rPr>
+              <w:t>202122104027</w:t>
+            </w:r>
+          </w:p>
+        </w:tc>
+      </w:tr>
+    </w:tbl>
+    <w:tbl>
+      <w:tblPr>
+        <w:tblStyle w:val="TableGrid"/>
+        <w:tblpPr w:leftFromText="180" w:rightFromText="180" w:vertAnchor="text" w:horzAnchor="margin" w:tblpXSpec="center" w:tblpY="2254"/>
+        <w:tblW w:w="0" w:type="auto"/>
+        <w:tblLook w:val="04A0" w:firstRow="1" w:lastRow="0" w:firstColumn="1" w:lastColumn="0" w:noHBand="0" w:noVBand="1"/>
+      </w:tblPr>
+      <w:tblGrid>
+        <w:gridCol w:w="5255"/>
+      </w:tblGrid>
+      <w:tr>
+        <w:trPr>
+          <w:trHeight w:val="427"/>
+        </w:trPr>
+        <w:tc>
+          <w:tcPr>
+            <w:tcW w:w="5255" w:type="dxa"/>
+          </w:tcPr>
+          <w:p>
+            <w:pPr>
+              <w:jc w:val="center"/>
+              <w:rPr>
+                <w:sz w:val="28"/>
+                <w:szCs w:val="28"/>
+              </w:rPr>
+            </w:pPr>
+            <w:r>
+              <w:rPr>
+                <w:sz w:val="28"/>
+                <w:szCs w:val="28"/>
+              </w:rPr>
+              <w:t>Submitted</w:t>
+            </w:r>
+            <w:r>
+              <w:rPr>
+                <w:sz w:val="28"/>
+                <w:szCs w:val="28"/>
+              </w:rPr>
+              <w:t xml:space="preserve"> To</w:t>
+            </w:r>
+          </w:p>
+        </w:tc>
+      </w:tr>
+      <w:tr>
+        <w:trPr>
+          <w:trHeight w:val="879"/>
+        </w:trPr>
+        <w:tc>
+          <w:tcPr>
+            <w:tcW w:w="5255" w:type="dxa"/>
+          </w:tcPr>
+          <w:p>
+            <w:pPr>
+              <w:rPr>
+                <w:sz w:val="28"/>
+                <w:szCs w:val="28"/>
+              </w:rPr>
+            </w:pPr>
+            <w:r>
+              <w:rPr>
+                <w:sz w:val="28"/>
+                <w:szCs w:val="28"/>
+              </w:rPr>
+              <w:t xml:space="preserve">Md. </w:t>
+            </w:r>
+            <w:proofErr w:type="spellStart"/>
+            <w:r>
+              <w:rPr>
+                <w:sz w:val="28"/>
+                <w:szCs w:val="28"/>
+              </w:rPr>
+              <w:t>Sabab</w:t>
+            </w:r>
+            <w:proofErr w:type="spellEnd"/>
+            <w:r>
+              <w:rPr>
+                <w:sz w:val="28"/>
+                <w:szCs w:val="28"/>
+              </w:rPr>
+              <w:t xml:space="preserve"> </w:t>
+            </w:r>
+            <w:proofErr w:type="spellStart"/>
+            <w:r>
+              <w:rPr>
+                <w:sz w:val="28"/>
+                <w:szCs w:val="28"/>
+              </w:rPr>
+              <w:t>Zulfiker</w:t>
+            </w:r>
+            <w:proofErr w:type="spellEnd"/>
+            <w:r>
+              <w:rPr>
+                <w:sz w:val="28"/>
+                <w:szCs w:val="28"/>
+              </w:rPr>
+              <w:t xml:space="preserve"> </w:t>
+            </w:r>
+          </w:p>
+          <w:p>
+            <w:pPr>
+              <w:rPr>
+                <w:sz w:val="28"/>
+                <w:szCs w:val="28"/>
+              </w:rPr>
+            </w:pPr>
+            <w:r>
+              <w:rPr>
+                <w:sz w:val="28"/>
+                <w:szCs w:val="28"/>
+              </w:rPr>
+              <w:t xml:space="preserve">Lecturer  </w:t>
+            </w:r>
+            <w:r>
+              <w:rPr>
+                <w:sz w:val="28"/>
+                <w:szCs w:val="28"/>
+              </w:rPr>
+              <w:br/>
+              <w:t xml:space="preserve">Dept of Computer Science and Engineering </w:t>
+            </w:r>
+            <w:r>
+              <w:rPr>
+                <w:sz w:val="28"/>
+                <w:szCs w:val="28"/>
+              </w:rPr>
+              <w:br/>
+              <w:t>Kishoreganj University</w:t>
+            </w:r>
+          </w:p>
+        </w:tc>
+      </w:tr>
+    </w:tbl>
     <w:p>
       <w:pPr>
         <w:sectPr>
@@ -3268,19 +3584,8 @@
     </w:p>
     <w:tbl>
       <w:tblPr>
+        <w:tblStyle w:val="PlainTable3"/>
         <w:tblW w:w="9480" w:type="dxa"/>
-        <w:tblBorders>
-          <w:top w:val="single" w:sz="4" w:space="0" w:color="auto"/>
-          <w:left w:val="single" w:sz="4" w:space="0" w:color="auto"/>
-          <w:bottom w:val="single" w:sz="4" w:space="0" w:color="auto"/>
-          <w:right w:val="single" w:sz="4" w:space="0" w:color="auto"/>
-          <w:insideH w:val="single" w:sz="4" w:space="0" w:color="auto"/>
-          <w:insideV w:val="single" w:sz="4" w:space="0" w:color="auto"/>
-        </w:tblBorders>
-        <w:tblCellMar>
-          <w:left w:w="10" w:type="dxa"/>
-          <w:right w:w="10" w:type="dxa"/>
-        </w:tblCellMar>
         <w:tblLook w:val="04A0" w:firstRow="1" w:lastRow="0" w:firstColumn="1" w:lastColumn="0" w:noHBand="0" w:noVBand="1"/>
       </w:tblPr>
       <w:tblGrid>
@@ -3289,30 +3594,16 @@
       </w:tblGrid>
       <w:tr>
         <w:trPr>
-          <w:tblHeader/>
+          <w:cnfStyle w:val="100000000000" w:firstRow="1" w:lastRow="0" w:firstColumn="0" w:lastColumn="0" w:oddVBand="0" w:evenVBand="0" w:oddHBand="0" w:evenHBand="0" w:firstRowFirstColumn="0" w:firstRowLastColumn="0" w:lastRowFirstColumn="0" w:lastRowLastColumn="0"/>
         </w:trPr>
         <w:tc>
           <w:tcPr>
+            <w:cnfStyle w:val="001000000100" w:firstRow="0" w:lastRow="0" w:firstColumn="1" w:lastColumn="0" w:oddVBand="0" w:evenVBand="0" w:oddHBand="0" w:evenHBand="0" w:firstRowFirstColumn="1" w:firstRowLastColumn="0" w:lastRowFirstColumn="0" w:lastRowLastColumn="0"/>
             <w:tcW w:w="2200" w:type="dxa"/>
-            <w:tcBorders>
-              <w:top w:val="single" w:sz="2" w:space="0" w:color="BFBFBF"/>
-              <w:left w:val="single" w:sz="2" w:space="0" w:color="BFBFBF"/>
-              <w:bottom w:val="single" w:sz="2" w:space="0" w:color="BFBFBF"/>
-              <w:right w:val="single" w:sz="2" w:space="0" w:color="BFBFBF"/>
-            </w:tcBorders>
-            <w:shd w:val="clear" w:color="auto" w:fill="1F3864"/>
-            <w:tcMar>
-              <w:top w:w="100" w:type="dxa"/>
-              <w:left w:w="120" w:type="dxa"/>
-              <w:bottom w:w="100" w:type="dxa"/>
-              <w:right w:w="120" w:type="dxa"/>
-            </w:tcMar>
-          </w:tcPr>
-          <w:p>
-            <w:r>
-              <w:rPr>
-                <w:b/>
-                <w:bCs/>
+          </w:tcPr>
+          <w:p>
+            <w:r>
+              <w:rPr>
                 <w:sz w:val="20"/>
                 <w:szCs w:val="20"/>
               </w:rPr>
@@ -3323,25 +3614,13 @@
         <w:tc>
           <w:tcPr>
             <w:tcW w:w="7280" w:type="dxa"/>
-            <w:tcBorders>
-              <w:top w:val="single" w:sz="2" w:space="0" w:color="BFBFBF"/>
-              <w:left w:val="single" w:sz="2" w:space="0" w:color="BFBFBF"/>
-              <w:bottom w:val="single" w:sz="2" w:space="0" w:color="BFBFBF"/>
-              <w:right w:val="single" w:sz="2" w:space="0" w:color="BFBFBF"/>
-            </w:tcBorders>
-            <w:shd w:val="clear" w:color="auto" w:fill="1F3864"/>
-            <w:tcMar>
-              <w:top w:w="100" w:type="dxa"/>
-              <w:left w:w="120" w:type="dxa"/>
-              <w:bottom w:w="100" w:type="dxa"/>
-              <w:right w:w="120" w:type="dxa"/>
-            </w:tcMar>
-          </w:tcPr>
-          <w:p>
-            <w:r>
-              <w:rPr>
-                <w:b/>
-                <w:bCs/>
+          </w:tcPr>
+          <w:p>
+            <w:pPr>
+              <w:cnfStyle w:val="100000000000" w:firstRow="1" w:lastRow="0" w:firstColumn="0" w:lastColumn="0" w:oddVBand="0" w:evenVBand="0" w:oddHBand="0" w:evenHBand="0" w:firstRowFirstColumn="0" w:firstRowLastColumn="0" w:lastRowFirstColumn="0" w:lastRowLastColumn="0"/>
+            </w:pPr>
+            <w:r>
+              <w:rPr>
                 <w:sz w:val="20"/>
                 <w:szCs w:val="20"/>
               </w:rPr>
@@ -3351,21 +3630,13 @@
         </w:tc>
       </w:tr>
       <w:tr>
-        <w:tc>
-          <w:tcPr>
+        <w:trPr>
+          <w:cnfStyle w:val="000000100000" w:firstRow="0" w:lastRow="0" w:firstColumn="0" w:lastColumn="0" w:oddVBand="0" w:evenVBand="0" w:oddHBand="1" w:evenHBand="0" w:firstRowFirstColumn="0" w:firstRowLastColumn="0" w:lastRowFirstColumn="0" w:lastRowLastColumn="0"/>
+        </w:trPr>
+        <w:tc>
+          <w:tcPr>
+            <w:cnfStyle w:val="001000000000" w:firstRow="0" w:lastRow="0" w:firstColumn="1" w:lastColumn="0" w:oddVBand="0" w:evenVBand="0" w:oddHBand="0" w:evenHBand="0" w:firstRowFirstColumn="0" w:firstRowLastColumn="0" w:lastRowFirstColumn="0" w:lastRowLastColumn="0"/>
             <w:tcW w:w="2200" w:type="dxa"/>
-            <w:tcBorders>
-              <w:top w:val="single" w:sz="2" w:space="0" w:color="BFBFBF"/>
-              <w:left w:val="single" w:sz="2" w:space="0" w:color="BFBFBF"/>
-              <w:bottom w:val="single" w:sz="2" w:space="0" w:color="BFBFBF"/>
-              <w:right w:val="single" w:sz="2" w:space="0" w:color="BFBFBF"/>
-            </w:tcBorders>
-            <w:tcMar>
-              <w:top w:w="100" w:type="dxa"/>
-              <w:left w:w="120" w:type="dxa"/>
-              <w:bottom w:w="100" w:type="dxa"/>
-              <w:right w:w="120" w:type="dxa"/>
-            </w:tcMar>
           </w:tcPr>
           <w:p>
             <w:r>
@@ -3380,20 +3651,11 @@
         <w:tc>
           <w:tcPr>
             <w:tcW w:w="7280" w:type="dxa"/>
-            <w:tcBorders>
-              <w:top w:val="single" w:sz="2" w:space="0" w:color="BFBFBF"/>
-              <w:left w:val="single" w:sz="2" w:space="0" w:color="BFBFBF"/>
-              <w:bottom w:val="single" w:sz="2" w:space="0" w:color="BFBFBF"/>
-              <w:right w:val="single" w:sz="2" w:space="0" w:color="BFBFBF"/>
-            </w:tcBorders>
-            <w:tcMar>
-              <w:top w:w="100" w:type="dxa"/>
-              <w:left w:w="120" w:type="dxa"/>
-              <w:bottom w:w="100" w:type="dxa"/>
-              <w:right w:w="120" w:type="dxa"/>
-            </w:tcMar>
-          </w:tcPr>
-          <w:p>
+          </w:tcPr>
+          <w:p>
+            <w:pPr>
+              <w:cnfStyle w:val="000000100000" w:firstRow="0" w:lastRow="0" w:firstColumn="0" w:lastColumn="0" w:oddVBand="0" w:evenVBand="0" w:oddHBand="1" w:evenHBand="0" w:firstRowFirstColumn="0" w:firstRowLastColumn="0" w:lastRowFirstColumn="0" w:lastRowLastColumn="0"/>
+            </w:pPr>
             <w:r>
               <w:rPr>
                 <w:sz w:val="20"/>
@@ -3407,20 +3669,8 @@
       <w:tr>
         <w:tc>
           <w:tcPr>
+            <w:cnfStyle w:val="001000000000" w:firstRow="0" w:lastRow="0" w:firstColumn="1" w:lastColumn="0" w:oddVBand="0" w:evenVBand="0" w:oddHBand="0" w:evenHBand="0" w:firstRowFirstColumn="0" w:firstRowLastColumn="0" w:lastRowFirstColumn="0" w:lastRowLastColumn="0"/>
             <w:tcW w:w="2200" w:type="dxa"/>
-            <w:tcBorders>
-              <w:top w:val="single" w:sz="2" w:space="0" w:color="BFBFBF"/>
-              <w:left w:val="single" w:sz="2" w:space="0" w:color="BFBFBF"/>
-              <w:bottom w:val="single" w:sz="2" w:space="0" w:color="BFBFBF"/>
-              <w:right w:val="single" w:sz="2" w:space="0" w:color="BFBFBF"/>
-            </w:tcBorders>
-            <w:shd w:val="clear" w:color="auto" w:fill="EAF1FB"/>
-            <w:tcMar>
-              <w:top w:w="100" w:type="dxa"/>
-              <w:left w:w="120" w:type="dxa"/>
-              <w:bottom w:w="100" w:type="dxa"/>
-              <w:right w:w="120" w:type="dxa"/>
-            </w:tcMar>
           </w:tcPr>
           <w:p>
             <w:r>
@@ -3435,21 +3685,11 @@
         <w:tc>
           <w:tcPr>
             <w:tcW w:w="7280" w:type="dxa"/>
-            <w:tcBorders>
-              <w:top w:val="single" w:sz="2" w:space="0" w:color="BFBFBF"/>
-              <w:left w:val="single" w:sz="2" w:space="0" w:color="BFBFBF"/>
-              <w:bottom w:val="single" w:sz="2" w:space="0" w:color="BFBFBF"/>
-              <w:right w:val="single" w:sz="2" w:space="0" w:color="BFBFBF"/>
-            </w:tcBorders>
-            <w:shd w:val="clear" w:color="auto" w:fill="EAF1FB"/>
-            <w:tcMar>
-              <w:top w:w="100" w:type="dxa"/>
-              <w:left w:w="120" w:type="dxa"/>
-              <w:bottom w:w="100" w:type="dxa"/>
-              <w:right w:w="120" w:type="dxa"/>
-            </w:tcMar>
-          </w:tcPr>
-          <w:p>
+          </w:tcPr>
+          <w:p>
+            <w:pPr>
+              <w:cnfStyle w:val="000000000000" w:firstRow="0" w:lastRow="0" w:firstColumn="0" w:lastColumn="0" w:oddVBand="0" w:evenVBand="0" w:oddHBand="0" w:evenHBand="0" w:firstRowFirstColumn="0" w:firstRowLastColumn="0" w:lastRowFirstColumn="0" w:lastRowLastColumn="0"/>
+            </w:pPr>
             <w:r>
               <w:rPr>
                 <w:sz w:val="20"/>
@@ -3461,21 +3701,13 @@
         </w:tc>
       </w:tr>
       <w:tr>
-        <w:tc>
-          <w:tcPr>
+        <w:trPr>
+          <w:cnfStyle w:val="000000100000" w:firstRow="0" w:lastRow="0" w:firstColumn="0" w:lastColumn="0" w:oddVBand="0" w:evenVBand="0" w:oddHBand="1" w:evenHBand="0" w:firstRowFirstColumn="0" w:firstRowLastColumn="0" w:lastRowFirstColumn="0" w:lastRowLastColumn="0"/>
+        </w:trPr>
+        <w:tc>
+          <w:tcPr>
+            <w:cnfStyle w:val="001000000000" w:firstRow="0" w:lastRow="0" w:firstColumn="1" w:lastColumn="0" w:oddVBand="0" w:evenVBand="0" w:oddHBand="0" w:evenHBand="0" w:firstRowFirstColumn="0" w:firstRowLastColumn="0" w:lastRowFirstColumn="0" w:lastRowLastColumn="0"/>
             <w:tcW w:w="2200" w:type="dxa"/>
-            <w:tcBorders>
-              <w:top w:val="single" w:sz="2" w:space="0" w:color="BFBFBF"/>
-              <w:left w:val="single" w:sz="2" w:space="0" w:color="BFBFBF"/>
-              <w:bottom w:val="single" w:sz="2" w:space="0" w:color="BFBFBF"/>
-              <w:right w:val="single" w:sz="2" w:space="0" w:color="BFBFBF"/>
-            </w:tcBorders>
-            <w:tcMar>
-              <w:top w:w="100" w:type="dxa"/>
-              <w:left w:w="120" w:type="dxa"/>
-              <w:bottom w:w="100" w:type="dxa"/>
-              <w:right w:w="120" w:type="dxa"/>
-            </w:tcMar>
           </w:tcPr>
           <w:p>
             <w:r>
@@ -3490,20 +3722,11 @@
         <w:tc>
           <w:tcPr>
             <w:tcW w:w="7280" w:type="dxa"/>
-            <w:tcBorders>
-              <w:top w:val="single" w:sz="2" w:space="0" w:color="BFBFBF"/>
-              <w:left w:val="single" w:sz="2" w:space="0" w:color="BFBFBF"/>
-              <w:bottom w:val="single" w:sz="2" w:space="0" w:color="BFBFBF"/>
-              <w:right w:val="single" w:sz="2" w:space="0" w:color="BFBFBF"/>
-            </w:tcBorders>
-            <w:tcMar>
-              <w:top w:w="100" w:type="dxa"/>
-              <w:left w:w="120" w:type="dxa"/>
-              <w:bottom w:w="100" w:type="dxa"/>
-              <w:right w:w="120" w:type="dxa"/>
-            </w:tcMar>
-          </w:tcPr>
-          <w:p>
+          </w:tcPr>
+          <w:p>
+            <w:pPr>
+              <w:cnfStyle w:val="000000100000" w:firstRow="0" w:lastRow="0" w:firstColumn="0" w:lastColumn="0" w:oddVBand="0" w:evenVBand="0" w:oddHBand="1" w:evenHBand="0" w:firstRowFirstColumn="0" w:firstRowLastColumn="0" w:lastRowFirstColumn="0" w:lastRowLastColumn="0"/>
+            </w:pPr>
             <w:r>
               <w:rPr>
                 <w:sz w:val="20"/>
@@ -3517,20 +3740,8 @@
       <w:tr>
         <w:tc>
           <w:tcPr>
+            <w:cnfStyle w:val="001000000000" w:firstRow="0" w:lastRow="0" w:firstColumn="1" w:lastColumn="0" w:oddVBand="0" w:evenVBand="0" w:oddHBand="0" w:evenHBand="0" w:firstRowFirstColumn="0" w:firstRowLastColumn="0" w:lastRowFirstColumn="0" w:lastRowLastColumn="0"/>
             <w:tcW w:w="2200" w:type="dxa"/>
-            <w:tcBorders>
-              <w:top w:val="single" w:sz="2" w:space="0" w:color="BFBFBF"/>
-              <w:left w:val="single" w:sz="2" w:space="0" w:color="BFBFBF"/>
-              <w:bottom w:val="single" w:sz="2" w:space="0" w:color="BFBFBF"/>
-              <w:right w:val="single" w:sz="2" w:space="0" w:color="BFBFBF"/>
-            </w:tcBorders>
-            <w:shd w:val="clear" w:color="auto" w:fill="EAF1FB"/>
-            <w:tcMar>
-              <w:top w:w="100" w:type="dxa"/>
-              <w:left w:w="120" w:type="dxa"/>
-              <w:bottom w:w="100" w:type="dxa"/>
-              <w:right w:w="120" w:type="dxa"/>
-            </w:tcMar>
           </w:tcPr>
           <w:p>
             <w:r>
@@ -3545,21 +3756,11 @@
         <w:tc>
           <w:tcPr>
             <w:tcW w:w="7280" w:type="dxa"/>
-            <w:tcBorders>
-              <w:top w:val="single" w:sz="2" w:space="0" w:color="BFBFBF"/>
-              <w:left w:val="single" w:sz="2" w:space="0" w:color="BFBFBF"/>
-              <w:bottom w:val="single" w:sz="2" w:space="0" w:color="BFBFBF"/>
-              <w:right w:val="single" w:sz="2" w:space="0" w:color="BFBFBF"/>
-            </w:tcBorders>
-            <w:shd w:val="clear" w:color="auto" w:fill="EAF1FB"/>
-            <w:tcMar>
-              <w:top w:w="100" w:type="dxa"/>
-              <w:left w:w="120" w:type="dxa"/>
-              <w:bottom w:w="100" w:type="dxa"/>
-              <w:right w:w="120" w:type="dxa"/>
-            </w:tcMar>
-          </w:tcPr>
-          <w:p>
+          </w:tcPr>
+          <w:p>
+            <w:pPr>
+              <w:cnfStyle w:val="000000000000" w:firstRow="0" w:lastRow="0" w:firstColumn="0" w:lastColumn="0" w:oddVBand="0" w:evenVBand="0" w:oddHBand="0" w:evenHBand="0" w:firstRowFirstColumn="0" w:firstRowLastColumn="0" w:lastRowFirstColumn="0" w:lastRowLastColumn="0"/>
+            </w:pPr>
             <w:r>
               <w:rPr>
                 <w:sz w:val="20"/>
@@ -3571,21 +3772,13 @@
         </w:tc>
       </w:tr>
       <w:tr>
-        <w:tc>
-          <w:tcPr>
+        <w:trPr>
+          <w:cnfStyle w:val="000000100000" w:firstRow="0" w:lastRow="0" w:firstColumn="0" w:lastColumn="0" w:oddVBand="0" w:evenVBand="0" w:oddHBand="1" w:evenHBand="0" w:firstRowFirstColumn="0" w:firstRowLastColumn="0" w:lastRowFirstColumn="0" w:lastRowLastColumn="0"/>
+        </w:trPr>
+        <w:tc>
+          <w:tcPr>
+            <w:cnfStyle w:val="001000000000" w:firstRow="0" w:lastRow="0" w:firstColumn="1" w:lastColumn="0" w:oddVBand="0" w:evenVBand="0" w:oddHBand="0" w:evenHBand="0" w:firstRowFirstColumn="0" w:firstRowLastColumn="0" w:lastRowFirstColumn="0" w:lastRowLastColumn="0"/>
             <w:tcW w:w="2200" w:type="dxa"/>
-            <w:tcBorders>
-              <w:top w:val="single" w:sz="2" w:space="0" w:color="BFBFBF"/>
-              <w:left w:val="single" w:sz="2" w:space="0" w:color="BFBFBF"/>
-              <w:bottom w:val="single" w:sz="2" w:space="0" w:color="BFBFBF"/>
-              <w:right w:val="single" w:sz="2" w:space="0" w:color="BFBFBF"/>
-            </w:tcBorders>
-            <w:tcMar>
-              <w:top w:w="100" w:type="dxa"/>
-              <w:left w:w="120" w:type="dxa"/>
-              <w:bottom w:w="100" w:type="dxa"/>
-              <w:right w:w="120" w:type="dxa"/>
-            </w:tcMar>
           </w:tcPr>
           <w:p>
             <w:r>
@@ -3600,20 +3793,11 @@
         <w:tc>
           <w:tcPr>
             <w:tcW w:w="7280" w:type="dxa"/>
-            <w:tcBorders>
-              <w:top w:val="single" w:sz="2" w:space="0" w:color="BFBFBF"/>
-              <w:left w:val="single" w:sz="2" w:space="0" w:color="BFBFBF"/>
-              <w:bottom w:val="single" w:sz="2" w:space="0" w:color="BFBFBF"/>
-              <w:right w:val="single" w:sz="2" w:space="0" w:color="BFBFBF"/>
-            </w:tcBorders>
-            <w:tcMar>
-              <w:top w:w="100" w:type="dxa"/>
-              <w:left w:w="120" w:type="dxa"/>
-              <w:bottom w:w="100" w:type="dxa"/>
-              <w:right w:w="120" w:type="dxa"/>
-            </w:tcMar>
-          </w:tcPr>
-          <w:p>
+          </w:tcPr>
+          <w:p>
+            <w:pPr>
+              <w:cnfStyle w:val="000000100000" w:firstRow="0" w:lastRow="0" w:firstColumn="0" w:lastColumn="0" w:oddVBand="0" w:evenVBand="0" w:oddHBand="1" w:evenHBand="0" w:firstRowFirstColumn="0" w:firstRowLastColumn="0" w:lastRowFirstColumn="0" w:lastRowLastColumn="0"/>
+            </w:pPr>
             <w:r>
               <w:rPr>
                 <w:sz w:val="20"/>
@@ -3628,8 +3812,8 @@
     <w:p>
       <w:pPr>
         <w:sectPr>
-          <w:headerReference w:type="default" r:id="rId8"/>
-          <w:footerReference w:type="default" r:id="rId9"/>
+          <w:headerReference w:type="default" r:id="rId9"/>
+          <w:footerReference w:type="default" r:id="rId10"/>
           <w:pgSz w:w="12240" w:h="15840"/>
           <w:pgMar w:top="1440" w:right="1440" w:bottom="1440" w:left="1440" w:header="708" w:footer="708" w:gutter="0"/>
           <w:cols w:space="720"/>
@@ -4647,19 +4831,8 @@
     </w:p>
     <w:tbl>
       <w:tblPr>
+        <w:tblStyle w:val="PlainTable3"/>
         <w:tblW w:w="9480" w:type="dxa"/>
-        <w:tblBorders>
-          <w:top w:val="single" w:sz="4" w:space="0" w:color="auto"/>
-          <w:left w:val="single" w:sz="4" w:space="0" w:color="auto"/>
-          <w:bottom w:val="single" w:sz="4" w:space="0" w:color="auto"/>
-          <w:right w:val="single" w:sz="4" w:space="0" w:color="auto"/>
-          <w:insideH w:val="single" w:sz="4" w:space="0" w:color="auto"/>
-          <w:insideV w:val="single" w:sz="4" w:space="0" w:color="auto"/>
-        </w:tblBorders>
-        <w:tblCellMar>
-          <w:left w:w="10" w:type="dxa"/>
-          <w:right w:w="10" w:type="dxa"/>
-        </w:tblCellMar>
         <w:tblLook w:val="04A0" w:firstRow="1" w:lastRow="0" w:firstColumn="1" w:lastColumn="0" w:noHBand="0" w:noVBand="1"/>
       </w:tblPr>
       <w:tblGrid>
@@ -4668,30 +4841,16 @@
       </w:tblGrid>
       <w:tr>
         <w:trPr>
-          <w:tblHeader/>
+          <w:cnfStyle w:val="100000000000" w:firstRow="1" w:lastRow="0" w:firstColumn="0" w:lastColumn="0" w:oddVBand="0" w:evenVBand="0" w:oddHBand="0" w:evenHBand="0" w:firstRowFirstColumn="0" w:firstRowLastColumn="0" w:lastRowFirstColumn="0" w:lastRowLastColumn="0"/>
         </w:trPr>
         <w:tc>
           <w:tcPr>
+            <w:cnfStyle w:val="001000000100" w:firstRow="0" w:lastRow="0" w:firstColumn="1" w:lastColumn="0" w:oddVBand="0" w:evenVBand="0" w:oddHBand="0" w:evenHBand="0" w:firstRowFirstColumn="1" w:firstRowLastColumn="0" w:lastRowFirstColumn="0" w:lastRowLastColumn="0"/>
             <w:tcW w:w="1400" w:type="dxa"/>
-            <w:tcBorders>
-              <w:top w:val="single" w:sz="2" w:space="0" w:color="BFBFBF"/>
-              <w:left w:val="single" w:sz="2" w:space="0" w:color="BFBFBF"/>
-              <w:bottom w:val="single" w:sz="2" w:space="0" w:color="BFBFBF"/>
-              <w:right w:val="single" w:sz="2" w:space="0" w:color="BFBFBF"/>
-            </w:tcBorders>
-            <w:shd w:val="clear" w:color="auto" w:fill="1F3864"/>
-            <w:tcMar>
-              <w:top w:w="100" w:type="dxa"/>
-              <w:left w:w="120" w:type="dxa"/>
-              <w:bottom w:w="100" w:type="dxa"/>
-              <w:right w:w="120" w:type="dxa"/>
-            </w:tcMar>
-          </w:tcPr>
-          <w:p>
-            <w:r>
-              <w:rPr>
-                <w:b/>
-                <w:bCs/>
+          </w:tcPr>
+          <w:p>
+            <w:r>
+              <w:rPr>
                 <w:sz w:val="20"/>
                 <w:szCs w:val="20"/>
               </w:rPr>
@@ -4702,25 +4861,13 @@
         <w:tc>
           <w:tcPr>
             <w:tcW w:w="8080" w:type="dxa"/>
-            <w:tcBorders>
-              <w:top w:val="single" w:sz="2" w:space="0" w:color="BFBFBF"/>
-              <w:left w:val="single" w:sz="2" w:space="0" w:color="BFBFBF"/>
-              <w:bottom w:val="single" w:sz="2" w:space="0" w:color="BFBFBF"/>
-              <w:right w:val="single" w:sz="2" w:space="0" w:color="BFBFBF"/>
-            </w:tcBorders>
-            <w:shd w:val="clear" w:color="auto" w:fill="1F3864"/>
-            <w:tcMar>
-              <w:top w:w="100" w:type="dxa"/>
-              <w:left w:w="120" w:type="dxa"/>
-              <w:bottom w:w="100" w:type="dxa"/>
-              <w:right w:w="120" w:type="dxa"/>
-            </w:tcMar>
-          </w:tcPr>
-          <w:p>
-            <w:r>
-              <w:rPr>
-                <w:b/>
-                <w:bCs/>
+          </w:tcPr>
+          <w:p>
+            <w:pPr>
+              <w:cnfStyle w:val="100000000000" w:firstRow="1" w:lastRow="0" w:firstColumn="0" w:lastColumn="0" w:oddVBand="0" w:evenVBand="0" w:oddHBand="0" w:evenHBand="0" w:firstRowFirstColumn="0" w:firstRowLastColumn="0" w:lastRowFirstColumn="0" w:lastRowLastColumn="0"/>
+            </w:pPr>
+            <w:r>
+              <w:rPr>
                 <w:sz w:val="20"/>
                 <w:szCs w:val="20"/>
               </w:rPr>
@@ -4730,21 +4877,13 @@
         </w:tc>
       </w:tr>
       <w:tr>
-        <w:tc>
-          <w:tcPr>
+        <w:trPr>
+          <w:cnfStyle w:val="000000100000" w:firstRow="0" w:lastRow="0" w:firstColumn="0" w:lastColumn="0" w:oddVBand="0" w:evenVBand="0" w:oddHBand="1" w:evenHBand="0" w:firstRowFirstColumn="0" w:firstRowLastColumn="0" w:lastRowFirstColumn="0" w:lastRowLastColumn="0"/>
+        </w:trPr>
+        <w:tc>
+          <w:tcPr>
+            <w:cnfStyle w:val="001000000000" w:firstRow="0" w:lastRow="0" w:firstColumn="1" w:lastColumn="0" w:oddVBand="0" w:evenVBand="0" w:oddHBand="0" w:evenHBand="0" w:firstRowFirstColumn="0" w:firstRowLastColumn="0" w:lastRowFirstColumn="0" w:lastRowLastColumn="0"/>
             <w:tcW w:w="1400" w:type="dxa"/>
-            <w:tcBorders>
-              <w:top w:val="single" w:sz="2" w:space="0" w:color="BFBFBF"/>
-              <w:left w:val="single" w:sz="2" w:space="0" w:color="BFBFBF"/>
-              <w:bottom w:val="single" w:sz="2" w:space="0" w:color="BFBFBF"/>
-              <w:right w:val="single" w:sz="2" w:space="0" w:color="BFBFBF"/>
-            </w:tcBorders>
-            <w:tcMar>
-              <w:top w:w="100" w:type="dxa"/>
-              <w:left w:w="120" w:type="dxa"/>
-              <w:bottom w:w="100" w:type="dxa"/>
-              <w:right w:w="120" w:type="dxa"/>
-            </w:tcMar>
           </w:tcPr>
           <w:p>
             <w:r>
@@ -4759,20 +4898,11 @@
         <w:tc>
           <w:tcPr>
             <w:tcW w:w="8080" w:type="dxa"/>
-            <w:tcBorders>
-              <w:top w:val="single" w:sz="2" w:space="0" w:color="BFBFBF"/>
-              <w:left w:val="single" w:sz="2" w:space="0" w:color="BFBFBF"/>
-              <w:bottom w:val="single" w:sz="2" w:space="0" w:color="BFBFBF"/>
-              <w:right w:val="single" w:sz="2" w:space="0" w:color="BFBFBF"/>
-            </w:tcBorders>
-            <w:tcMar>
-              <w:top w:w="100" w:type="dxa"/>
-              <w:left w:w="120" w:type="dxa"/>
-              <w:bottom w:w="100" w:type="dxa"/>
-              <w:right w:w="120" w:type="dxa"/>
-            </w:tcMar>
-          </w:tcPr>
-          <w:p>
+          </w:tcPr>
+          <w:p>
+            <w:pPr>
+              <w:cnfStyle w:val="000000100000" w:firstRow="0" w:lastRow="0" w:firstColumn="0" w:lastColumn="0" w:oddVBand="0" w:evenVBand="0" w:oddHBand="1" w:evenHBand="0" w:firstRowFirstColumn="0" w:firstRowLastColumn="0" w:lastRowFirstColumn="0" w:lastRowLastColumn="0"/>
+            </w:pPr>
             <w:r>
               <w:rPr>
                 <w:sz w:val="20"/>
@@ -4802,20 +4932,8 @@
       <w:tr>
         <w:tc>
           <w:tcPr>
+            <w:cnfStyle w:val="001000000000" w:firstRow="0" w:lastRow="0" w:firstColumn="1" w:lastColumn="0" w:oddVBand="0" w:evenVBand="0" w:oddHBand="0" w:evenHBand="0" w:firstRowFirstColumn="0" w:firstRowLastColumn="0" w:lastRowFirstColumn="0" w:lastRowLastColumn="0"/>
             <w:tcW w:w="1400" w:type="dxa"/>
-            <w:tcBorders>
-              <w:top w:val="single" w:sz="2" w:space="0" w:color="BFBFBF"/>
-              <w:left w:val="single" w:sz="2" w:space="0" w:color="BFBFBF"/>
-              <w:bottom w:val="single" w:sz="2" w:space="0" w:color="BFBFBF"/>
-              <w:right w:val="single" w:sz="2" w:space="0" w:color="BFBFBF"/>
-            </w:tcBorders>
-            <w:shd w:val="clear" w:color="auto" w:fill="EAF1FB"/>
-            <w:tcMar>
-              <w:top w:w="100" w:type="dxa"/>
-              <w:left w:w="120" w:type="dxa"/>
-              <w:bottom w:w="100" w:type="dxa"/>
-              <w:right w:w="120" w:type="dxa"/>
-            </w:tcMar>
           </w:tcPr>
           <w:p>
             <w:r>
@@ -4830,21 +4948,11 @@
         <w:tc>
           <w:tcPr>
             <w:tcW w:w="8080" w:type="dxa"/>
-            <w:tcBorders>
-              <w:top w:val="single" w:sz="2" w:space="0" w:color="BFBFBF"/>
-              <w:left w:val="single" w:sz="2" w:space="0" w:color="BFBFBF"/>
-              <w:bottom w:val="single" w:sz="2" w:space="0" w:color="BFBFBF"/>
-              <w:right w:val="single" w:sz="2" w:space="0" w:color="BFBFBF"/>
-            </w:tcBorders>
-            <w:shd w:val="clear" w:color="auto" w:fill="EAF1FB"/>
-            <w:tcMar>
-              <w:top w:w="100" w:type="dxa"/>
-              <w:left w:w="120" w:type="dxa"/>
-              <w:bottom w:w="100" w:type="dxa"/>
-              <w:right w:w="120" w:type="dxa"/>
-            </w:tcMar>
-          </w:tcPr>
-          <w:p>
+          </w:tcPr>
+          <w:p>
+            <w:pPr>
+              <w:cnfStyle w:val="000000000000" w:firstRow="0" w:lastRow="0" w:firstColumn="0" w:lastColumn="0" w:oddVBand="0" w:evenVBand="0" w:oddHBand="0" w:evenHBand="0" w:firstRowFirstColumn="0" w:firstRowLastColumn="0" w:lastRowFirstColumn="0" w:lastRowLastColumn="0"/>
+            </w:pPr>
             <w:proofErr w:type="gramStart"/>
             <w:r>
               <w:rPr>
@@ -4881,21 +4989,13 @@
         </w:tc>
       </w:tr>
       <w:tr>
-        <w:tc>
-          <w:tcPr>
+        <w:trPr>
+          <w:cnfStyle w:val="000000100000" w:firstRow="0" w:lastRow="0" w:firstColumn="0" w:lastColumn="0" w:oddVBand="0" w:evenVBand="0" w:oddHBand="1" w:evenHBand="0" w:firstRowFirstColumn="0" w:firstRowLastColumn="0" w:lastRowFirstColumn="0" w:lastRowLastColumn="0"/>
+        </w:trPr>
+        <w:tc>
+          <w:tcPr>
+            <w:cnfStyle w:val="001000000000" w:firstRow="0" w:lastRow="0" w:firstColumn="1" w:lastColumn="0" w:oddVBand="0" w:evenVBand="0" w:oddHBand="0" w:evenHBand="0" w:firstRowFirstColumn="0" w:firstRowLastColumn="0" w:lastRowFirstColumn="0" w:lastRowLastColumn="0"/>
             <w:tcW w:w="1400" w:type="dxa"/>
-            <w:tcBorders>
-              <w:top w:val="single" w:sz="2" w:space="0" w:color="BFBFBF"/>
-              <w:left w:val="single" w:sz="2" w:space="0" w:color="BFBFBF"/>
-              <w:bottom w:val="single" w:sz="2" w:space="0" w:color="BFBFBF"/>
-              <w:right w:val="single" w:sz="2" w:space="0" w:color="BFBFBF"/>
-            </w:tcBorders>
-            <w:tcMar>
-              <w:top w:w="100" w:type="dxa"/>
-              <w:left w:w="120" w:type="dxa"/>
-              <w:bottom w:w="100" w:type="dxa"/>
-              <w:right w:w="120" w:type="dxa"/>
-            </w:tcMar>
           </w:tcPr>
           <w:p>
             <w:r>
@@ -4910,20 +5010,11 @@
         <w:tc>
           <w:tcPr>
             <w:tcW w:w="8080" w:type="dxa"/>
-            <w:tcBorders>
-              <w:top w:val="single" w:sz="2" w:space="0" w:color="BFBFBF"/>
-              <w:left w:val="single" w:sz="2" w:space="0" w:color="BFBFBF"/>
-              <w:bottom w:val="single" w:sz="2" w:space="0" w:color="BFBFBF"/>
-              <w:right w:val="single" w:sz="2" w:space="0" w:color="BFBFBF"/>
-            </w:tcBorders>
-            <w:tcMar>
-              <w:top w:w="100" w:type="dxa"/>
-              <w:left w:w="120" w:type="dxa"/>
-              <w:bottom w:w="100" w:type="dxa"/>
-              <w:right w:w="120" w:type="dxa"/>
-            </w:tcMar>
-          </w:tcPr>
-          <w:p>
+          </w:tcPr>
+          <w:p>
+            <w:pPr>
+              <w:cnfStyle w:val="000000100000" w:firstRow="0" w:lastRow="0" w:firstColumn="0" w:lastColumn="0" w:oddVBand="0" w:evenVBand="0" w:oddHBand="1" w:evenHBand="0" w:firstRowFirstColumn="0" w:firstRowLastColumn="0" w:lastRowFirstColumn="0" w:lastRowLastColumn="0"/>
+            </w:pPr>
             <w:r>
               <w:rPr>
                 <w:sz w:val="20"/>
@@ -4937,20 +5028,8 @@
       <w:tr>
         <w:tc>
           <w:tcPr>
+            <w:cnfStyle w:val="001000000000" w:firstRow="0" w:lastRow="0" w:firstColumn="1" w:lastColumn="0" w:oddVBand="0" w:evenVBand="0" w:oddHBand="0" w:evenHBand="0" w:firstRowFirstColumn="0" w:firstRowLastColumn="0" w:lastRowFirstColumn="0" w:lastRowLastColumn="0"/>
             <w:tcW w:w="1400" w:type="dxa"/>
-            <w:tcBorders>
-              <w:top w:val="single" w:sz="2" w:space="0" w:color="BFBFBF"/>
-              <w:left w:val="single" w:sz="2" w:space="0" w:color="BFBFBF"/>
-              <w:bottom w:val="single" w:sz="2" w:space="0" w:color="BFBFBF"/>
-              <w:right w:val="single" w:sz="2" w:space="0" w:color="BFBFBF"/>
-            </w:tcBorders>
-            <w:shd w:val="clear" w:color="auto" w:fill="EAF1FB"/>
-            <w:tcMar>
-              <w:top w:w="100" w:type="dxa"/>
-              <w:left w:w="120" w:type="dxa"/>
-              <w:bottom w:w="100" w:type="dxa"/>
-              <w:right w:w="120" w:type="dxa"/>
-            </w:tcMar>
           </w:tcPr>
           <w:p>
             <w:r>
@@ -4965,21 +5044,11 @@
         <w:tc>
           <w:tcPr>
             <w:tcW w:w="8080" w:type="dxa"/>
-            <w:tcBorders>
-              <w:top w:val="single" w:sz="2" w:space="0" w:color="BFBFBF"/>
-              <w:left w:val="single" w:sz="2" w:space="0" w:color="BFBFBF"/>
-              <w:bottom w:val="single" w:sz="2" w:space="0" w:color="BFBFBF"/>
-              <w:right w:val="single" w:sz="2" w:space="0" w:color="BFBFBF"/>
-            </w:tcBorders>
-            <w:shd w:val="clear" w:color="auto" w:fill="EAF1FB"/>
-            <w:tcMar>
-              <w:top w:w="100" w:type="dxa"/>
-              <w:left w:w="120" w:type="dxa"/>
-              <w:bottom w:w="100" w:type="dxa"/>
-              <w:right w:w="120" w:type="dxa"/>
-            </w:tcMar>
-          </w:tcPr>
-          <w:p>
+          </w:tcPr>
+          <w:p>
+            <w:pPr>
+              <w:cnfStyle w:val="000000000000" w:firstRow="0" w:lastRow="0" w:firstColumn="0" w:lastColumn="0" w:oddVBand="0" w:evenVBand="0" w:oddHBand="0" w:evenHBand="0" w:firstRowFirstColumn="0" w:firstRowLastColumn="0" w:lastRowFirstColumn="0" w:lastRowLastColumn="0"/>
+            </w:pPr>
             <w:proofErr w:type="gramStart"/>
             <w:r>
               <w:rPr>
@@ -5016,21 +5085,13 @@
         </w:tc>
       </w:tr>
       <w:tr>
-        <w:tc>
-          <w:tcPr>
+        <w:trPr>
+          <w:cnfStyle w:val="000000100000" w:firstRow="0" w:lastRow="0" w:firstColumn="0" w:lastColumn="0" w:oddVBand="0" w:evenVBand="0" w:oddHBand="1" w:evenHBand="0" w:firstRowFirstColumn="0" w:firstRowLastColumn="0" w:lastRowFirstColumn="0" w:lastRowLastColumn="0"/>
+        </w:trPr>
+        <w:tc>
+          <w:tcPr>
+            <w:cnfStyle w:val="001000000000" w:firstRow="0" w:lastRow="0" w:firstColumn="1" w:lastColumn="0" w:oddVBand="0" w:evenVBand="0" w:oddHBand="0" w:evenHBand="0" w:firstRowFirstColumn="0" w:firstRowLastColumn="0" w:lastRowFirstColumn="0" w:lastRowLastColumn="0"/>
             <w:tcW w:w="1400" w:type="dxa"/>
-            <w:tcBorders>
-              <w:top w:val="single" w:sz="2" w:space="0" w:color="BFBFBF"/>
-              <w:left w:val="single" w:sz="2" w:space="0" w:color="BFBFBF"/>
-              <w:bottom w:val="single" w:sz="2" w:space="0" w:color="BFBFBF"/>
-              <w:right w:val="single" w:sz="2" w:space="0" w:color="BFBFBF"/>
-            </w:tcBorders>
-            <w:tcMar>
-              <w:top w:w="100" w:type="dxa"/>
-              <w:left w:w="120" w:type="dxa"/>
-              <w:bottom w:w="100" w:type="dxa"/>
-              <w:right w:w="120" w:type="dxa"/>
-            </w:tcMar>
           </w:tcPr>
           <w:p>
             <w:r>
@@ -5045,20 +5106,11 @@
         <w:tc>
           <w:tcPr>
             <w:tcW w:w="8080" w:type="dxa"/>
-            <w:tcBorders>
-              <w:top w:val="single" w:sz="2" w:space="0" w:color="BFBFBF"/>
-              <w:left w:val="single" w:sz="2" w:space="0" w:color="BFBFBF"/>
-              <w:bottom w:val="single" w:sz="2" w:space="0" w:color="BFBFBF"/>
-              <w:right w:val="single" w:sz="2" w:space="0" w:color="BFBFBF"/>
-            </w:tcBorders>
-            <w:tcMar>
-              <w:top w:w="100" w:type="dxa"/>
-              <w:left w:w="120" w:type="dxa"/>
-              <w:bottom w:w="100" w:type="dxa"/>
-              <w:right w:w="120" w:type="dxa"/>
-            </w:tcMar>
-          </w:tcPr>
-          <w:p>
+          </w:tcPr>
+          <w:p>
+            <w:pPr>
+              <w:cnfStyle w:val="000000100000" w:firstRow="0" w:lastRow="0" w:firstColumn="0" w:lastColumn="0" w:oddVBand="0" w:evenVBand="0" w:oddHBand="1" w:evenHBand="0" w:firstRowFirstColumn="0" w:firstRowLastColumn="0" w:lastRowFirstColumn="0" w:lastRowLastColumn="0"/>
+            </w:pPr>
             <w:proofErr w:type="gramStart"/>
             <w:r>
               <w:rPr>
@@ -5114,19 +5166,8 @@
     </w:p>
     <w:tbl>
       <w:tblPr>
+        <w:tblStyle w:val="PlainTable3"/>
         <w:tblW w:w="9480" w:type="dxa"/>
-        <w:tblBorders>
-          <w:top w:val="single" w:sz="4" w:space="0" w:color="auto"/>
-          <w:left w:val="single" w:sz="4" w:space="0" w:color="auto"/>
-          <w:bottom w:val="single" w:sz="4" w:space="0" w:color="auto"/>
-          <w:right w:val="single" w:sz="4" w:space="0" w:color="auto"/>
-          <w:insideH w:val="single" w:sz="4" w:space="0" w:color="auto"/>
-          <w:insideV w:val="single" w:sz="4" w:space="0" w:color="auto"/>
-        </w:tblBorders>
-        <w:tblCellMar>
-          <w:left w:w="10" w:type="dxa"/>
-          <w:right w:w="10" w:type="dxa"/>
-        </w:tblCellMar>
         <w:tblLook w:val="04A0" w:firstRow="1" w:lastRow="0" w:firstColumn="1" w:lastColumn="0" w:noHBand="0" w:noVBand="1"/>
       </w:tblPr>
       <w:tblGrid>
@@ -5135,30 +5176,16 @@
       </w:tblGrid>
       <w:tr>
         <w:trPr>
-          <w:tblHeader/>
+          <w:cnfStyle w:val="100000000000" w:firstRow="1" w:lastRow="0" w:firstColumn="0" w:lastColumn="0" w:oddVBand="0" w:evenVBand="0" w:oddHBand="0" w:evenHBand="0" w:firstRowFirstColumn="0" w:firstRowLastColumn="0" w:lastRowFirstColumn="0" w:lastRowLastColumn="0"/>
         </w:trPr>
         <w:tc>
           <w:tcPr>
+            <w:cnfStyle w:val="001000000100" w:firstRow="0" w:lastRow="0" w:firstColumn="1" w:lastColumn="0" w:oddVBand="0" w:evenVBand="0" w:oddHBand="0" w:evenHBand="0" w:firstRowFirstColumn="1" w:firstRowLastColumn="0" w:lastRowFirstColumn="0" w:lastRowLastColumn="0"/>
             <w:tcW w:w="1400" w:type="dxa"/>
-            <w:tcBorders>
-              <w:top w:val="single" w:sz="2" w:space="0" w:color="BFBFBF"/>
-              <w:left w:val="single" w:sz="2" w:space="0" w:color="BFBFBF"/>
-              <w:bottom w:val="single" w:sz="2" w:space="0" w:color="BFBFBF"/>
-              <w:right w:val="single" w:sz="2" w:space="0" w:color="BFBFBF"/>
-            </w:tcBorders>
-            <w:shd w:val="clear" w:color="auto" w:fill="1F3864"/>
-            <w:tcMar>
-              <w:top w:w="100" w:type="dxa"/>
-              <w:left w:w="120" w:type="dxa"/>
-              <w:bottom w:w="100" w:type="dxa"/>
-              <w:right w:w="120" w:type="dxa"/>
-            </w:tcMar>
-          </w:tcPr>
-          <w:p>
-            <w:r>
-              <w:rPr>
-                <w:b/>
-                <w:bCs/>
+          </w:tcPr>
+          <w:p>
+            <w:r>
+              <w:rPr>
                 <w:sz w:val="20"/>
                 <w:szCs w:val="20"/>
               </w:rPr>
@@ -5169,25 +5196,13 @@
         <w:tc>
           <w:tcPr>
             <w:tcW w:w="8080" w:type="dxa"/>
-            <w:tcBorders>
-              <w:top w:val="single" w:sz="2" w:space="0" w:color="BFBFBF"/>
-              <w:left w:val="single" w:sz="2" w:space="0" w:color="BFBFBF"/>
-              <w:bottom w:val="single" w:sz="2" w:space="0" w:color="BFBFBF"/>
-              <w:right w:val="single" w:sz="2" w:space="0" w:color="BFBFBF"/>
-            </w:tcBorders>
-            <w:shd w:val="clear" w:color="auto" w:fill="1F3864"/>
-            <w:tcMar>
-              <w:top w:w="100" w:type="dxa"/>
-              <w:left w:w="120" w:type="dxa"/>
-              <w:bottom w:w="100" w:type="dxa"/>
-              <w:right w:w="120" w:type="dxa"/>
-            </w:tcMar>
-          </w:tcPr>
-          <w:p>
-            <w:r>
-              <w:rPr>
-                <w:b/>
-                <w:bCs/>
+          </w:tcPr>
+          <w:p>
+            <w:pPr>
+              <w:cnfStyle w:val="100000000000" w:firstRow="1" w:lastRow="0" w:firstColumn="0" w:lastColumn="0" w:oddVBand="0" w:evenVBand="0" w:oddHBand="0" w:evenHBand="0" w:firstRowFirstColumn="0" w:firstRowLastColumn="0" w:lastRowFirstColumn="0" w:lastRowLastColumn="0"/>
+            </w:pPr>
+            <w:r>
+              <w:rPr>
                 <w:sz w:val="20"/>
                 <w:szCs w:val="20"/>
               </w:rPr>
@@ -5197,21 +5212,13 @@
         </w:tc>
       </w:tr>
       <w:tr>
-        <w:tc>
-          <w:tcPr>
+        <w:trPr>
+          <w:cnfStyle w:val="000000100000" w:firstRow="0" w:lastRow="0" w:firstColumn="0" w:lastColumn="0" w:oddVBand="0" w:evenVBand="0" w:oddHBand="1" w:evenHBand="0" w:firstRowFirstColumn="0" w:firstRowLastColumn="0" w:lastRowFirstColumn="0" w:lastRowLastColumn="0"/>
+        </w:trPr>
+        <w:tc>
+          <w:tcPr>
+            <w:cnfStyle w:val="001000000000" w:firstRow="0" w:lastRow="0" w:firstColumn="1" w:lastColumn="0" w:oddVBand="0" w:evenVBand="0" w:oddHBand="0" w:evenHBand="0" w:firstRowFirstColumn="0" w:firstRowLastColumn="0" w:lastRowFirstColumn="0" w:lastRowLastColumn="0"/>
             <w:tcW w:w="1400" w:type="dxa"/>
-            <w:tcBorders>
-              <w:top w:val="single" w:sz="2" w:space="0" w:color="BFBFBF"/>
-              <w:left w:val="single" w:sz="2" w:space="0" w:color="BFBFBF"/>
-              <w:bottom w:val="single" w:sz="2" w:space="0" w:color="BFBFBF"/>
-              <w:right w:val="single" w:sz="2" w:space="0" w:color="BFBFBF"/>
-            </w:tcBorders>
-            <w:tcMar>
-              <w:top w:w="100" w:type="dxa"/>
-              <w:left w:w="120" w:type="dxa"/>
-              <w:bottom w:w="100" w:type="dxa"/>
-              <w:right w:w="120" w:type="dxa"/>
-            </w:tcMar>
           </w:tcPr>
           <w:p>
             <w:r>
@@ -5226,20 +5233,11 @@
         <w:tc>
           <w:tcPr>
             <w:tcW w:w="8080" w:type="dxa"/>
-            <w:tcBorders>
-              <w:top w:val="single" w:sz="2" w:space="0" w:color="BFBFBF"/>
-              <w:left w:val="single" w:sz="2" w:space="0" w:color="BFBFBF"/>
-              <w:bottom w:val="single" w:sz="2" w:space="0" w:color="BFBFBF"/>
-              <w:right w:val="single" w:sz="2" w:space="0" w:color="BFBFBF"/>
-            </w:tcBorders>
-            <w:tcMar>
-              <w:top w:w="100" w:type="dxa"/>
-              <w:left w:w="120" w:type="dxa"/>
-              <w:bottom w:w="100" w:type="dxa"/>
-              <w:right w:w="120" w:type="dxa"/>
-            </w:tcMar>
-          </w:tcPr>
-          <w:p>
+          </w:tcPr>
+          <w:p>
+            <w:pPr>
+              <w:cnfStyle w:val="000000100000" w:firstRow="0" w:lastRow="0" w:firstColumn="0" w:lastColumn="0" w:oddVBand="0" w:evenVBand="0" w:oddHBand="1" w:evenHBand="0" w:firstRowFirstColumn="0" w:firstRowLastColumn="0" w:lastRowFirstColumn="0" w:lastRowLastColumn="0"/>
+            </w:pPr>
             <w:r>
               <w:rPr>
                 <w:sz w:val="20"/>
@@ -5269,20 +5267,8 @@
       <w:tr>
         <w:tc>
           <w:tcPr>
+            <w:cnfStyle w:val="001000000000" w:firstRow="0" w:lastRow="0" w:firstColumn="1" w:lastColumn="0" w:oddVBand="0" w:evenVBand="0" w:oddHBand="0" w:evenHBand="0" w:firstRowFirstColumn="0" w:firstRowLastColumn="0" w:lastRowFirstColumn="0" w:lastRowLastColumn="0"/>
             <w:tcW w:w="1400" w:type="dxa"/>
-            <w:tcBorders>
-              <w:top w:val="single" w:sz="2" w:space="0" w:color="BFBFBF"/>
-              <w:left w:val="single" w:sz="2" w:space="0" w:color="BFBFBF"/>
-              <w:bottom w:val="single" w:sz="2" w:space="0" w:color="BFBFBF"/>
-              <w:right w:val="single" w:sz="2" w:space="0" w:color="BFBFBF"/>
-            </w:tcBorders>
-            <w:shd w:val="clear" w:color="auto" w:fill="EAF1FB"/>
-            <w:tcMar>
-              <w:top w:w="100" w:type="dxa"/>
-              <w:left w:w="120" w:type="dxa"/>
-              <w:bottom w:w="100" w:type="dxa"/>
-              <w:right w:w="120" w:type="dxa"/>
-            </w:tcMar>
           </w:tcPr>
           <w:p>
             <w:r>
@@ -5297,21 +5283,11 @@
         <w:tc>
           <w:tcPr>
             <w:tcW w:w="8080" w:type="dxa"/>
-            <w:tcBorders>
-              <w:top w:val="single" w:sz="2" w:space="0" w:color="BFBFBF"/>
-              <w:left w:val="single" w:sz="2" w:space="0" w:color="BFBFBF"/>
-              <w:bottom w:val="single" w:sz="2" w:space="0" w:color="BFBFBF"/>
-              <w:right w:val="single" w:sz="2" w:space="0" w:color="BFBFBF"/>
-            </w:tcBorders>
-            <w:shd w:val="clear" w:color="auto" w:fill="EAF1FB"/>
-            <w:tcMar>
-              <w:top w:w="100" w:type="dxa"/>
-              <w:left w:w="120" w:type="dxa"/>
-              <w:bottom w:w="100" w:type="dxa"/>
-              <w:right w:w="120" w:type="dxa"/>
-            </w:tcMar>
-          </w:tcPr>
-          <w:p>
+          </w:tcPr>
+          <w:p>
+            <w:pPr>
+              <w:cnfStyle w:val="000000000000" w:firstRow="0" w:lastRow="0" w:firstColumn="0" w:lastColumn="0" w:oddVBand="0" w:evenVBand="0" w:oddHBand="0" w:evenHBand="0" w:firstRowFirstColumn="0" w:firstRowLastColumn="0" w:lastRowFirstColumn="0" w:lastRowLastColumn="0"/>
+            </w:pPr>
             <w:r>
               <w:rPr>
                 <w:sz w:val="20"/>
@@ -5339,21 +5315,13 @@
         </w:tc>
       </w:tr>
       <w:tr>
-        <w:tc>
-          <w:tcPr>
+        <w:trPr>
+          <w:cnfStyle w:val="000000100000" w:firstRow="0" w:lastRow="0" w:firstColumn="0" w:lastColumn="0" w:oddVBand="0" w:evenVBand="0" w:oddHBand="1" w:evenHBand="0" w:firstRowFirstColumn="0" w:firstRowLastColumn="0" w:lastRowFirstColumn="0" w:lastRowLastColumn="0"/>
+        </w:trPr>
+        <w:tc>
+          <w:tcPr>
+            <w:cnfStyle w:val="001000000000" w:firstRow="0" w:lastRow="0" w:firstColumn="1" w:lastColumn="0" w:oddVBand="0" w:evenVBand="0" w:oddHBand="0" w:evenHBand="0" w:firstRowFirstColumn="0" w:firstRowLastColumn="0" w:lastRowFirstColumn="0" w:lastRowLastColumn="0"/>
             <w:tcW w:w="1400" w:type="dxa"/>
-            <w:tcBorders>
-              <w:top w:val="single" w:sz="2" w:space="0" w:color="BFBFBF"/>
-              <w:left w:val="single" w:sz="2" w:space="0" w:color="BFBFBF"/>
-              <w:bottom w:val="single" w:sz="2" w:space="0" w:color="BFBFBF"/>
-              <w:right w:val="single" w:sz="2" w:space="0" w:color="BFBFBF"/>
-            </w:tcBorders>
-            <w:tcMar>
-              <w:top w:w="100" w:type="dxa"/>
-              <w:left w:w="120" w:type="dxa"/>
-              <w:bottom w:w="100" w:type="dxa"/>
-              <w:right w:w="120" w:type="dxa"/>
-            </w:tcMar>
           </w:tcPr>
           <w:p>
             <w:r>
@@ -5368,20 +5336,11 @@
         <w:tc>
           <w:tcPr>
             <w:tcW w:w="8080" w:type="dxa"/>
-            <w:tcBorders>
-              <w:top w:val="single" w:sz="2" w:space="0" w:color="BFBFBF"/>
-              <w:left w:val="single" w:sz="2" w:space="0" w:color="BFBFBF"/>
-              <w:bottom w:val="single" w:sz="2" w:space="0" w:color="BFBFBF"/>
-              <w:right w:val="single" w:sz="2" w:space="0" w:color="BFBFBF"/>
-            </w:tcBorders>
-            <w:tcMar>
-              <w:top w:w="100" w:type="dxa"/>
-              <w:left w:w="120" w:type="dxa"/>
-              <w:bottom w:w="100" w:type="dxa"/>
-              <w:right w:w="120" w:type="dxa"/>
-            </w:tcMar>
-          </w:tcPr>
-          <w:p>
+          </w:tcPr>
+          <w:p>
+            <w:pPr>
+              <w:cnfStyle w:val="000000100000" w:firstRow="0" w:lastRow="0" w:firstColumn="0" w:lastColumn="0" w:oddVBand="0" w:evenVBand="0" w:oddHBand="1" w:evenHBand="0" w:firstRowFirstColumn="0" w:firstRowLastColumn="0" w:lastRowFirstColumn="0" w:lastRowLastColumn="0"/>
+            </w:pPr>
             <w:proofErr w:type="gramStart"/>
             <w:r>
               <w:rPr>
@@ -5420,20 +5379,8 @@
       <w:tr>
         <w:tc>
           <w:tcPr>
+            <w:cnfStyle w:val="001000000000" w:firstRow="0" w:lastRow="0" w:firstColumn="1" w:lastColumn="0" w:oddVBand="0" w:evenVBand="0" w:oddHBand="0" w:evenHBand="0" w:firstRowFirstColumn="0" w:firstRowLastColumn="0" w:lastRowFirstColumn="0" w:lastRowLastColumn="0"/>
             <w:tcW w:w="1400" w:type="dxa"/>
-            <w:tcBorders>
-              <w:top w:val="single" w:sz="2" w:space="0" w:color="BFBFBF"/>
-              <w:left w:val="single" w:sz="2" w:space="0" w:color="BFBFBF"/>
-              <w:bottom w:val="single" w:sz="2" w:space="0" w:color="BFBFBF"/>
-              <w:right w:val="single" w:sz="2" w:space="0" w:color="BFBFBF"/>
-            </w:tcBorders>
-            <w:shd w:val="clear" w:color="auto" w:fill="EAF1FB"/>
-            <w:tcMar>
-              <w:top w:w="100" w:type="dxa"/>
-              <w:left w:w="120" w:type="dxa"/>
-              <w:bottom w:w="100" w:type="dxa"/>
-              <w:right w:w="120" w:type="dxa"/>
-            </w:tcMar>
           </w:tcPr>
           <w:p>
             <w:r>
@@ -5448,21 +5395,11 @@
         <w:tc>
           <w:tcPr>
             <w:tcW w:w="8080" w:type="dxa"/>
-            <w:tcBorders>
-              <w:top w:val="single" w:sz="2" w:space="0" w:color="BFBFBF"/>
-              <w:left w:val="single" w:sz="2" w:space="0" w:color="BFBFBF"/>
-              <w:bottom w:val="single" w:sz="2" w:space="0" w:color="BFBFBF"/>
-              <w:right w:val="single" w:sz="2" w:space="0" w:color="BFBFBF"/>
-            </w:tcBorders>
-            <w:shd w:val="clear" w:color="auto" w:fill="EAF1FB"/>
-            <w:tcMar>
-              <w:top w:w="100" w:type="dxa"/>
-              <w:left w:w="120" w:type="dxa"/>
-              <w:bottom w:w="100" w:type="dxa"/>
-              <w:right w:w="120" w:type="dxa"/>
-            </w:tcMar>
-          </w:tcPr>
-          <w:p>
+          </w:tcPr>
+          <w:p>
+            <w:pPr>
+              <w:cnfStyle w:val="000000000000" w:firstRow="0" w:lastRow="0" w:firstColumn="0" w:lastColumn="0" w:oddVBand="0" w:evenVBand="0" w:oddHBand="0" w:evenHBand="0" w:firstRowFirstColumn="0" w:firstRowLastColumn="0" w:lastRowFirstColumn="0" w:lastRowLastColumn="0"/>
+            </w:pPr>
             <w:r>
               <w:rPr>
                 <w:sz w:val="20"/>
@@ -5490,21 +5427,13 @@
         </w:tc>
       </w:tr>
       <w:tr>
-        <w:tc>
-          <w:tcPr>
+        <w:trPr>
+          <w:cnfStyle w:val="000000100000" w:firstRow="0" w:lastRow="0" w:firstColumn="0" w:lastColumn="0" w:oddVBand="0" w:evenVBand="0" w:oddHBand="1" w:evenHBand="0" w:firstRowFirstColumn="0" w:firstRowLastColumn="0" w:lastRowFirstColumn="0" w:lastRowLastColumn="0"/>
+        </w:trPr>
+        <w:tc>
+          <w:tcPr>
+            <w:cnfStyle w:val="001000000000" w:firstRow="0" w:lastRow="0" w:firstColumn="1" w:lastColumn="0" w:oddVBand="0" w:evenVBand="0" w:oddHBand="0" w:evenHBand="0" w:firstRowFirstColumn="0" w:firstRowLastColumn="0" w:lastRowFirstColumn="0" w:lastRowLastColumn="0"/>
             <w:tcW w:w="1400" w:type="dxa"/>
-            <w:tcBorders>
-              <w:top w:val="single" w:sz="2" w:space="0" w:color="BFBFBF"/>
-              <w:left w:val="single" w:sz="2" w:space="0" w:color="BFBFBF"/>
-              <w:bottom w:val="single" w:sz="2" w:space="0" w:color="BFBFBF"/>
-              <w:right w:val="single" w:sz="2" w:space="0" w:color="BFBFBF"/>
-            </w:tcBorders>
-            <w:tcMar>
-              <w:top w:w="100" w:type="dxa"/>
-              <w:left w:w="120" w:type="dxa"/>
-              <w:bottom w:w="100" w:type="dxa"/>
-              <w:right w:w="120" w:type="dxa"/>
-            </w:tcMar>
           </w:tcPr>
           <w:p>
             <w:r>
@@ -5519,20 +5448,11 @@
         <w:tc>
           <w:tcPr>
             <w:tcW w:w="8080" w:type="dxa"/>
-            <w:tcBorders>
-              <w:top w:val="single" w:sz="2" w:space="0" w:color="BFBFBF"/>
-              <w:left w:val="single" w:sz="2" w:space="0" w:color="BFBFBF"/>
-              <w:bottom w:val="single" w:sz="2" w:space="0" w:color="BFBFBF"/>
-              <w:right w:val="single" w:sz="2" w:space="0" w:color="BFBFBF"/>
-            </w:tcBorders>
-            <w:tcMar>
-              <w:top w:w="100" w:type="dxa"/>
-              <w:left w:w="120" w:type="dxa"/>
-              <w:bottom w:w="100" w:type="dxa"/>
-              <w:right w:w="120" w:type="dxa"/>
-            </w:tcMar>
-          </w:tcPr>
-          <w:p>
+          </w:tcPr>
+          <w:p>
+            <w:pPr>
+              <w:cnfStyle w:val="000000100000" w:firstRow="0" w:lastRow="0" w:firstColumn="0" w:lastColumn="0" w:oddVBand="0" w:evenVBand="0" w:oddHBand="1" w:evenHBand="0" w:firstRowFirstColumn="0" w:firstRowLastColumn="0" w:lastRowFirstColumn="0" w:lastRowLastColumn="0"/>
+            </w:pPr>
             <w:r>
               <w:rPr>
                 <w:sz w:val="20"/>
@@ -5563,19 +5483,8 @@
     </w:p>
     <w:tbl>
       <w:tblPr>
+        <w:tblStyle w:val="PlainTable3"/>
         <w:tblW w:w="9480" w:type="dxa"/>
-        <w:tblBorders>
-          <w:top w:val="single" w:sz="4" w:space="0" w:color="auto"/>
-          <w:left w:val="single" w:sz="4" w:space="0" w:color="auto"/>
-          <w:bottom w:val="single" w:sz="4" w:space="0" w:color="auto"/>
-          <w:right w:val="single" w:sz="4" w:space="0" w:color="auto"/>
-          <w:insideH w:val="single" w:sz="4" w:space="0" w:color="auto"/>
-          <w:insideV w:val="single" w:sz="4" w:space="0" w:color="auto"/>
-        </w:tblBorders>
-        <w:tblCellMar>
-          <w:left w:w="10" w:type="dxa"/>
-          <w:right w:w="10" w:type="dxa"/>
-        </w:tblCellMar>
         <w:tblLook w:val="04A0" w:firstRow="1" w:lastRow="0" w:firstColumn="1" w:lastColumn="0" w:noHBand="0" w:noVBand="1"/>
       </w:tblPr>
       <w:tblGrid>
@@ -5584,30 +5493,16 @@
       </w:tblGrid>
       <w:tr>
         <w:trPr>
-          <w:tblHeader/>
+          <w:cnfStyle w:val="100000000000" w:firstRow="1" w:lastRow="0" w:firstColumn="0" w:lastColumn="0" w:oddVBand="0" w:evenVBand="0" w:oddHBand="0" w:evenHBand="0" w:firstRowFirstColumn="0" w:firstRowLastColumn="0" w:lastRowFirstColumn="0" w:lastRowLastColumn="0"/>
         </w:trPr>
         <w:tc>
           <w:tcPr>
+            <w:cnfStyle w:val="001000000100" w:firstRow="0" w:lastRow="0" w:firstColumn="1" w:lastColumn="0" w:oddVBand="0" w:evenVBand="0" w:oddHBand="0" w:evenHBand="0" w:firstRowFirstColumn="1" w:firstRowLastColumn="0" w:lastRowFirstColumn="0" w:lastRowLastColumn="0"/>
             <w:tcW w:w="1400" w:type="dxa"/>
-            <w:tcBorders>
-              <w:top w:val="single" w:sz="2" w:space="0" w:color="BFBFBF"/>
-              <w:left w:val="single" w:sz="2" w:space="0" w:color="BFBFBF"/>
-              <w:bottom w:val="single" w:sz="2" w:space="0" w:color="BFBFBF"/>
-              <w:right w:val="single" w:sz="2" w:space="0" w:color="BFBFBF"/>
-            </w:tcBorders>
-            <w:shd w:val="clear" w:color="auto" w:fill="1F3864"/>
-            <w:tcMar>
-              <w:top w:w="100" w:type="dxa"/>
-              <w:left w:w="120" w:type="dxa"/>
-              <w:bottom w:w="100" w:type="dxa"/>
-              <w:right w:w="120" w:type="dxa"/>
-            </w:tcMar>
-          </w:tcPr>
-          <w:p>
-            <w:r>
-              <w:rPr>
-                <w:b/>
-                <w:bCs/>
+          </w:tcPr>
+          <w:p>
+            <w:r>
+              <w:rPr>
                 <w:sz w:val="20"/>
                 <w:szCs w:val="20"/>
               </w:rPr>
@@ -5618,25 +5513,13 @@
         <w:tc>
           <w:tcPr>
             <w:tcW w:w="8080" w:type="dxa"/>
-            <w:tcBorders>
-              <w:top w:val="single" w:sz="2" w:space="0" w:color="BFBFBF"/>
-              <w:left w:val="single" w:sz="2" w:space="0" w:color="BFBFBF"/>
-              <w:bottom w:val="single" w:sz="2" w:space="0" w:color="BFBFBF"/>
-              <w:right w:val="single" w:sz="2" w:space="0" w:color="BFBFBF"/>
-            </w:tcBorders>
-            <w:shd w:val="clear" w:color="auto" w:fill="1F3864"/>
-            <w:tcMar>
-              <w:top w:w="100" w:type="dxa"/>
-              <w:left w:w="120" w:type="dxa"/>
-              <w:bottom w:w="100" w:type="dxa"/>
-              <w:right w:w="120" w:type="dxa"/>
-            </w:tcMar>
-          </w:tcPr>
-          <w:p>
-            <w:r>
-              <w:rPr>
-                <w:b/>
-                <w:bCs/>
+          </w:tcPr>
+          <w:p>
+            <w:pPr>
+              <w:cnfStyle w:val="100000000000" w:firstRow="1" w:lastRow="0" w:firstColumn="0" w:lastColumn="0" w:oddVBand="0" w:evenVBand="0" w:oddHBand="0" w:evenHBand="0" w:firstRowFirstColumn="0" w:firstRowLastColumn="0" w:lastRowFirstColumn="0" w:lastRowLastColumn="0"/>
+            </w:pPr>
+            <w:r>
+              <w:rPr>
                 <w:sz w:val="20"/>
                 <w:szCs w:val="20"/>
               </w:rPr>
@@ -5646,21 +5529,13 @@
         </w:tc>
       </w:tr>
       <w:tr>
-        <w:tc>
-          <w:tcPr>
+        <w:trPr>
+          <w:cnfStyle w:val="000000100000" w:firstRow="0" w:lastRow="0" w:firstColumn="0" w:lastColumn="0" w:oddVBand="0" w:evenVBand="0" w:oddHBand="1" w:evenHBand="0" w:firstRowFirstColumn="0" w:firstRowLastColumn="0" w:lastRowFirstColumn="0" w:lastRowLastColumn="0"/>
+        </w:trPr>
+        <w:tc>
+          <w:tcPr>
+            <w:cnfStyle w:val="001000000000" w:firstRow="0" w:lastRow="0" w:firstColumn="1" w:lastColumn="0" w:oddVBand="0" w:evenVBand="0" w:oddHBand="0" w:evenHBand="0" w:firstRowFirstColumn="0" w:firstRowLastColumn="0" w:lastRowFirstColumn="0" w:lastRowLastColumn="0"/>
             <w:tcW w:w="1400" w:type="dxa"/>
-            <w:tcBorders>
-              <w:top w:val="single" w:sz="2" w:space="0" w:color="BFBFBF"/>
-              <w:left w:val="single" w:sz="2" w:space="0" w:color="BFBFBF"/>
-              <w:bottom w:val="single" w:sz="2" w:space="0" w:color="BFBFBF"/>
-              <w:right w:val="single" w:sz="2" w:space="0" w:color="BFBFBF"/>
-            </w:tcBorders>
-            <w:tcMar>
-              <w:top w:w="100" w:type="dxa"/>
-              <w:left w:w="120" w:type="dxa"/>
-              <w:bottom w:w="100" w:type="dxa"/>
-              <w:right w:w="120" w:type="dxa"/>
-            </w:tcMar>
           </w:tcPr>
           <w:p>
             <w:r>
@@ -5675,20 +5550,11 @@
         <w:tc>
           <w:tcPr>
             <w:tcW w:w="8080" w:type="dxa"/>
-            <w:tcBorders>
-              <w:top w:val="single" w:sz="2" w:space="0" w:color="BFBFBF"/>
-              <w:left w:val="single" w:sz="2" w:space="0" w:color="BFBFBF"/>
-              <w:bottom w:val="single" w:sz="2" w:space="0" w:color="BFBFBF"/>
-              <w:right w:val="single" w:sz="2" w:space="0" w:color="BFBFBF"/>
-            </w:tcBorders>
-            <w:tcMar>
-              <w:top w:w="100" w:type="dxa"/>
-              <w:left w:w="120" w:type="dxa"/>
-              <w:bottom w:w="100" w:type="dxa"/>
-              <w:right w:w="120" w:type="dxa"/>
-            </w:tcMar>
-          </w:tcPr>
-          <w:p>
+          </w:tcPr>
+          <w:p>
+            <w:pPr>
+              <w:cnfStyle w:val="000000100000" w:firstRow="0" w:lastRow="0" w:firstColumn="0" w:lastColumn="0" w:oddVBand="0" w:evenVBand="0" w:oddHBand="1" w:evenHBand="0" w:firstRowFirstColumn="0" w:firstRowLastColumn="0" w:lastRowFirstColumn="0" w:lastRowLastColumn="0"/>
+            </w:pPr>
             <w:r>
               <w:rPr>
                 <w:sz w:val="20"/>
@@ -5718,20 +5584,8 @@
       <w:tr>
         <w:tc>
           <w:tcPr>
+            <w:cnfStyle w:val="001000000000" w:firstRow="0" w:lastRow="0" w:firstColumn="1" w:lastColumn="0" w:oddVBand="0" w:evenVBand="0" w:oddHBand="0" w:evenHBand="0" w:firstRowFirstColumn="0" w:firstRowLastColumn="0" w:lastRowFirstColumn="0" w:lastRowLastColumn="0"/>
             <w:tcW w:w="1400" w:type="dxa"/>
-            <w:tcBorders>
-              <w:top w:val="single" w:sz="2" w:space="0" w:color="BFBFBF"/>
-              <w:left w:val="single" w:sz="2" w:space="0" w:color="BFBFBF"/>
-              <w:bottom w:val="single" w:sz="2" w:space="0" w:color="BFBFBF"/>
-              <w:right w:val="single" w:sz="2" w:space="0" w:color="BFBFBF"/>
-            </w:tcBorders>
-            <w:shd w:val="clear" w:color="auto" w:fill="EAF1FB"/>
-            <w:tcMar>
-              <w:top w:w="100" w:type="dxa"/>
-              <w:left w:w="120" w:type="dxa"/>
-              <w:bottom w:w="100" w:type="dxa"/>
-              <w:right w:w="120" w:type="dxa"/>
-            </w:tcMar>
           </w:tcPr>
           <w:p>
             <w:r>
@@ -5746,21 +5600,11 @@
         <w:tc>
           <w:tcPr>
             <w:tcW w:w="8080" w:type="dxa"/>
-            <w:tcBorders>
-              <w:top w:val="single" w:sz="2" w:space="0" w:color="BFBFBF"/>
-              <w:left w:val="single" w:sz="2" w:space="0" w:color="BFBFBF"/>
-              <w:bottom w:val="single" w:sz="2" w:space="0" w:color="BFBFBF"/>
-              <w:right w:val="single" w:sz="2" w:space="0" w:color="BFBFBF"/>
-            </w:tcBorders>
-            <w:shd w:val="clear" w:color="auto" w:fill="EAF1FB"/>
-            <w:tcMar>
-              <w:top w:w="100" w:type="dxa"/>
-              <w:left w:w="120" w:type="dxa"/>
-              <w:bottom w:w="100" w:type="dxa"/>
-              <w:right w:w="120" w:type="dxa"/>
-            </w:tcMar>
-          </w:tcPr>
-          <w:p>
+          </w:tcPr>
+          <w:p>
+            <w:pPr>
+              <w:cnfStyle w:val="000000000000" w:firstRow="0" w:lastRow="0" w:firstColumn="0" w:lastColumn="0" w:oddVBand="0" w:evenVBand="0" w:oddHBand="0" w:evenHBand="0" w:firstRowFirstColumn="0" w:firstRowLastColumn="0" w:lastRowFirstColumn="0" w:lastRowLastColumn="0"/>
+            </w:pPr>
             <w:r>
               <w:rPr>
                 <w:sz w:val="20"/>
@@ -5788,21 +5632,13 @@
         </w:tc>
       </w:tr>
       <w:tr>
-        <w:tc>
-          <w:tcPr>
+        <w:trPr>
+          <w:cnfStyle w:val="000000100000" w:firstRow="0" w:lastRow="0" w:firstColumn="0" w:lastColumn="0" w:oddVBand="0" w:evenVBand="0" w:oddHBand="1" w:evenHBand="0" w:firstRowFirstColumn="0" w:firstRowLastColumn="0" w:lastRowFirstColumn="0" w:lastRowLastColumn="0"/>
+        </w:trPr>
+        <w:tc>
+          <w:tcPr>
+            <w:cnfStyle w:val="001000000000" w:firstRow="0" w:lastRow="0" w:firstColumn="1" w:lastColumn="0" w:oddVBand="0" w:evenVBand="0" w:oddHBand="0" w:evenHBand="0" w:firstRowFirstColumn="0" w:firstRowLastColumn="0" w:lastRowFirstColumn="0" w:lastRowLastColumn="0"/>
             <w:tcW w:w="1400" w:type="dxa"/>
-            <w:tcBorders>
-              <w:top w:val="single" w:sz="2" w:space="0" w:color="BFBFBF"/>
-              <w:left w:val="single" w:sz="2" w:space="0" w:color="BFBFBF"/>
-              <w:bottom w:val="single" w:sz="2" w:space="0" w:color="BFBFBF"/>
-              <w:right w:val="single" w:sz="2" w:space="0" w:color="BFBFBF"/>
-            </w:tcBorders>
-            <w:tcMar>
-              <w:top w:w="100" w:type="dxa"/>
-              <w:left w:w="120" w:type="dxa"/>
-              <w:bottom w:w="100" w:type="dxa"/>
-              <w:right w:w="120" w:type="dxa"/>
-            </w:tcMar>
           </w:tcPr>
           <w:p>
             <w:r>
@@ -5817,20 +5653,11 @@
         <w:tc>
           <w:tcPr>
             <w:tcW w:w="8080" w:type="dxa"/>
-            <w:tcBorders>
-              <w:top w:val="single" w:sz="2" w:space="0" w:color="BFBFBF"/>
-              <w:left w:val="single" w:sz="2" w:space="0" w:color="BFBFBF"/>
-              <w:bottom w:val="single" w:sz="2" w:space="0" w:color="BFBFBF"/>
-              <w:right w:val="single" w:sz="2" w:space="0" w:color="BFBFBF"/>
-            </w:tcBorders>
-            <w:tcMar>
-              <w:top w:w="100" w:type="dxa"/>
-              <w:left w:w="120" w:type="dxa"/>
-              <w:bottom w:w="100" w:type="dxa"/>
-              <w:right w:w="120" w:type="dxa"/>
-            </w:tcMar>
-          </w:tcPr>
-          <w:p>
+          </w:tcPr>
+          <w:p>
+            <w:pPr>
+              <w:cnfStyle w:val="000000100000" w:firstRow="0" w:lastRow="0" w:firstColumn="0" w:lastColumn="0" w:oddVBand="0" w:evenVBand="0" w:oddHBand="1" w:evenHBand="0" w:firstRowFirstColumn="0" w:firstRowLastColumn="0" w:lastRowFirstColumn="0" w:lastRowLastColumn="0"/>
+            </w:pPr>
             <w:r>
               <w:rPr>
                 <w:sz w:val="20"/>
@@ -5844,20 +5671,8 @@
       <w:tr>
         <w:tc>
           <w:tcPr>
+            <w:cnfStyle w:val="001000000000" w:firstRow="0" w:lastRow="0" w:firstColumn="1" w:lastColumn="0" w:oddVBand="0" w:evenVBand="0" w:oddHBand="0" w:evenHBand="0" w:firstRowFirstColumn="0" w:firstRowLastColumn="0" w:lastRowFirstColumn="0" w:lastRowLastColumn="0"/>
             <w:tcW w:w="1400" w:type="dxa"/>
-            <w:tcBorders>
-              <w:top w:val="single" w:sz="2" w:space="0" w:color="BFBFBF"/>
-              <w:left w:val="single" w:sz="2" w:space="0" w:color="BFBFBF"/>
-              <w:bottom w:val="single" w:sz="2" w:space="0" w:color="BFBFBF"/>
-              <w:right w:val="single" w:sz="2" w:space="0" w:color="BFBFBF"/>
-            </w:tcBorders>
-            <w:shd w:val="clear" w:color="auto" w:fill="EAF1FB"/>
-            <w:tcMar>
-              <w:top w:w="100" w:type="dxa"/>
-              <w:left w:w="120" w:type="dxa"/>
-              <w:bottom w:w="100" w:type="dxa"/>
-              <w:right w:w="120" w:type="dxa"/>
-            </w:tcMar>
           </w:tcPr>
           <w:p>
             <w:r>
@@ -5872,21 +5687,11 @@
         <w:tc>
           <w:tcPr>
             <w:tcW w:w="8080" w:type="dxa"/>
-            <w:tcBorders>
-              <w:top w:val="single" w:sz="2" w:space="0" w:color="BFBFBF"/>
-              <w:left w:val="single" w:sz="2" w:space="0" w:color="BFBFBF"/>
-              <w:bottom w:val="single" w:sz="2" w:space="0" w:color="BFBFBF"/>
-              <w:right w:val="single" w:sz="2" w:space="0" w:color="BFBFBF"/>
-            </w:tcBorders>
-            <w:shd w:val="clear" w:color="auto" w:fill="EAF1FB"/>
-            <w:tcMar>
-              <w:top w:w="100" w:type="dxa"/>
-              <w:left w:w="120" w:type="dxa"/>
-              <w:bottom w:w="100" w:type="dxa"/>
-              <w:right w:w="120" w:type="dxa"/>
-            </w:tcMar>
-          </w:tcPr>
-          <w:p>
+          </w:tcPr>
+          <w:p>
+            <w:pPr>
+              <w:cnfStyle w:val="000000000000" w:firstRow="0" w:lastRow="0" w:firstColumn="0" w:lastColumn="0" w:oddVBand="0" w:evenVBand="0" w:oddHBand="0" w:evenHBand="0" w:firstRowFirstColumn="0" w:firstRowLastColumn="0" w:lastRowFirstColumn="0" w:lastRowLastColumn="0"/>
+            </w:pPr>
             <w:r>
               <w:rPr>
                 <w:sz w:val="20"/>
@@ -5933,19 +5738,8 @@
     </w:p>
     <w:tbl>
       <w:tblPr>
+        <w:tblStyle w:val="PlainTable3"/>
         <w:tblW w:w="9480" w:type="dxa"/>
-        <w:tblBorders>
-          <w:top w:val="single" w:sz="4" w:space="0" w:color="auto"/>
-          <w:left w:val="single" w:sz="4" w:space="0" w:color="auto"/>
-          <w:bottom w:val="single" w:sz="4" w:space="0" w:color="auto"/>
-          <w:right w:val="single" w:sz="4" w:space="0" w:color="auto"/>
-          <w:insideH w:val="single" w:sz="4" w:space="0" w:color="auto"/>
-          <w:insideV w:val="single" w:sz="4" w:space="0" w:color="auto"/>
-        </w:tblBorders>
-        <w:tblCellMar>
-          <w:left w:w="10" w:type="dxa"/>
-          <w:right w:w="10" w:type="dxa"/>
-        </w:tblCellMar>
         <w:tblLook w:val="04A0" w:firstRow="1" w:lastRow="0" w:firstColumn="1" w:lastColumn="0" w:noHBand="0" w:noVBand="1"/>
       </w:tblPr>
       <w:tblGrid>
@@ -5954,34 +5748,19 @@
       </w:tblGrid>
       <w:tr>
         <w:trPr>
-          <w:tblHeader/>
+          <w:cnfStyle w:val="100000000000" w:firstRow="1" w:lastRow="0" w:firstColumn="0" w:lastColumn="0" w:oddVBand="0" w:evenVBand="0" w:oddHBand="0" w:evenHBand="0" w:firstRowFirstColumn="0" w:firstRowLastColumn="0" w:lastRowFirstColumn="0" w:lastRowLastColumn="0"/>
         </w:trPr>
         <w:tc>
           <w:tcPr>
+            <w:cnfStyle w:val="001000000100" w:firstRow="0" w:lastRow="0" w:firstColumn="1" w:lastColumn="0" w:oddVBand="0" w:evenVBand="0" w:oddHBand="0" w:evenHBand="0" w:firstRowFirstColumn="1" w:firstRowLastColumn="0" w:lastRowFirstColumn="0" w:lastRowLastColumn="0"/>
             <w:tcW w:w="1400" w:type="dxa"/>
-            <w:tcBorders>
-              <w:top w:val="single" w:sz="2" w:space="0" w:color="BFBFBF"/>
-              <w:left w:val="single" w:sz="2" w:space="0" w:color="BFBFBF"/>
-              <w:bottom w:val="single" w:sz="2" w:space="0" w:color="BFBFBF"/>
-              <w:right w:val="single" w:sz="2" w:space="0" w:color="BFBFBF"/>
-            </w:tcBorders>
-            <w:shd w:val="clear" w:color="auto" w:fill="1F3864"/>
-            <w:tcMar>
-              <w:top w:w="100" w:type="dxa"/>
-              <w:left w:w="120" w:type="dxa"/>
-              <w:bottom w:w="100" w:type="dxa"/>
-              <w:right w:w="120" w:type="dxa"/>
-            </w:tcMar>
-          </w:tcPr>
-          <w:p>
-            <w:r>
-              <w:rPr>
-                <w:b/>
-                <w:bCs/>
-                <w:sz w:val="20"/>
-                <w:szCs w:val="20"/>
-              </w:rPr>
-              <w:lastRenderedPageBreak/>
+          </w:tcPr>
+          <w:p>
+            <w:r>
+              <w:rPr>
+                <w:sz w:val="20"/>
+                <w:szCs w:val="20"/>
+              </w:rPr>
               <w:t>ID</w:t>
             </w:r>
           </w:p>
@@ -5989,25 +5768,13 @@
         <w:tc>
           <w:tcPr>
             <w:tcW w:w="8080" w:type="dxa"/>
-            <w:tcBorders>
-              <w:top w:val="single" w:sz="2" w:space="0" w:color="BFBFBF"/>
-              <w:left w:val="single" w:sz="2" w:space="0" w:color="BFBFBF"/>
-              <w:bottom w:val="single" w:sz="2" w:space="0" w:color="BFBFBF"/>
-              <w:right w:val="single" w:sz="2" w:space="0" w:color="BFBFBF"/>
-            </w:tcBorders>
-            <w:shd w:val="clear" w:color="auto" w:fill="1F3864"/>
-            <w:tcMar>
-              <w:top w:w="100" w:type="dxa"/>
-              <w:left w:w="120" w:type="dxa"/>
-              <w:bottom w:w="100" w:type="dxa"/>
-              <w:right w:w="120" w:type="dxa"/>
-            </w:tcMar>
-          </w:tcPr>
-          <w:p>
-            <w:r>
-              <w:rPr>
-                <w:b/>
-                <w:bCs/>
+          </w:tcPr>
+          <w:p>
+            <w:pPr>
+              <w:cnfStyle w:val="100000000000" w:firstRow="1" w:lastRow="0" w:firstColumn="0" w:lastColumn="0" w:oddVBand="0" w:evenVBand="0" w:oddHBand="0" w:evenHBand="0" w:firstRowFirstColumn="0" w:firstRowLastColumn="0" w:lastRowFirstColumn="0" w:lastRowLastColumn="0"/>
+            </w:pPr>
+            <w:r>
+              <w:rPr>
                 <w:sz w:val="20"/>
                 <w:szCs w:val="20"/>
               </w:rPr>
@@ -6017,21 +5784,13 @@
         </w:tc>
       </w:tr>
       <w:tr>
-        <w:tc>
-          <w:tcPr>
+        <w:trPr>
+          <w:cnfStyle w:val="000000100000" w:firstRow="0" w:lastRow="0" w:firstColumn="0" w:lastColumn="0" w:oddVBand="0" w:evenVBand="0" w:oddHBand="1" w:evenHBand="0" w:firstRowFirstColumn="0" w:firstRowLastColumn="0" w:lastRowFirstColumn="0" w:lastRowLastColumn="0"/>
+        </w:trPr>
+        <w:tc>
+          <w:tcPr>
+            <w:cnfStyle w:val="001000000000" w:firstRow="0" w:lastRow="0" w:firstColumn="1" w:lastColumn="0" w:oddVBand="0" w:evenVBand="0" w:oddHBand="0" w:evenHBand="0" w:firstRowFirstColumn="0" w:firstRowLastColumn="0" w:lastRowFirstColumn="0" w:lastRowLastColumn="0"/>
             <w:tcW w:w="1400" w:type="dxa"/>
-            <w:tcBorders>
-              <w:top w:val="single" w:sz="2" w:space="0" w:color="BFBFBF"/>
-              <w:left w:val="single" w:sz="2" w:space="0" w:color="BFBFBF"/>
-              <w:bottom w:val="single" w:sz="2" w:space="0" w:color="BFBFBF"/>
-              <w:right w:val="single" w:sz="2" w:space="0" w:color="BFBFBF"/>
-            </w:tcBorders>
-            <w:tcMar>
-              <w:top w:w="100" w:type="dxa"/>
-              <w:left w:w="120" w:type="dxa"/>
-              <w:bottom w:w="100" w:type="dxa"/>
-              <w:right w:w="120" w:type="dxa"/>
-            </w:tcMar>
           </w:tcPr>
           <w:p>
             <w:r>
@@ -6046,20 +5805,11 @@
         <w:tc>
           <w:tcPr>
             <w:tcW w:w="8080" w:type="dxa"/>
-            <w:tcBorders>
-              <w:top w:val="single" w:sz="2" w:space="0" w:color="BFBFBF"/>
-              <w:left w:val="single" w:sz="2" w:space="0" w:color="BFBFBF"/>
-              <w:bottom w:val="single" w:sz="2" w:space="0" w:color="BFBFBF"/>
-              <w:right w:val="single" w:sz="2" w:space="0" w:color="BFBFBF"/>
-            </w:tcBorders>
-            <w:tcMar>
-              <w:top w:w="100" w:type="dxa"/>
-              <w:left w:w="120" w:type="dxa"/>
-              <w:bottom w:w="100" w:type="dxa"/>
-              <w:right w:w="120" w:type="dxa"/>
-            </w:tcMar>
-          </w:tcPr>
-          <w:p>
+          </w:tcPr>
+          <w:p>
+            <w:pPr>
+              <w:cnfStyle w:val="000000100000" w:firstRow="0" w:lastRow="0" w:firstColumn="0" w:lastColumn="0" w:oddVBand="0" w:evenVBand="0" w:oddHBand="1" w:evenHBand="0" w:firstRowFirstColumn="0" w:firstRowLastColumn="0" w:lastRowFirstColumn="0" w:lastRowLastColumn="0"/>
+            </w:pPr>
             <w:r>
               <w:rPr>
                 <w:sz w:val="20"/>
@@ -6073,20 +5823,8 @@
       <w:tr>
         <w:tc>
           <w:tcPr>
+            <w:cnfStyle w:val="001000000000" w:firstRow="0" w:lastRow="0" w:firstColumn="1" w:lastColumn="0" w:oddVBand="0" w:evenVBand="0" w:oddHBand="0" w:evenHBand="0" w:firstRowFirstColumn="0" w:firstRowLastColumn="0" w:lastRowFirstColumn="0" w:lastRowLastColumn="0"/>
             <w:tcW w:w="1400" w:type="dxa"/>
-            <w:tcBorders>
-              <w:top w:val="single" w:sz="2" w:space="0" w:color="BFBFBF"/>
-              <w:left w:val="single" w:sz="2" w:space="0" w:color="BFBFBF"/>
-              <w:bottom w:val="single" w:sz="2" w:space="0" w:color="BFBFBF"/>
-              <w:right w:val="single" w:sz="2" w:space="0" w:color="BFBFBF"/>
-            </w:tcBorders>
-            <w:shd w:val="clear" w:color="auto" w:fill="EAF1FB"/>
-            <w:tcMar>
-              <w:top w:w="100" w:type="dxa"/>
-              <w:left w:w="120" w:type="dxa"/>
-              <w:bottom w:w="100" w:type="dxa"/>
-              <w:right w:w="120" w:type="dxa"/>
-            </w:tcMar>
           </w:tcPr>
           <w:p>
             <w:r>
@@ -6101,21 +5839,11 @@
         <w:tc>
           <w:tcPr>
             <w:tcW w:w="8080" w:type="dxa"/>
-            <w:tcBorders>
-              <w:top w:val="single" w:sz="2" w:space="0" w:color="BFBFBF"/>
-              <w:left w:val="single" w:sz="2" w:space="0" w:color="BFBFBF"/>
-              <w:bottom w:val="single" w:sz="2" w:space="0" w:color="BFBFBF"/>
-              <w:right w:val="single" w:sz="2" w:space="0" w:color="BFBFBF"/>
-            </w:tcBorders>
-            <w:shd w:val="clear" w:color="auto" w:fill="EAF1FB"/>
-            <w:tcMar>
-              <w:top w:w="100" w:type="dxa"/>
-              <w:left w:w="120" w:type="dxa"/>
-              <w:bottom w:w="100" w:type="dxa"/>
-              <w:right w:w="120" w:type="dxa"/>
-            </w:tcMar>
-          </w:tcPr>
-          <w:p>
+          </w:tcPr>
+          <w:p>
+            <w:pPr>
+              <w:cnfStyle w:val="000000000000" w:firstRow="0" w:lastRow="0" w:firstColumn="0" w:lastColumn="0" w:oddVBand="0" w:evenVBand="0" w:oddHBand="0" w:evenHBand="0" w:firstRowFirstColumn="0" w:firstRowLastColumn="0" w:lastRowFirstColumn="0" w:lastRowLastColumn="0"/>
+            </w:pPr>
             <w:r>
               <w:rPr>
                 <w:sz w:val="20"/>
@@ -6127,21 +5855,13 @@
         </w:tc>
       </w:tr>
       <w:tr>
-        <w:tc>
-          <w:tcPr>
+        <w:trPr>
+          <w:cnfStyle w:val="000000100000" w:firstRow="0" w:lastRow="0" w:firstColumn="0" w:lastColumn="0" w:oddVBand="0" w:evenVBand="0" w:oddHBand="1" w:evenHBand="0" w:firstRowFirstColumn="0" w:firstRowLastColumn="0" w:lastRowFirstColumn="0" w:lastRowLastColumn="0"/>
+        </w:trPr>
+        <w:tc>
+          <w:tcPr>
+            <w:cnfStyle w:val="001000000000" w:firstRow="0" w:lastRow="0" w:firstColumn="1" w:lastColumn="0" w:oddVBand="0" w:evenVBand="0" w:oddHBand="0" w:evenHBand="0" w:firstRowFirstColumn="0" w:firstRowLastColumn="0" w:lastRowFirstColumn="0" w:lastRowLastColumn="0"/>
             <w:tcW w:w="1400" w:type="dxa"/>
-            <w:tcBorders>
-              <w:top w:val="single" w:sz="2" w:space="0" w:color="BFBFBF"/>
-              <w:left w:val="single" w:sz="2" w:space="0" w:color="BFBFBF"/>
-              <w:bottom w:val="single" w:sz="2" w:space="0" w:color="BFBFBF"/>
-              <w:right w:val="single" w:sz="2" w:space="0" w:color="BFBFBF"/>
-            </w:tcBorders>
-            <w:tcMar>
-              <w:top w:w="100" w:type="dxa"/>
-              <w:left w:w="120" w:type="dxa"/>
-              <w:bottom w:w="100" w:type="dxa"/>
-              <w:right w:w="120" w:type="dxa"/>
-            </w:tcMar>
           </w:tcPr>
           <w:p>
             <w:r>
@@ -6156,20 +5876,11 @@
         <w:tc>
           <w:tcPr>
             <w:tcW w:w="8080" w:type="dxa"/>
-            <w:tcBorders>
-              <w:top w:val="single" w:sz="2" w:space="0" w:color="BFBFBF"/>
-              <w:left w:val="single" w:sz="2" w:space="0" w:color="BFBFBF"/>
-              <w:bottom w:val="single" w:sz="2" w:space="0" w:color="BFBFBF"/>
-              <w:right w:val="single" w:sz="2" w:space="0" w:color="BFBFBF"/>
-            </w:tcBorders>
-            <w:tcMar>
-              <w:top w:w="100" w:type="dxa"/>
-              <w:left w:w="120" w:type="dxa"/>
-              <w:bottom w:w="100" w:type="dxa"/>
-              <w:right w:w="120" w:type="dxa"/>
-            </w:tcMar>
-          </w:tcPr>
-          <w:p>
+          </w:tcPr>
+          <w:p>
+            <w:pPr>
+              <w:cnfStyle w:val="000000100000" w:firstRow="0" w:lastRow="0" w:firstColumn="0" w:lastColumn="0" w:oddVBand="0" w:evenVBand="0" w:oddHBand="1" w:evenHBand="0" w:firstRowFirstColumn="0" w:firstRowLastColumn="0" w:lastRowFirstColumn="0" w:lastRowLastColumn="0"/>
+            </w:pPr>
             <w:proofErr w:type="gramStart"/>
             <w:r>
               <w:rPr>
@@ -6224,20 +5935,8 @@
       <w:tr>
         <w:tc>
           <w:tcPr>
+            <w:cnfStyle w:val="001000000000" w:firstRow="0" w:lastRow="0" w:firstColumn="1" w:lastColumn="0" w:oddVBand="0" w:evenVBand="0" w:oddHBand="0" w:evenHBand="0" w:firstRowFirstColumn="0" w:firstRowLastColumn="0" w:lastRowFirstColumn="0" w:lastRowLastColumn="0"/>
             <w:tcW w:w="1400" w:type="dxa"/>
-            <w:tcBorders>
-              <w:top w:val="single" w:sz="2" w:space="0" w:color="BFBFBF"/>
-              <w:left w:val="single" w:sz="2" w:space="0" w:color="BFBFBF"/>
-              <w:bottom w:val="single" w:sz="2" w:space="0" w:color="BFBFBF"/>
-              <w:right w:val="single" w:sz="2" w:space="0" w:color="BFBFBF"/>
-            </w:tcBorders>
-            <w:shd w:val="clear" w:color="auto" w:fill="EAF1FB"/>
-            <w:tcMar>
-              <w:top w:w="100" w:type="dxa"/>
-              <w:left w:w="120" w:type="dxa"/>
-              <w:bottom w:w="100" w:type="dxa"/>
-              <w:right w:w="120" w:type="dxa"/>
-            </w:tcMar>
           </w:tcPr>
           <w:p>
             <w:r>
@@ -6252,21 +5951,11 @@
         <w:tc>
           <w:tcPr>
             <w:tcW w:w="8080" w:type="dxa"/>
-            <w:tcBorders>
-              <w:top w:val="single" w:sz="2" w:space="0" w:color="BFBFBF"/>
-              <w:left w:val="single" w:sz="2" w:space="0" w:color="BFBFBF"/>
-              <w:bottom w:val="single" w:sz="2" w:space="0" w:color="BFBFBF"/>
-              <w:right w:val="single" w:sz="2" w:space="0" w:color="BFBFBF"/>
-            </w:tcBorders>
-            <w:shd w:val="clear" w:color="auto" w:fill="EAF1FB"/>
-            <w:tcMar>
-              <w:top w:w="100" w:type="dxa"/>
-              <w:left w:w="120" w:type="dxa"/>
-              <w:bottom w:w="100" w:type="dxa"/>
-              <w:right w:w="120" w:type="dxa"/>
-            </w:tcMar>
-          </w:tcPr>
-          <w:p>
+          </w:tcPr>
+          <w:p>
+            <w:pPr>
+              <w:cnfStyle w:val="000000000000" w:firstRow="0" w:lastRow="0" w:firstColumn="0" w:lastColumn="0" w:oddVBand="0" w:evenVBand="0" w:oddHBand="0" w:evenHBand="0" w:firstRowFirstColumn="0" w:firstRowLastColumn="0" w:lastRowFirstColumn="0" w:lastRowLastColumn="0"/>
+            </w:pPr>
             <w:r>
               <w:rPr>
                 <w:sz w:val="20"/>
@@ -6278,21 +5967,13 @@
         </w:tc>
       </w:tr>
       <w:tr>
-        <w:tc>
-          <w:tcPr>
+        <w:trPr>
+          <w:cnfStyle w:val="000000100000" w:firstRow="0" w:lastRow="0" w:firstColumn="0" w:lastColumn="0" w:oddVBand="0" w:evenVBand="0" w:oddHBand="1" w:evenHBand="0" w:firstRowFirstColumn="0" w:firstRowLastColumn="0" w:lastRowFirstColumn="0" w:lastRowLastColumn="0"/>
+        </w:trPr>
+        <w:tc>
+          <w:tcPr>
+            <w:cnfStyle w:val="001000000000" w:firstRow="0" w:lastRow="0" w:firstColumn="1" w:lastColumn="0" w:oddVBand="0" w:evenVBand="0" w:oddHBand="0" w:evenHBand="0" w:firstRowFirstColumn="0" w:firstRowLastColumn="0" w:lastRowFirstColumn="0" w:lastRowLastColumn="0"/>
             <w:tcW w:w="1400" w:type="dxa"/>
-            <w:tcBorders>
-              <w:top w:val="single" w:sz="2" w:space="0" w:color="BFBFBF"/>
-              <w:left w:val="single" w:sz="2" w:space="0" w:color="BFBFBF"/>
-              <w:bottom w:val="single" w:sz="2" w:space="0" w:color="BFBFBF"/>
-              <w:right w:val="single" w:sz="2" w:space="0" w:color="BFBFBF"/>
-            </w:tcBorders>
-            <w:tcMar>
-              <w:top w:w="100" w:type="dxa"/>
-              <w:left w:w="120" w:type="dxa"/>
-              <w:bottom w:w="100" w:type="dxa"/>
-              <w:right w:w="120" w:type="dxa"/>
-            </w:tcMar>
           </w:tcPr>
           <w:p>
             <w:r>
@@ -6307,20 +5988,11 @@
         <w:tc>
           <w:tcPr>
             <w:tcW w:w="8080" w:type="dxa"/>
-            <w:tcBorders>
-              <w:top w:val="single" w:sz="2" w:space="0" w:color="BFBFBF"/>
-              <w:left w:val="single" w:sz="2" w:space="0" w:color="BFBFBF"/>
-              <w:bottom w:val="single" w:sz="2" w:space="0" w:color="BFBFBF"/>
-              <w:right w:val="single" w:sz="2" w:space="0" w:color="BFBFBF"/>
-            </w:tcBorders>
-            <w:tcMar>
-              <w:top w:w="100" w:type="dxa"/>
-              <w:left w:w="120" w:type="dxa"/>
-              <w:bottom w:w="100" w:type="dxa"/>
-              <w:right w:w="120" w:type="dxa"/>
-            </w:tcMar>
-          </w:tcPr>
-          <w:p>
+          </w:tcPr>
+          <w:p>
+            <w:pPr>
+              <w:cnfStyle w:val="000000100000" w:firstRow="0" w:lastRow="0" w:firstColumn="0" w:lastColumn="0" w:oddVBand="0" w:evenVBand="0" w:oddHBand="1" w:evenHBand="0" w:firstRowFirstColumn="0" w:firstRowLastColumn="0" w:lastRowFirstColumn="0" w:lastRowLastColumn="0"/>
+            </w:pPr>
             <w:r>
               <w:rPr>
                 <w:sz w:val="20"/>
@@ -6367,19 +6039,8 @@
     </w:p>
     <w:tbl>
       <w:tblPr>
+        <w:tblStyle w:val="PlainTable3"/>
         <w:tblW w:w="9480" w:type="dxa"/>
-        <w:tblBorders>
-          <w:top w:val="single" w:sz="4" w:space="0" w:color="auto"/>
-          <w:left w:val="single" w:sz="4" w:space="0" w:color="auto"/>
-          <w:bottom w:val="single" w:sz="4" w:space="0" w:color="auto"/>
-          <w:right w:val="single" w:sz="4" w:space="0" w:color="auto"/>
-          <w:insideH w:val="single" w:sz="4" w:space="0" w:color="auto"/>
-          <w:insideV w:val="single" w:sz="4" w:space="0" w:color="auto"/>
-        </w:tblBorders>
-        <w:tblCellMar>
-          <w:left w:w="10" w:type="dxa"/>
-          <w:right w:w="10" w:type="dxa"/>
-        </w:tblCellMar>
         <w:tblLook w:val="04A0" w:firstRow="1" w:lastRow="0" w:firstColumn="1" w:lastColumn="0" w:noHBand="0" w:noVBand="1"/>
       </w:tblPr>
       <w:tblGrid>
@@ -6388,30 +6049,16 @@
       </w:tblGrid>
       <w:tr>
         <w:trPr>
-          <w:tblHeader/>
+          <w:cnfStyle w:val="100000000000" w:firstRow="1" w:lastRow="0" w:firstColumn="0" w:lastColumn="0" w:oddVBand="0" w:evenVBand="0" w:oddHBand="0" w:evenHBand="0" w:firstRowFirstColumn="0" w:firstRowLastColumn="0" w:lastRowFirstColumn="0" w:lastRowLastColumn="0"/>
         </w:trPr>
         <w:tc>
           <w:tcPr>
+            <w:cnfStyle w:val="001000000100" w:firstRow="0" w:lastRow="0" w:firstColumn="1" w:lastColumn="0" w:oddVBand="0" w:evenVBand="0" w:oddHBand="0" w:evenHBand="0" w:firstRowFirstColumn="1" w:firstRowLastColumn="0" w:lastRowFirstColumn="0" w:lastRowLastColumn="0"/>
             <w:tcW w:w="1400" w:type="dxa"/>
-            <w:tcBorders>
-              <w:top w:val="single" w:sz="2" w:space="0" w:color="BFBFBF"/>
-              <w:left w:val="single" w:sz="2" w:space="0" w:color="BFBFBF"/>
-              <w:bottom w:val="single" w:sz="2" w:space="0" w:color="BFBFBF"/>
-              <w:right w:val="single" w:sz="2" w:space="0" w:color="BFBFBF"/>
-            </w:tcBorders>
-            <w:shd w:val="clear" w:color="auto" w:fill="1F3864"/>
-            <w:tcMar>
-              <w:top w:w="100" w:type="dxa"/>
-              <w:left w:w="120" w:type="dxa"/>
-              <w:bottom w:w="100" w:type="dxa"/>
-              <w:right w:w="120" w:type="dxa"/>
-            </w:tcMar>
-          </w:tcPr>
-          <w:p>
-            <w:r>
-              <w:rPr>
-                <w:b/>
-                <w:bCs/>
+          </w:tcPr>
+          <w:p>
+            <w:r>
+              <w:rPr>
                 <w:sz w:val="20"/>
                 <w:szCs w:val="20"/>
               </w:rPr>
@@ -6422,25 +6069,13 @@
         <w:tc>
           <w:tcPr>
             <w:tcW w:w="8080" w:type="dxa"/>
-            <w:tcBorders>
-              <w:top w:val="single" w:sz="2" w:space="0" w:color="BFBFBF"/>
-              <w:left w:val="single" w:sz="2" w:space="0" w:color="BFBFBF"/>
-              <w:bottom w:val="single" w:sz="2" w:space="0" w:color="BFBFBF"/>
-              <w:right w:val="single" w:sz="2" w:space="0" w:color="BFBFBF"/>
-            </w:tcBorders>
-            <w:shd w:val="clear" w:color="auto" w:fill="1F3864"/>
-            <w:tcMar>
-              <w:top w:w="100" w:type="dxa"/>
-              <w:left w:w="120" w:type="dxa"/>
-              <w:bottom w:w="100" w:type="dxa"/>
-              <w:right w:w="120" w:type="dxa"/>
-            </w:tcMar>
-          </w:tcPr>
-          <w:p>
-            <w:r>
-              <w:rPr>
-                <w:b/>
-                <w:bCs/>
+          </w:tcPr>
+          <w:p>
+            <w:pPr>
+              <w:cnfStyle w:val="100000000000" w:firstRow="1" w:lastRow="0" w:firstColumn="0" w:lastColumn="0" w:oddVBand="0" w:evenVBand="0" w:oddHBand="0" w:evenHBand="0" w:firstRowFirstColumn="0" w:firstRowLastColumn="0" w:lastRowFirstColumn="0" w:lastRowLastColumn="0"/>
+            </w:pPr>
+            <w:r>
+              <w:rPr>
                 <w:sz w:val="20"/>
                 <w:szCs w:val="20"/>
               </w:rPr>
@@ -6450,21 +6085,13 @@
         </w:tc>
       </w:tr>
       <w:tr>
-        <w:tc>
-          <w:tcPr>
+        <w:trPr>
+          <w:cnfStyle w:val="000000100000" w:firstRow="0" w:lastRow="0" w:firstColumn="0" w:lastColumn="0" w:oddVBand="0" w:evenVBand="0" w:oddHBand="1" w:evenHBand="0" w:firstRowFirstColumn="0" w:firstRowLastColumn="0" w:lastRowFirstColumn="0" w:lastRowLastColumn="0"/>
+        </w:trPr>
+        <w:tc>
+          <w:tcPr>
+            <w:cnfStyle w:val="001000000000" w:firstRow="0" w:lastRow="0" w:firstColumn="1" w:lastColumn="0" w:oddVBand="0" w:evenVBand="0" w:oddHBand="0" w:evenHBand="0" w:firstRowFirstColumn="0" w:firstRowLastColumn="0" w:lastRowFirstColumn="0" w:lastRowLastColumn="0"/>
             <w:tcW w:w="1400" w:type="dxa"/>
-            <w:tcBorders>
-              <w:top w:val="single" w:sz="2" w:space="0" w:color="BFBFBF"/>
-              <w:left w:val="single" w:sz="2" w:space="0" w:color="BFBFBF"/>
-              <w:bottom w:val="single" w:sz="2" w:space="0" w:color="BFBFBF"/>
-              <w:right w:val="single" w:sz="2" w:space="0" w:color="BFBFBF"/>
-            </w:tcBorders>
-            <w:tcMar>
-              <w:top w:w="100" w:type="dxa"/>
-              <w:left w:w="120" w:type="dxa"/>
-              <w:bottom w:w="100" w:type="dxa"/>
-              <w:right w:w="120" w:type="dxa"/>
-            </w:tcMar>
           </w:tcPr>
           <w:p>
             <w:r>
@@ -6479,20 +6106,11 @@
         <w:tc>
           <w:tcPr>
             <w:tcW w:w="8080" w:type="dxa"/>
-            <w:tcBorders>
-              <w:top w:val="single" w:sz="2" w:space="0" w:color="BFBFBF"/>
-              <w:left w:val="single" w:sz="2" w:space="0" w:color="BFBFBF"/>
-              <w:bottom w:val="single" w:sz="2" w:space="0" w:color="BFBFBF"/>
-              <w:right w:val="single" w:sz="2" w:space="0" w:color="BFBFBF"/>
-            </w:tcBorders>
-            <w:tcMar>
-              <w:top w:w="100" w:type="dxa"/>
-              <w:left w:w="120" w:type="dxa"/>
-              <w:bottom w:w="100" w:type="dxa"/>
-              <w:right w:w="120" w:type="dxa"/>
-            </w:tcMar>
-          </w:tcPr>
-          <w:p>
+          </w:tcPr>
+          <w:p>
+            <w:pPr>
+              <w:cnfStyle w:val="000000100000" w:firstRow="0" w:lastRow="0" w:firstColumn="0" w:lastColumn="0" w:oddVBand="0" w:evenVBand="0" w:oddHBand="1" w:evenHBand="0" w:firstRowFirstColumn="0" w:firstRowLastColumn="0" w:lastRowFirstColumn="0" w:lastRowLastColumn="0"/>
+            </w:pPr>
             <w:proofErr w:type="gramStart"/>
             <w:r>
               <w:rPr>
@@ -6531,27 +6149,16 @@
       <w:tr>
         <w:tc>
           <w:tcPr>
+            <w:cnfStyle w:val="001000000000" w:firstRow="0" w:lastRow="0" w:firstColumn="1" w:lastColumn="0" w:oddVBand="0" w:evenVBand="0" w:oddHBand="0" w:evenHBand="0" w:firstRowFirstColumn="0" w:firstRowLastColumn="0" w:lastRowFirstColumn="0" w:lastRowLastColumn="0"/>
             <w:tcW w:w="1400" w:type="dxa"/>
-            <w:tcBorders>
-              <w:top w:val="single" w:sz="2" w:space="0" w:color="BFBFBF"/>
-              <w:left w:val="single" w:sz="2" w:space="0" w:color="BFBFBF"/>
-              <w:bottom w:val="single" w:sz="2" w:space="0" w:color="BFBFBF"/>
-              <w:right w:val="single" w:sz="2" w:space="0" w:color="BFBFBF"/>
-            </w:tcBorders>
-            <w:shd w:val="clear" w:color="auto" w:fill="EAF1FB"/>
-            <w:tcMar>
-              <w:top w:w="100" w:type="dxa"/>
-              <w:left w:w="120" w:type="dxa"/>
-              <w:bottom w:w="100" w:type="dxa"/>
-              <w:right w:w="120" w:type="dxa"/>
-            </w:tcMar>
-          </w:tcPr>
-          <w:p>
-            <w:r>
-              <w:rPr>
-                <w:sz w:val="20"/>
-                <w:szCs w:val="20"/>
-              </w:rPr>
+          </w:tcPr>
+          <w:p>
+            <w:r>
+              <w:rPr>
+                <w:sz w:val="20"/>
+                <w:szCs w:val="20"/>
+              </w:rPr>
+              <w:lastRenderedPageBreak/>
               <w:t>FR-21</w:t>
             </w:r>
           </w:p>
@@ -6559,21 +6166,11 @@
         <w:tc>
           <w:tcPr>
             <w:tcW w:w="8080" w:type="dxa"/>
-            <w:tcBorders>
-              <w:top w:val="single" w:sz="2" w:space="0" w:color="BFBFBF"/>
-              <w:left w:val="single" w:sz="2" w:space="0" w:color="BFBFBF"/>
-              <w:bottom w:val="single" w:sz="2" w:space="0" w:color="BFBFBF"/>
-              <w:right w:val="single" w:sz="2" w:space="0" w:color="BFBFBF"/>
-            </w:tcBorders>
-            <w:shd w:val="clear" w:color="auto" w:fill="EAF1FB"/>
-            <w:tcMar>
-              <w:top w:w="100" w:type="dxa"/>
-              <w:left w:w="120" w:type="dxa"/>
-              <w:bottom w:w="100" w:type="dxa"/>
-              <w:right w:w="120" w:type="dxa"/>
-            </w:tcMar>
-          </w:tcPr>
-          <w:p>
+          </w:tcPr>
+          <w:p>
+            <w:pPr>
+              <w:cnfStyle w:val="000000000000" w:firstRow="0" w:lastRow="0" w:firstColumn="0" w:lastColumn="0" w:oddVBand="0" w:evenVBand="0" w:oddHBand="0" w:evenHBand="0" w:firstRowFirstColumn="0" w:firstRowLastColumn="0" w:lastRowFirstColumn="0" w:lastRowLastColumn="0"/>
+            </w:pPr>
             <w:r>
               <w:rPr>
                 <w:sz w:val="20"/>
@@ -6601,21 +6198,13 @@
         </w:tc>
       </w:tr>
       <w:tr>
-        <w:tc>
-          <w:tcPr>
+        <w:trPr>
+          <w:cnfStyle w:val="000000100000" w:firstRow="0" w:lastRow="0" w:firstColumn="0" w:lastColumn="0" w:oddVBand="0" w:evenVBand="0" w:oddHBand="1" w:evenHBand="0" w:firstRowFirstColumn="0" w:firstRowLastColumn="0" w:lastRowFirstColumn="0" w:lastRowLastColumn="0"/>
+        </w:trPr>
+        <w:tc>
+          <w:tcPr>
+            <w:cnfStyle w:val="001000000000" w:firstRow="0" w:lastRow="0" w:firstColumn="1" w:lastColumn="0" w:oddVBand="0" w:evenVBand="0" w:oddHBand="0" w:evenHBand="0" w:firstRowFirstColumn="0" w:firstRowLastColumn="0" w:lastRowFirstColumn="0" w:lastRowLastColumn="0"/>
             <w:tcW w:w="1400" w:type="dxa"/>
-            <w:tcBorders>
-              <w:top w:val="single" w:sz="2" w:space="0" w:color="BFBFBF"/>
-              <w:left w:val="single" w:sz="2" w:space="0" w:color="BFBFBF"/>
-              <w:bottom w:val="single" w:sz="2" w:space="0" w:color="BFBFBF"/>
-              <w:right w:val="single" w:sz="2" w:space="0" w:color="BFBFBF"/>
-            </w:tcBorders>
-            <w:tcMar>
-              <w:top w:w="100" w:type="dxa"/>
-              <w:left w:w="120" w:type="dxa"/>
-              <w:bottom w:w="100" w:type="dxa"/>
-              <w:right w:w="120" w:type="dxa"/>
-            </w:tcMar>
           </w:tcPr>
           <w:p>
             <w:r>
@@ -6630,20 +6219,11 @@
         <w:tc>
           <w:tcPr>
             <w:tcW w:w="8080" w:type="dxa"/>
-            <w:tcBorders>
-              <w:top w:val="single" w:sz="2" w:space="0" w:color="BFBFBF"/>
-              <w:left w:val="single" w:sz="2" w:space="0" w:color="BFBFBF"/>
-              <w:bottom w:val="single" w:sz="2" w:space="0" w:color="BFBFBF"/>
-              <w:right w:val="single" w:sz="2" w:space="0" w:color="BFBFBF"/>
-            </w:tcBorders>
-            <w:tcMar>
-              <w:top w:w="100" w:type="dxa"/>
-              <w:left w:w="120" w:type="dxa"/>
-              <w:bottom w:w="100" w:type="dxa"/>
-              <w:right w:w="120" w:type="dxa"/>
-            </w:tcMar>
-          </w:tcPr>
-          <w:p>
+          </w:tcPr>
+          <w:p>
+            <w:pPr>
+              <w:cnfStyle w:val="000000100000" w:firstRow="0" w:lastRow="0" w:firstColumn="0" w:lastColumn="0" w:oddVBand="0" w:evenVBand="0" w:oddHBand="1" w:evenHBand="0" w:firstRowFirstColumn="0" w:firstRowLastColumn="0" w:lastRowFirstColumn="0" w:lastRowLastColumn="0"/>
+            </w:pPr>
             <w:r>
               <w:rPr>
                 <w:sz w:val="20"/>
@@ -6690,19 +6270,8 @@
     </w:p>
     <w:tbl>
       <w:tblPr>
+        <w:tblStyle w:val="PlainTable3"/>
         <w:tblW w:w="9480" w:type="dxa"/>
-        <w:tblBorders>
-          <w:top w:val="single" w:sz="4" w:space="0" w:color="auto"/>
-          <w:left w:val="single" w:sz="4" w:space="0" w:color="auto"/>
-          <w:bottom w:val="single" w:sz="4" w:space="0" w:color="auto"/>
-          <w:right w:val="single" w:sz="4" w:space="0" w:color="auto"/>
-          <w:insideH w:val="single" w:sz="4" w:space="0" w:color="auto"/>
-          <w:insideV w:val="single" w:sz="4" w:space="0" w:color="auto"/>
-        </w:tblBorders>
-        <w:tblCellMar>
-          <w:left w:w="10" w:type="dxa"/>
-          <w:right w:w="10" w:type="dxa"/>
-        </w:tblCellMar>
         <w:tblLook w:val="04A0" w:firstRow="1" w:lastRow="0" w:firstColumn="1" w:lastColumn="0" w:noHBand="0" w:noVBand="1"/>
       </w:tblPr>
       <w:tblGrid>
@@ -6711,30 +6280,16 @@
       </w:tblGrid>
       <w:tr>
         <w:trPr>
-          <w:tblHeader/>
+          <w:cnfStyle w:val="100000000000" w:firstRow="1" w:lastRow="0" w:firstColumn="0" w:lastColumn="0" w:oddVBand="0" w:evenVBand="0" w:oddHBand="0" w:evenHBand="0" w:firstRowFirstColumn="0" w:firstRowLastColumn="0" w:lastRowFirstColumn="0" w:lastRowLastColumn="0"/>
         </w:trPr>
         <w:tc>
           <w:tcPr>
+            <w:cnfStyle w:val="001000000100" w:firstRow="0" w:lastRow="0" w:firstColumn="1" w:lastColumn="0" w:oddVBand="0" w:evenVBand="0" w:oddHBand="0" w:evenHBand="0" w:firstRowFirstColumn="1" w:firstRowLastColumn="0" w:lastRowFirstColumn="0" w:lastRowLastColumn="0"/>
             <w:tcW w:w="1400" w:type="dxa"/>
-            <w:tcBorders>
-              <w:top w:val="single" w:sz="2" w:space="0" w:color="BFBFBF"/>
-              <w:left w:val="single" w:sz="2" w:space="0" w:color="BFBFBF"/>
-              <w:bottom w:val="single" w:sz="2" w:space="0" w:color="BFBFBF"/>
-              <w:right w:val="single" w:sz="2" w:space="0" w:color="BFBFBF"/>
-            </w:tcBorders>
-            <w:shd w:val="clear" w:color="auto" w:fill="1F3864"/>
-            <w:tcMar>
-              <w:top w:w="100" w:type="dxa"/>
-              <w:left w:w="120" w:type="dxa"/>
-              <w:bottom w:w="100" w:type="dxa"/>
-              <w:right w:w="120" w:type="dxa"/>
-            </w:tcMar>
-          </w:tcPr>
-          <w:p>
-            <w:r>
-              <w:rPr>
-                <w:b/>
-                <w:bCs/>
+          </w:tcPr>
+          <w:p>
+            <w:r>
+              <w:rPr>
                 <w:sz w:val="20"/>
                 <w:szCs w:val="20"/>
               </w:rPr>
@@ -6745,25 +6300,13 @@
         <w:tc>
           <w:tcPr>
             <w:tcW w:w="8080" w:type="dxa"/>
-            <w:tcBorders>
-              <w:top w:val="single" w:sz="2" w:space="0" w:color="BFBFBF"/>
-              <w:left w:val="single" w:sz="2" w:space="0" w:color="BFBFBF"/>
-              <w:bottom w:val="single" w:sz="2" w:space="0" w:color="BFBFBF"/>
-              <w:right w:val="single" w:sz="2" w:space="0" w:color="BFBFBF"/>
-            </w:tcBorders>
-            <w:shd w:val="clear" w:color="auto" w:fill="1F3864"/>
-            <w:tcMar>
-              <w:top w:w="100" w:type="dxa"/>
-              <w:left w:w="120" w:type="dxa"/>
-              <w:bottom w:w="100" w:type="dxa"/>
-              <w:right w:w="120" w:type="dxa"/>
-            </w:tcMar>
-          </w:tcPr>
-          <w:p>
-            <w:r>
-              <w:rPr>
-                <w:b/>
-                <w:bCs/>
+          </w:tcPr>
+          <w:p>
+            <w:pPr>
+              <w:cnfStyle w:val="100000000000" w:firstRow="1" w:lastRow="0" w:firstColumn="0" w:lastColumn="0" w:oddVBand="0" w:evenVBand="0" w:oddHBand="0" w:evenHBand="0" w:firstRowFirstColumn="0" w:firstRowLastColumn="0" w:lastRowFirstColumn="0" w:lastRowLastColumn="0"/>
+            </w:pPr>
+            <w:r>
+              <w:rPr>
                 <w:sz w:val="20"/>
                 <w:szCs w:val="20"/>
               </w:rPr>
@@ -6773,21 +6316,13 @@
         </w:tc>
       </w:tr>
       <w:tr>
-        <w:tc>
-          <w:tcPr>
+        <w:trPr>
+          <w:cnfStyle w:val="000000100000" w:firstRow="0" w:lastRow="0" w:firstColumn="0" w:lastColumn="0" w:oddVBand="0" w:evenVBand="0" w:oddHBand="1" w:evenHBand="0" w:firstRowFirstColumn="0" w:firstRowLastColumn="0" w:lastRowFirstColumn="0" w:lastRowLastColumn="0"/>
+        </w:trPr>
+        <w:tc>
+          <w:tcPr>
+            <w:cnfStyle w:val="001000000000" w:firstRow="0" w:lastRow="0" w:firstColumn="1" w:lastColumn="0" w:oddVBand="0" w:evenVBand="0" w:oddHBand="0" w:evenHBand="0" w:firstRowFirstColumn="0" w:firstRowLastColumn="0" w:lastRowFirstColumn="0" w:lastRowLastColumn="0"/>
             <w:tcW w:w="1400" w:type="dxa"/>
-            <w:tcBorders>
-              <w:top w:val="single" w:sz="2" w:space="0" w:color="BFBFBF"/>
-              <w:left w:val="single" w:sz="2" w:space="0" w:color="BFBFBF"/>
-              <w:bottom w:val="single" w:sz="2" w:space="0" w:color="BFBFBF"/>
-              <w:right w:val="single" w:sz="2" w:space="0" w:color="BFBFBF"/>
-            </w:tcBorders>
-            <w:tcMar>
-              <w:top w:w="100" w:type="dxa"/>
-              <w:left w:w="120" w:type="dxa"/>
-              <w:bottom w:w="100" w:type="dxa"/>
-              <w:right w:w="120" w:type="dxa"/>
-            </w:tcMar>
           </w:tcPr>
           <w:p>
             <w:r>
@@ -6802,20 +6337,11 @@
         <w:tc>
           <w:tcPr>
             <w:tcW w:w="8080" w:type="dxa"/>
-            <w:tcBorders>
-              <w:top w:val="single" w:sz="2" w:space="0" w:color="BFBFBF"/>
-              <w:left w:val="single" w:sz="2" w:space="0" w:color="BFBFBF"/>
-              <w:bottom w:val="single" w:sz="2" w:space="0" w:color="BFBFBF"/>
-              <w:right w:val="single" w:sz="2" w:space="0" w:color="BFBFBF"/>
-            </w:tcBorders>
-            <w:tcMar>
-              <w:top w:w="100" w:type="dxa"/>
-              <w:left w:w="120" w:type="dxa"/>
-              <w:bottom w:w="100" w:type="dxa"/>
-              <w:right w:w="120" w:type="dxa"/>
-            </w:tcMar>
-          </w:tcPr>
-          <w:p>
+          </w:tcPr>
+          <w:p>
+            <w:pPr>
+              <w:cnfStyle w:val="000000100000" w:firstRow="0" w:lastRow="0" w:firstColumn="0" w:lastColumn="0" w:oddVBand="0" w:evenVBand="0" w:oddHBand="1" w:evenHBand="0" w:firstRowFirstColumn="0" w:firstRowLastColumn="0" w:lastRowFirstColumn="0" w:lastRowLastColumn="0"/>
+            </w:pPr>
             <w:r>
               <w:rPr>
                 <w:sz w:val="20"/>
@@ -6845,20 +6371,8 @@
       <w:tr>
         <w:tc>
           <w:tcPr>
+            <w:cnfStyle w:val="001000000000" w:firstRow="0" w:lastRow="0" w:firstColumn="1" w:lastColumn="0" w:oddVBand="0" w:evenVBand="0" w:oddHBand="0" w:evenHBand="0" w:firstRowFirstColumn="0" w:firstRowLastColumn="0" w:lastRowFirstColumn="0" w:lastRowLastColumn="0"/>
             <w:tcW w:w="1400" w:type="dxa"/>
-            <w:tcBorders>
-              <w:top w:val="single" w:sz="2" w:space="0" w:color="BFBFBF"/>
-              <w:left w:val="single" w:sz="2" w:space="0" w:color="BFBFBF"/>
-              <w:bottom w:val="single" w:sz="2" w:space="0" w:color="BFBFBF"/>
-              <w:right w:val="single" w:sz="2" w:space="0" w:color="BFBFBF"/>
-            </w:tcBorders>
-            <w:shd w:val="clear" w:color="auto" w:fill="EAF1FB"/>
-            <w:tcMar>
-              <w:top w:w="100" w:type="dxa"/>
-              <w:left w:w="120" w:type="dxa"/>
-              <w:bottom w:w="100" w:type="dxa"/>
-              <w:right w:w="120" w:type="dxa"/>
-            </w:tcMar>
           </w:tcPr>
           <w:p>
             <w:r>
@@ -6873,21 +6387,11 @@
         <w:tc>
           <w:tcPr>
             <w:tcW w:w="8080" w:type="dxa"/>
-            <w:tcBorders>
-              <w:top w:val="single" w:sz="2" w:space="0" w:color="BFBFBF"/>
-              <w:left w:val="single" w:sz="2" w:space="0" w:color="BFBFBF"/>
-              <w:bottom w:val="single" w:sz="2" w:space="0" w:color="BFBFBF"/>
-              <w:right w:val="single" w:sz="2" w:space="0" w:color="BFBFBF"/>
-            </w:tcBorders>
-            <w:shd w:val="clear" w:color="auto" w:fill="EAF1FB"/>
-            <w:tcMar>
-              <w:top w:w="100" w:type="dxa"/>
-              <w:left w:w="120" w:type="dxa"/>
-              <w:bottom w:w="100" w:type="dxa"/>
-              <w:right w:w="120" w:type="dxa"/>
-            </w:tcMar>
-          </w:tcPr>
-          <w:p>
+          </w:tcPr>
+          <w:p>
+            <w:pPr>
+              <w:cnfStyle w:val="000000000000" w:firstRow="0" w:lastRow="0" w:firstColumn="0" w:lastColumn="0" w:oddVBand="0" w:evenVBand="0" w:oddHBand="0" w:evenHBand="0" w:firstRowFirstColumn="0" w:firstRowLastColumn="0" w:lastRowFirstColumn="0" w:lastRowLastColumn="0"/>
+            </w:pPr>
             <w:r>
               <w:rPr>
                 <w:sz w:val="20"/>
@@ -6915,21 +6419,13 @@
         </w:tc>
       </w:tr>
       <w:tr>
-        <w:tc>
-          <w:tcPr>
+        <w:trPr>
+          <w:cnfStyle w:val="000000100000" w:firstRow="0" w:lastRow="0" w:firstColumn="0" w:lastColumn="0" w:oddVBand="0" w:evenVBand="0" w:oddHBand="1" w:evenHBand="0" w:firstRowFirstColumn="0" w:firstRowLastColumn="0" w:lastRowFirstColumn="0" w:lastRowLastColumn="0"/>
+        </w:trPr>
+        <w:tc>
+          <w:tcPr>
+            <w:cnfStyle w:val="001000000000" w:firstRow="0" w:lastRow="0" w:firstColumn="1" w:lastColumn="0" w:oddVBand="0" w:evenVBand="0" w:oddHBand="0" w:evenHBand="0" w:firstRowFirstColumn="0" w:firstRowLastColumn="0" w:lastRowFirstColumn="0" w:lastRowLastColumn="0"/>
             <w:tcW w:w="1400" w:type="dxa"/>
-            <w:tcBorders>
-              <w:top w:val="single" w:sz="2" w:space="0" w:color="BFBFBF"/>
-              <w:left w:val="single" w:sz="2" w:space="0" w:color="BFBFBF"/>
-              <w:bottom w:val="single" w:sz="2" w:space="0" w:color="BFBFBF"/>
-              <w:right w:val="single" w:sz="2" w:space="0" w:color="BFBFBF"/>
-            </w:tcBorders>
-            <w:tcMar>
-              <w:top w:w="100" w:type="dxa"/>
-              <w:left w:w="120" w:type="dxa"/>
-              <w:bottom w:w="100" w:type="dxa"/>
-              <w:right w:w="120" w:type="dxa"/>
-            </w:tcMar>
           </w:tcPr>
           <w:p>
             <w:r>
@@ -6944,20 +6440,11 @@
         <w:tc>
           <w:tcPr>
             <w:tcW w:w="8080" w:type="dxa"/>
-            <w:tcBorders>
-              <w:top w:val="single" w:sz="2" w:space="0" w:color="BFBFBF"/>
-              <w:left w:val="single" w:sz="2" w:space="0" w:color="BFBFBF"/>
-              <w:bottom w:val="single" w:sz="2" w:space="0" w:color="BFBFBF"/>
-              <w:right w:val="single" w:sz="2" w:space="0" w:color="BFBFBF"/>
-            </w:tcBorders>
-            <w:tcMar>
-              <w:top w:w="100" w:type="dxa"/>
-              <w:left w:w="120" w:type="dxa"/>
-              <w:bottom w:w="100" w:type="dxa"/>
-              <w:right w:w="120" w:type="dxa"/>
-            </w:tcMar>
-          </w:tcPr>
-          <w:p>
+          </w:tcPr>
+          <w:p>
+            <w:pPr>
+              <w:cnfStyle w:val="000000100000" w:firstRow="0" w:lastRow="0" w:firstColumn="0" w:lastColumn="0" w:oddVBand="0" w:evenVBand="0" w:oddHBand="1" w:evenHBand="0" w:firstRowFirstColumn="0" w:firstRowLastColumn="0" w:lastRowFirstColumn="0" w:lastRowLastColumn="0"/>
+            </w:pPr>
             <w:r>
               <w:rPr>
                 <w:sz w:val="20"/>
@@ -6987,20 +6474,8 @@
       <w:tr>
         <w:tc>
           <w:tcPr>
+            <w:cnfStyle w:val="001000000000" w:firstRow="0" w:lastRow="0" w:firstColumn="1" w:lastColumn="0" w:oddVBand="0" w:evenVBand="0" w:oddHBand="0" w:evenHBand="0" w:firstRowFirstColumn="0" w:firstRowLastColumn="0" w:lastRowFirstColumn="0" w:lastRowLastColumn="0"/>
             <w:tcW w:w="1400" w:type="dxa"/>
-            <w:tcBorders>
-              <w:top w:val="single" w:sz="2" w:space="0" w:color="BFBFBF"/>
-              <w:left w:val="single" w:sz="2" w:space="0" w:color="BFBFBF"/>
-              <w:bottom w:val="single" w:sz="2" w:space="0" w:color="BFBFBF"/>
-              <w:right w:val="single" w:sz="2" w:space="0" w:color="BFBFBF"/>
-            </w:tcBorders>
-            <w:shd w:val="clear" w:color="auto" w:fill="EAF1FB"/>
-            <w:tcMar>
-              <w:top w:w="100" w:type="dxa"/>
-              <w:left w:w="120" w:type="dxa"/>
-              <w:bottom w:w="100" w:type="dxa"/>
-              <w:right w:w="120" w:type="dxa"/>
-            </w:tcMar>
           </w:tcPr>
           <w:p>
             <w:r>
@@ -7015,21 +6490,11 @@
         <w:tc>
           <w:tcPr>
             <w:tcW w:w="8080" w:type="dxa"/>
-            <w:tcBorders>
-              <w:top w:val="single" w:sz="2" w:space="0" w:color="BFBFBF"/>
-              <w:left w:val="single" w:sz="2" w:space="0" w:color="BFBFBF"/>
-              <w:bottom w:val="single" w:sz="2" w:space="0" w:color="BFBFBF"/>
-              <w:right w:val="single" w:sz="2" w:space="0" w:color="BFBFBF"/>
-            </w:tcBorders>
-            <w:shd w:val="clear" w:color="auto" w:fill="EAF1FB"/>
-            <w:tcMar>
-              <w:top w:w="100" w:type="dxa"/>
-              <w:left w:w="120" w:type="dxa"/>
-              <w:bottom w:w="100" w:type="dxa"/>
-              <w:right w:w="120" w:type="dxa"/>
-            </w:tcMar>
-          </w:tcPr>
-          <w:p>
+          </w:tcPr>
+          <w:p>
+            <w:pPr>
+              <w:cnfStyle w:val="000000000000" w:firstRow="0" w:lastRow="0" w:firstColumn="0" w:lastColumn="0" w:oddVBand="0" w:evenVBand="0" w:oddHBand="0" w:evenHBand="0" w:firstRowFirstColumn="0" w:firstRowLastColumn="0" w:lastRowFirstColumn="0" w:lastRowLastColumn="0"/>
+            </w:pPr>
             <w:r>
               <w:rPr>
                 <w:sz w:val="20"/>
@@ -7057,21 +6522,13 @@
         </w:tc>
       </w:tr>
       <w:tr>
-        <w:tc>
-          <w:tcPr>
+        <w:trPr>
+          <w:cnfStyle w:val="000000100000" w:firstRow="0" w:lastRow="0" w:firstColumn="0" w:lastColumn="0" w:oddVBand="0" w:evenVBand="0" w:oddHBand="1" w:evenHBand="0" w:firstRowFirstColumn="0" w:firstRowLastColumn="0" w:lastRowFirstColumn="0" w:lastRowLastColumn="0"/>
+        </w:trPr>
+        <w:tc>
+          <w:tcPr>
+            <w:cnfStyle w:val="001000000000" w:firstRow="0" w:lastRow="0" w:firstColumn="1" w:lastColumn="0" w:oddVBand="0" w:evenVBand="0" w:oddHBand="0" w:evenHBand="0" w:firstRowFirstColumn="0" w:firstRowLastColumn="0" w:lastRowFirstColumn="0" w:lastRowLastColumn="0"/>
             <w:tcW w:w="1400" w:type="dxa"/>
-            <w:tcBorders>
-              <w:top w:val="single" w:sz="2" w:space="0" w:color="BFBFBF"/>
-              <w:left w:val="single" w:sz="2" w:space="0" w:color="BFBFBF"/>
-              <w:bottom w:val="single" w:sz="2" w:space="0" w:color="BFBFBF"/>
-              <w:right w:val="single" w:sz="2" w:space="0" w:color="BFBFBF"/>
-            </w:tcBorders>
-            <w:tcMar>
-              <w:top w:w="100" w:type="dxa"/>
-              <w:left w:w="120" w:type="dxa"/>
-              <w:bottom w:w="100" w:type="dxa"/>
-              <w:right w:w="120" w:type="dxa"/>
-            </w:tcMar>
           </w:tcPr>
           <w:p>
             <w:r>
@@ -7086,20 +6543,11 @@
         <w:tc>
           <w:tcPr>
             <w:tcW w:w="8080" w:type="dxa"/>
-            <w:tcBorders>
-              <w:top w:val="single" w:sz="2" w:space="0" w:color="BFBFBF"/>
-              <w:left w:val="single" w:sz="2" w:space="0" w:color="BFBFBF"/>
-              <w:bottom w:val="single" w:sz="2" w:space="0" w:color="BFBFBF"/>
-              <w:right w:val="single" w:sz="2" w:space="0" w:color="BFBFBF"/>
-            </w:tcBorders>
-            <w:tcMar>
-              <w:top w:w="100" w:type="dxa"/>
-              <w:left w:w="120" w:type="dxa"/>
-              <w:bottom w:w="100" w:type="dxa"/>
-              <w:right w:w="120" w:type="dxa"/>
-            </w:tcMar>
-          </w:tcPr>
-          <w:p>
+          </w:tcPr>
+          <w:p>
+            <w:pPr>
+              <w:cnfStyle w:val="000000100000" w:firstRow="0" w:lastRow="0" w:firstColumn="0" w:lastColumn="0" w:oddVBand="0" w:evenVBand="0" w:oddHBand="1" w:evenHBand="0" w:firstRowFirstColumn="0" w:firstRowLastColumn="0" w:lastRowFirstColumn="0" w:lastRowLastColumn="0"/>
+            </w:pPr>
             <w:r>
               <w:rPr>
                 <w:sz w:val="20"/>
@@ -7146,19 +6594,8 @@
     </w:p>
     <w:tbl>
       <w:tblPr>
+        <w:tblStyle w:val="PlainTable3"/>
         <w:tblW w:w="9480" w:type="dxa"/>
-        <w:tblBorders>
-          <w:top w:val="single" w:sz="4" w:space="0" w:color="auto"/>
-          <w:left w:val="single" w:sz="4" w:space="0" w:color="auto"/>
-          <w:bottom w:val="single" w:sz="4" w:space="0" w:color="auto"/>
-          <w:right w:val="single" w:sz="4" w:space="0" w:color="auto"/>
-          <w:insideH w:val="single" w:sz="4" w:space="0" w:color="auto"/>
-          <w:insideV w:val="single" w:sz="4" w:space="0" w:color="auto"/>
-        </w:tblBorders>
-        <w:tblCellMar>
-          <w:left w:w="10" w:type="dxa"/>
-          <w:right w:w="10" w:type="dxa"/>
-        </w:tblCellMar>
         <w:tblLook w:val="04A0" w:firstRow="1" w:lastRow="0" w:firstColumn="1" w:lastColumn="0" w:noHBand="0" w:noVBand="1"/>
       </w:tblPr>
       <w:tblGrid>
@@ -7167,30 +6604,16 @@
       </w:tblGrid>
       <w:tr>
         <w:trPr>
-          <w:tblHeader/>
+          <w:cnfStyle w:val="100000000000" w:firstRow="1" w:lastRow="0" w:firstColumn="0" w:lastColumn="0" w:oddVBand="0" w:evenVBand="0" w:oddHBand="0" w:evenHBand="0" w:firstRowFirstColumn="0" w:firstRowLastColumn="0" w:lastRowFirstColumn="0" w:lastRowLastColumn="0"/>
         </w:trPr>
         <w:tc>
           <w:tcPr>
+            <w:cnfStyle w:val="001000000100" w:firstRow="0" w:lastRow="0" w:firstColumn="1" w:lastColumn="0" w:oddVBand="0" w:evenVBand="0" w:oddHBand="0" w:evenHBand="0" w:firstRowFirstColumn="1" w:firstRowLastColumn="0" w:lastRowFirstColumn="0" w:lastRowLastColumn="0"/>
             <w:tcW w:w="1400" w:type="dxa"/>
-            <w:tcBorders>
-              <w:top w:val="single" w:sz="2" w:space="0" w:color="BFBFBF"/>
-              <w:left w:val="single" w:sz="2" w:space="0" w:color="BFBFBF"/>
-              <w:bottom w:val="single" w:sz="2" w:space="0" w:color="BFBFBF"/>
-              <w:right w:val="single" w:sz="2" w:space="0" w:color="BFBFBF"/>
-            </w:tcBorders>
-            <w:shd w:val="clear" w:color="auto" w:fill="1F3864"/>
-            <w:tcMar>
-              <w:top w:w="100" w:type="dxa"/>
-              <w:left w:w="120" w:type="dxa"/>
-              <w:bottom w:w="100" w:type="dxa"/>
-              <w:right w:w="120" w:type="dxa"/>
-            </w:tcMar>
-          </w:tcPr>
-          <w:p>
-            <w:r>
-              <w:rPr>
-                <w:b/>
-                <w:bCs/>
+          </w:tcPr>
+          <w:p>
+            <w:r>
+              <w:rPr>
                 <w:sz w:val="20"/>
                 <w:szCs w:val="20"/>
               </w:rPr>
@@ -7201,25 +6624,13 @@
         <w:tc>
           <w:tcPr>
             <w:tcW w:w="8080" w:type="dxa"/>
-            <w:tcBorders>
-              <w:top w:val="single" w:sz="2" w:space="0" w:color="BFBFBF"/>
-              <w:left w:val="single" w:sz="2" w:space="0" w:color="BFBFBF"/>
-              <w:bottom w:val="single" w:sz="2" w:space="0" w:color="BFBFBF"/>
-              <w:right w:val="single" w:sz="2" w:space="0" w:color="BFBFBF"/>
-            </w:tcBorders>
-            <w:shd w:val="clear" w:color="auto" w:fill="1F3864"/>
-            <w:tcMar>
-              <w:top w:w="100" w:type="dxa"/>
-              <w:left w:w="120" w:type="dxa"/>
-              <w:bottom w:w="100" w:type="dxa"/>
-              <w:right w:w="120" w:type="dxa"/>
-            </w:tcMar>
-          </w:tcPr>
-          <w:p>
-            <w:r>
-              <w:rPr>
-                <w:b/>
-                <w:bCs/>
+          </w:tcPr>
+          <w:p>
+            <w:pPr>
+              <w:cnfStyle w:val="100000000000" w:firstRow="1" w:lastRow="0" w:firstColumn="0" w:lastColumn="0" w:oddVBand="0" w:evenVBand="0" w:oddHBand="0" w:evenHBand="0" w:firstRowFirstColumn="0" w:firstRowLastColumn="0" w:lastRowFirstColumn="0" w:lastRowLastColumn="0"/>
+            </w:pPr>
+            <w:r>
+              <w:rPr>
                 <w:sz w:val="20"/>
                 <w:szCs w:val="20"/>
               </w:rPr>
@@ -7229,21 +6640,13 @@
         </w:tc>
       </w:tr>
       <w:tr>
-        <w:tc>
-          <w:tcPr>
+        <w:trPr>
+          <w:cnfStyle w:val="000000100000" w:firstRow="0" w:lastRow="0" w:firstColumn="0" w:lastColumn="0" w:oddVBand="0" w:evenVBand="0" w:oddHBand="1" w:evenHBand="0" w:firstRowFirstColumn="0" w:firstRowLastColumn="0" w:lastRowFirstColumn="0" w:lastRowLastColumn="0"/>
+        </w:trPr>
+        <w:tc>
+          <w:tcPr>
+            <w:cnfStyle w:val="001000000000" w:firstRow="0" w:lastRow="0" w:firstColumn="1" w:lastColumn="0" w:oddVBand="0" w:evenVBand="0" w:oddHBand="0" w:evenHBand="0" w:firstRowFirstColumn="0" w:firstRowLastColumn="0" w:lastRowFirstColumn="0" w:lastRowLastColumn="0"/>
             <w:tcW w:w="1400" w:type="dxa"/>
-            <w:tcBorders>
-              <w:top w:val="single" w:sz="2" w:space="0" w:color="BFBFBF"/>
-              <w:left w:val="single" w:sz="2" w:space="0" w:color="BFBFBF"/>
-              <w:bottom w:val="single" w:sz="2" w:space="0" w:color="BFBFBF"/>
-              <w:right w:val="single" w:sz="2" w:space="0" w:color="BFBFBF"/>
-            </w:tcBorders>
-            <w:tcMar>
-              <w:top w:w="100" w:type="dxa"/>
-              <w:left w:w="120" w:type="dxa"/>
-              <w:bottom w:w="100" w:type="dxa"/>
-              <w:right w:w="120" w:type="dxa"/>
-            </w:tcMar>
           </w:tcPr>
           <w:p>
             <w:r>
@@ -7258,20 +6661,11 @@
         <w:tc>
           <w:tcPr>
             <w:tcW w:w="8080" w:type="dxa"/>
-            <w:tcBorders>
-              <w:top w:val="single" w:sz="2" w:space="0" w:color="BFBFBF"/>
-              <w:left w:val="single" w:sz="2" w:space="0" w:color="BFBFBF"/>
-              <w:bottom w:val="single" w:sz="2" w:space="0" w:color="BFBFBF"/>
-              <w:right w:val="single" w:sz="2" w:space="0" w:color="BFBFBF"/>
-            </w:tcBorders>
-            <w:tcMar>
-              <w:top w:w="100" w:type="dxa"/>
-              <w:left w:w="120" w:type="dxa"/>
-              <w:bottom w:w="100" w:type="dxa"/>
-              <w:right w:w="120" w:type="dxa"/>
-            </w:tcMar>
-          </w:tcPr>
-          <w:p>
+          </w:tcPr>
+          <w:p>
+            <w:pPr>
+              <w:cnfStyle w:val="000000100000" w:firstRow="0" w:lastRow="0" w:firstColumn="0" w:lastColumn="0" w:oddVBand="0" w:evenVBand="0" w:oddHBand="1" w:evenHBand="0" w:firstRowFirstColumn="0" w:firstRowLastColumn="0" w:lastRowFirstColumn="0" w:lastRowLastColumn="0"/>
+            </w:pPr>
             <w:proofErr w:type="gramStart"/>
             <w:r>
               <w:rPr>
@@ -7310,20 +6704,8 @@
       <w:tr>
         <w:tc>
           <w:tcPr>
+            <w:cnfStyle w:val="001000000000" w:firstRow="0" w:lastRow="0" w:firstColumn="1" w:lastColumn="0" w:oddVBand="0" w:evenVBand="0" w:oddHBand="0" w:evenHBand="0" w:firstRowFirstColumn="0" w:firstRowLastColumn="0" w:lastRowFirstColumn="0" w:lastRowLastColumn="0"/>
             <w:tcW w:w="1400" w:type="dxa"/>
-            <w:tcBorders>
-              <w:top w:val="single" w:sz="2" w:space="0" w:color="BFBFBF"/>
-              <w:left w:val="single" w:sz="2" w:space="0" w:color="BFBFBF"/>
-              <w:bottom w:val="single" w:sz="2" w:space="0" w:color="BFBFBF"/>
-              <w:right w:val="single" w:sz="2" w:space="0" w:color="BFBFBF"/>
-            </w:tcBorders>
-            <w:shd w:val="clear" w:color="auto" w:fill="EAF1FB"/>
-            <w:tcMar>
-              <w:top w:w="100" w:type="dxa"/>
-              <w:left w:w="120" w:type="dxa"/>
-              <w:bottom w:w="100" w:type="dxa"/>
-              <w:right w:w="120" w:type="dxa"/>
-            </w:tcMar>
           </w:tcPr>
           <w:p>
             <w:r>
@@ -7338,21 +6720,11 @@
         <w:tc>
           <w:tcPr>
             <w:tcW w:w="8080" w:type="dxa"/>
-            <w:tcBorders>
-              <w:top w:val="single" w:sz="2" w:space="0" w:color="BFBFBF"/>
-              <w:left w:val="single" w:sz="2" w:space="0" w:color="BFBFBF"/>
-              <w:bottom w:val="single" w:sz="2" w:space="0" w:color="BFBFBF"/>
-              <w:right w:val="single" w:sz="2" w:space="0" w:color="BFBFBF"/>
-            </w:tcBorders>
-            <w:shd w:val="clear" w:color="auto" w:fill="EAF1FB"/>
-            <w:tcMar>
-              <w:top w:w="100" w:type="dxa"/>
-              <w:left w:w="120" w:type="dxa"/>
-              <w:bottom w:w="100" w:type="dxa"/>
-              <w:right w:w="120" w:type="dxa"/>
-            </w:tcMar>
-          </w:tcPr>
-          <w:p>
+          </w:tcPr>
+          <w:p>
+            <w:pPr>
+              <w:cnfStyle w:val="000000000000" w:firstRow="0" w:lastRow="0" w:firstColumn="0" w:lastColumn="0" w:oddVBand="0" w:evenVBand="0" w:oddHBand="0" w:evenHBand="0" w:firstRowFirstColumn="0" w:firstRowLastColumn="0" w:lastRowFirstColumn="0" w:lastRowLastColumn="0"/>
+            </w:pPr>
             <w:r>
               <w:rPr>
                 <w:sz w:val="20"/>
@@ -7380,21 +6752,13 @@
         </w:tc>
       </w:tr>
       <w:tr>
-        <w:tc>
-          <w:tcPr>
+        <w:trPr>
+          <w:cnfStyle w:val="000000100000" w:firstRow="0" w:lastRow="0" w:firstColumn="0" w:lastColumn="0" w:oddVBand="0" w:evenVBand="0" w:oddHBand="1" w:evenHBand="0" w:firstRowFirstColumn="0" w:firstRowLastColumn="0" w:lastRowFirstColumn="0" w:lastRowLastColumn="0"/>
+        </w:trPr>
+        <w:tc>
+          <w:tcPr>
+            <w:cnfStyle w:val="001000000000" w:firstRow="0" w:lastRow="0" w:firstColumn="1" w:lastColumn="0" w:oddVBand="0" w:evenVBand="0" w:oddHBand="0" w:evenHBand="0" w:firstRowFirstColumn="0" w:firstRowLastColumn="0" w:lastRowFirstColumn="0" w:lastRowLastColumn="0"/>
             <w:tcW w:w="1400" w:type="dxa"/>
-            <w:tcBorders>
-              <w:top w:val="single" w:sz="2" w:space="0" w:color="BFBFBF"/>
-              <w:left w:val="single" w:sz="2" w:space="0" w:color="BFBFBF"/>
-              <w:bottom w:val="single" w:sz="2" w:space="0" w:color="BFBFBF"/>
-              <w:right w:val="single" w:sz="2" w:space="0" w:color="BFBFBF"/>
-            </w:tcBorders>
-            <w:tcMar>
-              <w:top w:w="100" w:type="dxa"/>
-              <w:left w:w="120" w:type="dxa"/>
-              <w:bottom w:w="100" w:type="dxa"/>
-              <w:right w:w="120" w:type="dxa"/>
-            </w:tcMar>
           </w:tcPr>
           <w:p>
             <w:r>
@@ -7409,20 +6773,11 @@
         <w:tc>
           <w:tcPr>
             <w:tcW w:w="8080" w:type="dxa"/>
-            <w:tcBorders>
-              <w:top w:val="single" w:sz="2" w:space="0" w:color="BFBFBF"/>
-              <w:left w:val="single" w:sz="2" w:space="0" w:color="BFBFBF"/>
-              <w:bottom w:val="single" w:sz="2" w:space="0" w:color="BFBFBF"/>
-              <w:right w:val="single" w:sz="2" w:space="0" w:color="BFBFBF"/>
-            </w:tcBorders>
-            <w:tcMar>
-              <w:top w:w="100" w:type="dxa"/>
-              <w:left w:w="120" w:type="dxa"/>
-              <w:bottom w:w="100" w:type="dxa"/>
-              <w:right w:w="120" w:type="dxa"/>
-            </w:tcMar>
-          </w:tcPr>
-          <w:p>
+          </w:tcPr>
+          <w:p>
+            <w:pPr>
+              <w:cnfStyle w:val="000000100000" w:firstRow="0" w:lastRow="0" w:firstColumn="0" w:lastColumn="0" w:oddVBand="0" w:evenVBand="0" w:oddHBand="1" w:evenHBand="0" w:firstRowFirstColumn="0" w:firstRowLastColumn="0" w:lastRowFirstColumn="0" w:lastRowLastColumn="0"/>
+            </w:pPr>
             <w:proofErr w:type="gramStart"/>
             <w:r>
               <w:rPr>
@@ -7764,19 +7119,8 @@
     </w:p>
     <w:tbl>
       <w:tblPr>
+        <w:tblStyle w:val="PlainTable3"/>
         <w:tblW w:w="9480" w:type="dxa"/>
-        <w:tblBorders>
-          <w:top w:val="single" w:sz="4" w:space="0" w:color="auto"/>
-          <w:left w:val="single" w:sz="4" w:space="0" w:color="auto"/>
-          <w:bottom w:val="single" w:sz="4" w:space="0" w:color="auto"/>
-          <w:right w:val="single" w:sz="4" w:space="0" w:color="auto"/>
-          <w:insideH w:val="single" w:sz="4" w:space="0" w:color="auto"/>
-          <w:insideV w:val="single" w:sz="4" w:space="0" w:color="auto"/>
-        </w:tblBorders>
-        <w:tblCellMar>
-          <w:left w:w="10" w:type="dxa"/>
-          <w:right w:w="10" w:type="dxa"/>
-        </w:tblCellMar>
         <w:tblLook w:val="04A0" w:firstRow="1" w:lastRow="0" w:firstColumn="1" w:lastColumn="0" w:noHBand="0" w:noVBand="1"/>
       </w:tblPr>
       <w:tblGrid>
@@ -7785,30 +7129,16 @@
       </w:tblGrid>
       <w:tr>
         <w:trPr>
-          <w:tblHeader/>
+          <w:cnfStyle w:val="100000000000" w:firstRow="1" w:lastRow="0" w:firstColumn="0" w:lastColumn="0" w:oddVBand="0" w:evenVBand="0" w:oddHBand="0" w:evenHBand="0" w:firstRowFirstColumn="0" w:firstRowLastColumn="0" w:lastRowFirstColumn="0" w:lastRowLastColumn="0"/>
         </w:trPr>
         <w:tc>
           <w:tcPr>
+            <w:cnfStyle w:val="001000000100" w:firstRow="0" w:lastRow="0" w:firstColumn="1" w:lastColumn="0" w:oddVBand="0" w:evenVBand="0" w:oddHBand="0" w:evenHBand="0" w:firstRowFirstColumn="1" w:firstRowLastColumn="0" w:lastRowFirstColumn="0" w:lastRowLastColumn="0"/>
             <w:tcW w:w="1400" w:type="dxa"/>
-            <w:tcBorders>
-              <w:top w:val="single" w:sz="2" w:space="0" w:color="BFBFBF"/>
-              <w:left w:val="single" w:sz="2" w:space="0" w:color="BFBFBF"/>
-              <w:bottom w:val="single" w:sz="2" w:space="0" w:color="BFBFBF"/>
-              <w:right w:val="single" w:sz="2" w:space="0" w:color="BFBFBF"/>
-            </w:tcBorders>
-            <w:shd w:val="clear" w:color="auto" w:fill="1F3864"/>
-            <w:tcMar>
-              <w:top w:w="100" w:type="dxa"/>
-              <w:left w:w="120" w:type="dxa"/>
-              <w:bottom w:w="100" w:type="dxa"/>
-              <w:right w:w="120" w:type="dxa"/>
-            </w:tcMar>
-          </w:tcPr>
-          <w:p>
-            <w:r>
-              <w:rPr>
-                <w:b/>
-                <w:bCs/>
+          </w:tcPr>
+          <w:p>
+            <w:r>
+              <w:rPr>
                 <w:sz w:val="20"/>
                 <w:szCs w:val="20"/>
               </w:rPr>
@@ -7819,25 +7149,13 @@
         <w:tc>
           <w:tcPr>
             <w:tcW w:w="8080" w:type="dxa"/>
-            <w:tcBorders>
-              <w:top w:val="single" w:sz="2" w:space="0" w:color="BFBFBF"/>
-              <w:left w:val="single" w:sz="2" w:space="0" w:color="BFBFBF"/>
-              <w:bottom w:val="single" w:sz="2" w:space="0" w:color="BFBFBF"/>
-              <w:right w:val="single" w:sz="2" w:space="0" w:color="BFBFBF"/>
-            </w:tcBorders>
-            <w:shd w:val="clear" w:color="auto" w:fill="1F3864"/>
-            <w:tcMar>
-              <w:top w:w="100" w:type="dxa"/>
-              <w:left w:w="120" w:type="dxa"/>
-              <w:bottom w:w="100" w:type="dxa"/>
-              <w:right w:w="120" w:type="dxa"/>
-            </w:tcMar>
-          </w:tcPr>
-          <w:p>
-            <w:r>
-              <w:rPr>
-                <w:b/>
-                <w:bCs/>
+          </w:tcPr>
+          <w:p>
+            <w:pPr>
+              <w:cnfStyle w:val="100000000000" w:firstRow="1" w:lastRow="0" w:firstColumn="0" w:lastColumn="0" w:oddVBand="0" w:evenVBand="0" w:oddHBand="0" w:evenHBand="0" w:firstRowFirstColumn="0" w:firstRowLastColumn="0" w:lastRowFirstColumn="0" w:lastRowLastColumn="0"/>
+            </w:pPr>
+            <w:r>
+              <w:rPr>
                 <w:sz w:val="20"/>
                 <w:szCs w:val="20"/>
               </w:rPr>
@@ -7847,21 +7165,13 @@
         </w:tc>
       </w:tr>
       <w:tr>
-        <w:tc>
-          <w:tcPr>
+        <w:trPr>
+          <w:cnfStyle w:val="000000100000" w:firstRow="0" w:lastRow="0" w:firstColumn="0" w:lastColumn="0" w:oddVBand="0" w:evenVBand="0" w:oddHBand="1" w:evenHBand="0" w:firstRowFirstColumn="0" w:firstRowLastColumn="0" w:lastRowFirstColumn="0" w:lastRowLastColumn="0"/>
+        </w:trPr>
+        <w:tc>
+          <w:tcPr>
+            <w:cnfStyle w:val="001000000000" w:firstRow="0" w:lastRow="0" w:firstColumn="1" w:lastColumn="0" w:oddVBand="0" w:evenVBand="0" w:oddHBand="0" w:evenHBand="0" w:firstRowFirstColumn="0" w:firstRowLastColumn="0" w:lastRowFirstColumn="0" w:lastRowLastColumn="0"/>
             <w:tcW w:w="1400" w:type="dxa"/>
-            <w:tcBorders>
-              <w:top w:val="single" w:sz="2" w:space="0" w:color="BFBFBF"/>
-              <w:left w:val="single" w:sz="2" w:space="0" w:color="BFBFBF"/>
-              <w:bottom w:val="single" w:sz="2" w:space="0" w:color="BFBFBF"/>
-              <w:right w:val="single" w:sz="2" w:space="0" w:color="BFBFBF"/>
-            </w:tcBorders>
-            <w:tcMar>
-              <w:top w:w="100" w:type="dxa"/>
-              <w:left w:w="120" w:type="dxa"/>
-              <w:bottom w:w="100" w:type="dxa"/>
-              <w:right w:w="120" w:type="dxa"/>
-            </w:tcMar>
           </w:tcPr>
           <w:p>
             <w:r>
@@ -7876,20 +7186,11 @@
         <w:tc>
           <w:tcPr>
             <w:tcW w:w="8080" w:type="dxa"/>
-            <w:tcBorders>
-              <w:top w:val="single" w:sz="2" w:space="0" w:color="BFBFBF"/>
-              <w:left w:val="single" w:sz="2" w:space="0" w:color="BFBFBF"/>
-              <w:bottom w:val="single" w:sz="2" w:space="0" w:color="BFBFBF"/>
-              <w:right w:val="single" w:sz="2" w:space="0" w:color="BFBFBF"/>
-            </w:tcBorders>
-            <w:tcMar>
-              <w:top w:w="100" w:type="dxa"/>
-              <w:left w:w="120" w:type="dxa"/>
-              <w:bottom w:w="100" w:type="dxa"/>
-              <w:right w:w="120" w:type="dxa"/>
-            </w:tcMar>
-          </w:tcPr>
-          <w:p>
+          </w:tcPr>
+          <w:p>
+            <w:pPr>
+              <w:cnfStyle w:val="000000100000" w:firstRow="0" w:lastRow="0" w:firstColumn="0" w:lastColumn="0" w:oddVBand="0" w:evenVBand="0" w:oddHBand="1" w:evenHBand="0" w:firstRowFirstColumn="0" w:firstRowLastColumn="0" w:lastRowFirstColumn="0" w:lastRowLastColumn="0"/>
+            </w:pPr>
             <w:r>
               <w:rPr>
                 <w:sz w:val="20"/>
@@ -7919,20 +7220,8 @@
       <w:tr>
         <w:tc>
           <w:tcPr>
+            <w:cnfStyle w:val="001000000000" w:firstRow="0" w:lastRow="0" w:firstColumn="1" w:lastColumn="0" w:oddVBand="0" w:evenVBand="0" w:oddHBand="0" w:evenHBand="0" w:firstRowFirstColumn="0" w:firstRowLastColumn="0" w:lastRowFirstColumn="0" w:lastRowLastColumn="0"/>
             <w:tcW w:w="1400" w:type="dxa"/>
-            <w:tcBorders>
-              <w:top w:val="single" w:sz="2" w:space="0" w:color="BFBFBF"/>
-              <w:left w:val="single" w:sz="2" w:space="0" w:color="BFBFBF"/>
-              <w:bottom w:val="single" w:sz="2" w:space="0" w:color="BFBFBF"/>
-              <w:right w:val="single" w:sz="2" w:space="0" w:color="BFBFBF"/>
-            </w:tcBorders>
-            <w:shd w:val="clear" w:color="auto" w:fill="EAF1FB"/>
-            <w:tcMar>
-              <w:top w:w="100" w:type="dxa"/>
-              <w:left w:w="120" w:type="dxa"/>
-              <w:bottom w:w="100" w:type="dxa"/>
-              <w:right w:w="120" w:type="dxa"/>
-            </w:tcMar>
           </w:tcPr>
           <w:p>
             <w:r>
@@ -7947,21 +7236,11 @@
         <w:tc>
           <w:tcPr>
             <w:tcW w:w="8080" w:type="dxa"/>
-            <w:tcBorders>
-              <w:top w:val="single" w:sz="2" w:space="0" w:color="BFBFBF"/>
-              <w:left w:val="single" w:sz="2" w:space="0" w:color="BFBFBF"/>
-              <w:bottom w:val="single" w:sz="2" w:space="0" w:color="BFBFBF"/>
-              <w:right w:val="single" w:sz="2" w:space="0" w:color="BFBFBF"/>
-            </w:tcBorders>
-            <w:shd w:val="clear" w:color="auto" w:fill="EAF1FB"/>
-            <w:tcMar>
-              <w:top w:w="100" w:type="dxa"/>
-              <w:left w:w="120" w:type="dxa"/>
-              <w:bottom w:w="100" w:type="dxa"/>
-              <w:right w:w="120" w:type="dxa"/>
-            </w:tcMar>
-          </w:tcPr>
-          <w:p>
+          </w:tcPr>
+          <w:p>
+            <w:pPr>
+              <w:cnfStyle w:val="000000000000" w:firstRow="0" w:lastRow="0" w:firstColumn="0" w:lastColumn="0" w:oddVBand="0" w:evenVBand="0" w:oddHBand="0" w:evenHBand="0" w:firstRowFirstColumn="0" w:firstRowLastColumn="0" w:lastRowFirstColumn="0" w:lastRowLastColumn="0"/>
+            </w:pPr>
             <w:r>
               <w:rPr>
                 <w:sz w:val="20"/>
@@ -7973,21 +7252,13 @@
         </w:tc>
       </w:tr>
       <w:tr>
-        <w:tc>
-          <w:tcPr>
+        <w:trPr>
+          <w:cnfStyle w:val="000000100000" w:firstRow="0" w:lastRow="0" w:firstColumn="0" w:lastColumn="0" w:oddVBand="0" w:evenVBand="0" w:oddHBand="1" w:evenHBand="0" w:firstRowFirstColumn="0" w:firstRowLastColumn="0" w:lastRowFirstColumn="0" w:lastRowLastColumn="0"/>
+        </w:trPr>
+        <w:tc>
+          <w:tcPr>
+            <w:cnfStyle w:val="001000000000" w:firstRow="0" w:lastRow="0" w:firstColumn="1" w:lastColumn="0" w:oddVBand="0" w:evenVBand="0" w:oddHBand="0" w:evenHBand="0" w:firstRowFirstColumn="0" w:firstRowLastColumn="0" w:lastRowFirstColumn="0" w:lastRowLastColumn="0"/>
             <w:tcW w:w="1400" w:type="dxa"/>
-            <w:tcBorders>
-              <w:top w:val="single" w:sz="2" w:space="0" w:color="BFBFBF"/>
-              <w:left w:val="single" w:sz="2" w:space="0" w:color="BFBFBF"/>
-              <w:bottom w:val="single" w:sz="2" w:space="0" w:color="BFBFBF"/>
-              <w:right w:val="single" w:sz="2" w:space="0" w:color="BFBFBF"/>
-            </w:tcBorders>
-            <w:tcMar>
-              <w:top w:w="100" w:type="dxa"/>
-              <w:left w:w="120" w:type="dxa"/>
-              <w:bottom w:w="100" w:type="dxa"/>
-              <w:right w:w="120" w:type="dxa"/>
-            </w:tcMar>
           </w:tcPr>
           <w:p>
             <w:r>
@@ -8002,20 +7273,11 @@
         <w:tc>
           <w:tcPr>
             <w:tcW w:w="8080" w:type="dxa"/>
-            <w:tcBorders>
-              <w:top w:val="single" w:sz="2" w:space="0" w:color="BFBFBF"/>
-              <w:left w:val="single" w:sz="2" w:space="0" w:color="BFBFBF"/>
-              <w:bottom w:val="single" w:sz="2" w:space="0" w:color="BFBFBF"/>
-              <w:right w:val="single" w:sz="2" w:space="0" w:color="BFBFBF"/>
-            </w:tcBorders>
-            <w:tcMar>
-              <w:top w:w="100" w:type="dxa"/>
-              <w:left w:w="120" w:type="dxa"/>
-              <w:bottom w:w="100" w:type="dxa"/>
-              <w:right w:w="120" w:type="dxa"/>
-            </w:tcMar>
-          </w:tcPr>
-          <w:p>
+          </w:tcPr>
+          <w:p>
+            <w:pPr>
+              <w:cnfStyle w:val="000000100000" w:firstRow="0" w:lastRow="0" w:firstColumn="0" w:lastColumn="0" w:oddVBand="0" w:evenVBand="0" w:oddHBand="1" w:evenHBand="0" w:firstRowFirstColumn="0" w:firstRowLastColumn="0" w:lastRowFirstColumn="0" w:lastRowLastColumn="0"/>
+            </w:pPr>
             <w:r>
               <w:rPr>
                 <w:sz w:val="20"/>
@@ -8046,19 +7308,8 @@
     </w:p>
     <w:tbl>
       <w:tblPr>
+        <w:tblStyle w:val="PlainTable3"/>
         <w:tblW w:w="9480" w:type="dxa"/>
-        <w:tblBorders>
-          <w:top w:val="single" w:sz="4" w:space="0" w:color="auto"/>
-          <w:left w:val="single" w:sz="4" w:space="0" w:color="auto"/>
-          <w:bottom w:val="single" w:sz="4" w:space="0" w:color="auto"/>
-          <w:right w:val="single" w:sz="4" w:space="0" w:color="auto"/>
-          <w:insideH w:val="single" w:sz="4" w:space="0" w:color="auto"/>
-          <w:insideV w:val="single" w:sz="4" w:space="0" w:color="auto"/>
-        </w:tblBorders>
-        <w:tblCellMar>
-          <w:left w:w="10" w:type="dxa"/>
-          <w:right w:w="10" w:type="dxa"/>
-        </w:tblCellMar>
         <w:tblLook w:val="04A0" w:firstRow="1" w:lastRow="0" w:firstColumn="1" w:lastColumn="0" w:noHBand="0" w:noVBand="1"/>
       </w:tblPr>
       <w:tblGrid>
@@ -8067,30 +7318,16 @@
       </w:tblGrid>
       <w:tr>
         <w:trPr>
-          <w:tblHeader/>
+          <w:cnfStyle w:val="100000000000" w:firstRow="1" w:lastRow="0" w:firstColumn="0" w:lastColumn="0" w:oddVBand="0" w:evenVBand="0" w:oddHBand="0" w:evenHBand="0" w:firstRowFirstColumn="0" w:firstRowLastColumn="0" w:lastRowFirstColumn="0" w:lastRowLastColumn="0"/>
         </w:trPr>
         <w:tc>
           <w:tcPr>
+            <w:cnfStyle w:val="001000000100" w:firstRow="0" w:lastRow="0" w:firstColumn="1" w:lastColumn="0" w:oddVBand="0" w:evenVBand="0" w:oddHBand="0" w:evenHBand="0" w:firstRowFirstColumn="1" w:firstRowLastColumn="0" w:lastRowFirstColumn="0" w:lastRowLastColumn="0"/>
             <w:tcW w:w="1400" w:type="dxa"/>
-            <w:tcBorders>
-              <w:top w:val="single" w:sz="2" w:space="0" w:color="BFBFBF"/>
-              <w:left w:val="single" w:sz="2" w:space="0" w:color="BFBFBF"/>
-              <w:bottom w:val="single" w:sz="2" w:space="0" w:color="BFBFBF"/>
-              <w:right w:val="single" w:sz="2" w:space="0" w:color="BFBFBF"/>
-            </w:tcBorders>
-            <w:shd w:val="clear" w:color="auto" w:fill="1F3864"/>
-            <w:tcMar>
-              <w:top w:w="100" w:type="dxa"/>
-              <w:left w:w="120" w:type="dxa"/>
-              <w:bottom w:w="100" w:type="dxa"/>
-              <w:right w:w="120" w:type="dxa"/>
-            </w:tcMar>
-          </w:tcPr>
-          <w:p>
-            <w:r>
-              <w:rPr>
-                <w:b/>
-                <w:bCs/>
+          </w:tcPr>
+          <w:p>
+            <w:r>
+              <w:rPr>
                 <w:sz w:val="20"/>
                 <w:szCs w:val="20"/>
               </w:rPr>
@@ -8101,25 +7338,13 @@
         <w:tc>
           <w:tcPr>
             <w:tcW w:w="8080" w:type="dxa"/>
-            <w:tcBorders>
-              <w:top w:val="single" w:sz="2" w:space="0" w:color="BFBFBF"/>
-              <w:left w:val="single" w:sz="2" w:space="0" w:color="BFBFBF"/>
-              <w:bottom w:val="single" w:sz="2" w:space="0" w:color="BFBFBF"/>
-              <w:right w:val="single" w:sz="2" w:space="0" w:color="BFBFBF"/>
-            </w:tcBorders>
-            <w:shd w:val="clear" w:color="auto" w:fill="1F3864"/>
-            <w:tcMar>
-              <w:top w:w="100" w:type="dxa"/>
-              <w:left w:w="120" w:type="dxa"/>
-              <w:bottom w:w="100" w:type="dxa"/>
-              <w:right w:w="120" w:type="dxa"/>
-            </w:tcMar>
-          </w:tcPr>
-          <w:p>
-            <w:r>
-              <w:rPr>
-                <w:b/>
-                <w:bCs/>
+          </w:tcPr>
+          <w:p>
+            <w:pPr>
+              <w:cnfStyle w:val="100000000000" w:firstRow="1" w:lastRow="0" w:firstColumn="0" w:lastColumn="0" w:oddVBand="0" w:evenVBand="0" w:oddHBand="0" w:evenHBand="0" w:firstRowFirstColumn="0" w:firstRowLastColumn="0" w:lastRowFirstColumn="0" w:lastRowLastColumn="0"/>
+            </w:pPr>
+            <w:r>
+              <w:rPr>
                 <w:sz w:val="20"/>
                 <w:szCs w:val="20"/>
               </w:rPr>
@@ -8129,21 +7354,13 @@
         </w:tc>
       </w:tr>
       <w:tr>
-        <w:tc>
-          <w:tcPr>
+        <w:trPr>
+          <w:cnfStyle w:val="000000100000" w:firstRow="0" w:lastRow="0" w:firstColumn="0" w:lastColumn="0" w:oddVBand="0" w:evenVBand="0" w:oddHBand="1" w:evenHBand="0" w:firstRowFirstColumn="0" w:firstRowLastColumn="0" w:lastRowFirstColumn="0" w:lastRowLastColumn="0"/>
+        </w:trPr>
+        <w:tc>
+          <w:tcPr>
+            <w:cnfStyle w:val="001000000000" w:firstRow="0" w:lastRow="0" w:firstColumn="1" w:lastColumn="0" w:oddVBand="0" w:evenVBand="0" w:oddHBand="0" w:evenHBand="0" w:firstRowFirstColumn="0" w:firstRowLastColumn="0" w:lastRowFirstColumn="0" w:lastRowLastColumn="0"/>
             <w:tcW w:w="1400" w:type="dxa"/>
-            <w:tcBorders>
-              <w:top w:val="single" w:sz="2" w:space="0" w:color="BFBFBF"/>
-              <w:left w:val="single" w:sz="2" w:space="0" w:color="BFBFBF"/>
-              <w:bottom w:val="single" w:sz="2" w:space="0" w:color="BFBFBF"/>
-              <w:right w:val="single" w:sz="2" w:space="0" w:color="BFBFBF"/>
-            </w:tcBorders>
-            <w:tcMar>
-              <w:top w:w="100" w:type="dxa"/>
-              <w:left w:w="120" w:type="dxa"/>
-              <w:bottom w:w="100" w:type="dxa"/>
-              <w:right w:w="120" w:type="dxa"/>
-            </w:tcMar>
           </w:tcPr>
           <w:p>
             <w:r>
@@ -8158,20 +7375,11 @@
         <w:tc>
           <w:tcPr>
             <w:tcW w:w="8080" w:type="dxa"/>
-            <w:tcBorders>
-              <w:top w:val="single" w:sz="2" w:space="0" w:color="BFBFBF"/>
-              <w:left w:val="single" w:sz="2" w:space="0" w:color="BFBFBF"/>
-              <w:bottom w:val="single" w:sz="2" w:space="0" w:color="BFBFBF"/>
-              <w:right w:val="single" w:sz="2" w:space="0" w:color="BFBFBF"/>
-            </w:tcBorders>
-            <w:tcMar>
-              <w:top w:w="100" w:type="dxa"/>
-              <w:left w:w="120" w:type="dxa"/>
-              <w:bottom w:w="100" w:type="dxa"/>
-              <w:right w:w="120" w:type="dxa"/>
-            </w:tcMar>
-          </w:tcPr>
-          <w:p>
+          </w:tcPr>
+          <w:p>
+            <w:pPr>
+              <w:cnfStyle w:val="000000100000" w:firstRow="0" w:lastRow="0" w:firstColumn="0" w:lastColumn="0" w:oddVBand="0" w:evenVBand="0" w:oddHBand="1" w:evenHBand="0" w:firstRowFirstColumn="0" w:firstRowLastColumn="0" w:lastRowFirstColumn="0" w:lastRowLastColumn="0"/>
+            </w:pPr>
             <w:proofErr w:type="gramStart"/>
             <w:r>
               <w:rPr>
@@ -8210,20 +7418,8 @@
       <w:tr>
         <w:tc>
           <w:tcPr>
+            <w:cnfStyle w:val="001000000000" w:firstRow="0" w:lastRow="0" w:firstColumn="1" w:lastColumn="0" w:oddVBand="0" w:evenVBand="0" w:oddHBand="0" w:evenHBand="0" w:firstRowFirstColumn="0" w:firstRowLastColumn="0" w:lastRowFirstColumn="0" w:lastRowLastColumn="0"/>
             <w:tcW w:w="1400" w:type="dxa"/>
-            <w:tcBorders>
-              <w:top w:val="single" w:sz="2" w:space="0" w:color="BFBFBF"/>
-              <w:left w:val="single" w:sz="2" w:space="0" w:color="BFBFBF"/>
-              <w:bottom w:val="single" w:sz="2" w:space="0" w:color="BFBFBF"/>
-              <w:right w:val="single" w:sz="2" w:space="0" w:color="BFBFBF"/>
-            </w:tcBorders>
-            <w:shd w:val="clear" w:color="auto" w:fill="EAF1FB"/>
-            <w:tcMar>
-              <w:top w:w="100" w:type="dxa"/>
-              <w:left w:w="120" w:type="dxa"/>
-              <w:bottom w:w="100" w:type="dxa"/>
-              <w:right w:w="120" w:type="dxa"/>
-            </w:tcMar>
           </w:tcPr>
           <w:p>
             <w:r>
@@ -8238,21 +7434,11 @@
         <w:tc>
           <w:tcPr>
             <w:tcW w:w="8080" w:type="dxa"/>
-            <w:tcBorders>
-              <w:top w:val="single" w:sz="2" w:space="0" w:color="BFBFBF"/>
-              <w:left w:val="single" w:sz="2" w:space="0" w:color="BFBFBF"/>
-              <w:bottom w:val="single" w:sz="2" w:space="0" w:color="BFBFBF"/>
-              <w:right w:val="single" w:sz="2" w:space="0" w:color="BFBFBF"/>
-            </w:tcBorders>
-            <w:shd w:val="clear" w:color="auto" w:fill="EAF1FB"/>
-            <w:tcMar>
-              <w:top w:w="100" w:type="dxa"/>
-              <w:left w:w="120" w:type="dxa"/>
-              <w:bottom w:w="100" w:type="dxa"/>
-              <w:right w:w="120" w:type="dxa"/>
-            </w:tcMar>
-          </w:tcPr>
-          <w:p>
+          </w:tcPr>
+          <w:p>
+            <w:pPr>
+              <w:cnfStyle w:val="000000000000" w:firstRow="0" w:lastRow="0" w:firstColumn="0" w:lastColumn="0" w:oddVBand="0" w:evenVBand="0" w:oddHBand="0" w:evenHBand="0" w:firstRowFirstColumn="0" w:firstRowLastColumn="0" w:lastRowFirstColumn="0" w:lastRowLastColumn="0"/>
+            </w:pPr>
             <w:r>
               <w:rPr>
                 <w:sz w:val="20"/>
@@ -8264,21 +7450,13 @@
         </w:tc>
       </w:tr>
       <w:tr>
-        <w:tc>
-          <w:tcPr>
+        <w:trPr>
+          <w:cnfStyle w:val="000000100000" w:firstRow="0" w:lastRow="0" w:firstColumn="0" w:lastColumn="0" w:oddVBand="0" w:evenVBand="0" w:oddHBand="1" w:evenHBand="0" w:firstRowFirstColumn="0" w:firstRowLastColumn="0" w:lastRowFirstColumn="0" w:lastRowLastColumn="0"/>
+        </w:trPr>
+        <w:tc>
+          <w:tcPr>
+            <w:cnfStyle w:val="001000000000" w:firstRow="0" w:lastRow="0" w:firstColumn="1" w:lastColumn="0" w:oddVBand="0" w:evenVBand="0" w:oddHBand="0" w:evenHBand="0" w:firstRowFirstColumn="0" w:firstRowLastColumn="0" w:lastRowFirstColumn="0" w:lastRowLastColumn="0"/>
             <w:tcW w:w="1400" w:type="dxa"/>
-            <w:tcBorders>
-              <w:top w:val="single" w:sz="2" w:space="0" w:color="BFBFBF"/>
-              <w:left w:val="single" w:sz="2" w:space="0" w:color="BFBFBF"/>
-              <w:bottom w:val="single" w:sz="2" w:space="0" w:color="BFBFBF"/>
-              <w:right w:val="single" w:sz="2" w:space="0" w:color="BFBFBF"/>
-            </w:tcBorders>
-            <w:tcMar>
-              <w:top w:w="100" w:type="dxa"/>
-              <w:left w:w="120" w:type="dxa"/>
-              <w:bottom w:w="100" w:type="dxa"/>
-              <w:right w:w="120" w:type="dxa"/>
-            </w:tcMar>
           </w:tcPr>
           <w:p>
             <w:r>
@@ -8293,20 +7471,11 @@
         <w:tc>
           <w:tcPr>
             <w:tcW w:w="8080" w:type="dxa"/>
-            <w:tcBorders>
-              <w:top w:val="single" w:sz="2" w:space="0" w:color="BFBFBF"/>
-              <w:left w:val="single" w:sz="2" w:space="0" w:color="BFBFBF"/>
-              <w:bottom w:val="single" w:sz="2" w:space="0" w:color="BFBFBF"/>
-              <w:right w:val="single" w:sz="2" w:space="0" w:color="BFBFBF"/>
-            </w:tcBorders>
-            <w:tcMar>
-              <w:top w:w="100" w:type="dxa"/>
-              <w:left w:w="120" w:type="dxa"/>
-              <w:bottom w:w="100" w:type="dxa"/>
-              <w:right w:w="120" w:type="dxa"/>
-            </w:tcMar>
-          </w:tcPr>
-          <w:p>
+          </w:tcPr>
+          <w:p>
+            <w:pPr>
+              <w:cnfStyle w:val="000000100000" w:firstRow="0" w:lastRow="0" w:firstColumn="0" w:lastColumn="0" w:oddVBand="0" w:evenVBand="0" w:oddHBand="1" w:evenHBand="0" w:firstRowFirstColumn="0" w:firstRowLastColumn="0" w:lastRowFirstColumn="0" w:lastRowLastColumn="0"/>
+            </w:pPr>
             <w:r>
               <w:rPr>
                 <w:sz w:val="20"/>
@@ -8320,20 +7489,8 @@
       <w:tr>
         <w:tc>
           <w:tcPr>
+            <w:cnfStyle w:val="001000000000" w:firstRow="0" w:lastRow="0" w:firstColumn="1" w:lastColumn="0" w:oddVBand="0" w:evenVBand="0" w:oddHBand="0" w:evenHBand="0" w:firstRowFirstColumn="0" w:firstRowLastColumn="0" w:lastRowFirstColumn="0" w:lastRowLastColumn="0"/>
             <w:tcW w:w="1400" w:type="dxa"/>
-            <w:tcBorders>
-              <w:top w:val="single" w:sz="2" w:space="0" w:color="BFBFBF"/>
-              <w:left w:val="single" w:sz="2" w:space="0" w:color="BFBFBF"/>
-              <w:bottom w:val="single" w:sz="2" w:space="0" w:color="BFBFBF"/>
-              <w:right w:val="single" w:sz="2" w:space="0" w:color="BFBFBF"/>
-            </w:tcBorders>
-            <w:shd w:val="clear" w:color="auto" w:fill="EAF1FB"/>
-            <w:tcMar>
-              <w:top w:w="100" w:type="dxa"/>
-              <w:left w:w="120" w:type="dxa"/>
-              <w:bottom w:w="100" w:type="dxa"/>
-              <w:right w:w="120" w:type="dxa"/>
-            </w:tcMar>
           </w:tcPr>
           <w:p>
             <w:r>
@@ -8348,21 +7505,11 @@
         <w:tc>
           <w:tcPr>
             <w:tcW w:w="8080" w:type="dxa"/>
-            <w:tcBorders>
-              <w:top w:val="single" w:sz="2" w:space="0" w:color="BFBFBF"/>
-              <w:left w:val="single" w:sz="2" w:space="0" w:color="BFBFBF"/>
-              <w:bottom w:val="single" w:sz="2" w:space="0" w:color="BFBFBF"/>
-              <w:right w:val="single" w:sz="2" w:space="0" w:color="BFBFBF"/>
-            </w:tcBorders>
-            <w:shd w:val="clear" w:color="auto" w:fill="EAF1FB"/>
-            <w:tcMar>
-              <w:top w:w="100" w:type="dxa"/>
-              <w:left w:w="120" w:type="dxa"/>
-              <w:bottom w:w="100" w:type="dxa"/>
-              <w:right w:w="120" w:type="dxa"/>
-            </w:tcMar>
-          </w:tcPr>
-          <w:p>
+          </w:tcPr>
+          <w:p>
+            <w:pPr>
+              <w:cnfStyle w:val="000000000000" w:firstRow="0" w:lastRow="0" w:firstColumn="0" w:lastColumn="0" w:oddVBand="0" w:evenVBand="0" w:oddHBand="0" w:evenHBand="0" w:firstRowFirstColumn="0" w:firstRowLastColumn="0" w:lastRowFirstColumn="0" w:lastRowLastColumn="0"/>
+            </w:pPr>
             <w:r>
               <w:rPr>
                 <w:sz w:val="20"/>
@@ -8409,19 +7556,8 @@
     </w:p>
     <w:tbl>
       <w:tblPr>
+        <w:tblStyle w:val="PlainTable3"/>
         <w:tblW w:w="9480" w:type="dxa"/>
-        <w:tblBorders>
-          <w:top w:val="single" w:sz="4" w:space="0" w:color="auto"/>
-          <w:left w:val="single" w:sz="4" w:space="0" w:color="auto"/>
-          <w:bottom w:val="single" w:sz="4" w:space="0" w:color="auto"/>
-          <w:right w:val="single" w:sz="4" w:space="0" w:color="auto"/>
-          <w:insideH w:val="single" w:sz="4" w:space="0" w:color="auto"/>
-          <w:insideV w:val="single" w:sz="4" w:space="0" w:color="auto"/>
-        </w:tblBorders>
-        <w:tblCellMar>
-          <w:left w:w="10" w:type="dxa"/>
-          <w:right w:w="10" w:type="dxa"/>
-        </w:tblCellMar>
         <w:tblLook w:val="04A0" w:firstRow="1" w:lastRow="0" w:firstColumn="1" w:lastColumn="0" w:noHBand="0" w:noVBand="1"/>
       </w:tblPr>
       <w:tblGrid>
@@ -8430,30 +7566,16 @@
       </w:tblGrid>
       <w:tr>
         <w:trPr>
-          <w:tblHeader/>
+          <w:cnfStyle w:val="100000000000" w:firstRow="1" w:lastRow="0" w:firstColumn="0" w:lastColumn="0" w:oddVBand="0" w:evenVBand="0" w:oddHBand="0" w:evenHBand="0" w:firstRowFirstColumn="0" w:firstRowLastColumn="0" w:lastRowFirstColumn="0" w:lastRowLastColumn="0"/>
         </w:trPr>
         <w:tc>
           <w:tcPr>
+            <w:cnfStyle w:val="001000000100" w:firstRow="0" w:lastRow="0" w:firstColumn="1" w:lastColumn="0" w:oddVBand="0" w:evenVBand="0" w:oddHBand="0" w:evenHBand="0" w:firstRowFirstColumn="1" w:firstRowLastColumn="0" w:lastRowFirstColumn="0" w:lastRowLastColumn="0"/>
             <w:tcW w:w="1400" w:type="dxa"/>
-            <w:tcBorders>
-              <w:top w:val="single" w:sz="2" w:space="0" w:color="BFBFBF"/>
-              <w:left w:val="single" w:sz="2" w:space="0" w:color="BFBFBF"/>
-              <w:bottom w:val="single" w:sz="2" w:space="0" w:color="BFBFBF"/>
-              <w:right w:val="single" w:sz="2" w:space="0" w:color="BFBFBF"/>
-            </w:tcBorders>
-            <w:shd w:val="clear" w:color="auto" w:fill="1F3864"/>
-            <w:tcMar>
-              <w:top w:w="100" w:type="dxa"/>
-              <w:left w:w="120" w:type="dxa"/>
-              <w:bottom w:w="100" w:type="dxa"/>
-              <w:right w:w="120" w:type="dxa"/>
-            </w:tcMar>
-          </w:tcPr>
-          <w:p>
-            <w:r>
-              <w:rPr>
-                <w:b/>
-                <w:bCs/>
+          </w:tcPr>
+          <w:p>
+            <w:r>
+              <w:rPr>
                 <w:sz w:val="20"/>
                 <w:szCs w:val="20"/>
               </w:rPr>
@@ -8464,25 +7586,13 @@
         <w:tc>
           <w:tcPr>
             <w:tcW w:w="8080" w:type="dxa"/>
-            <w:tcBorders>
-              <w:top w:val="single" w:sz="2" w:space="0" w:color="BFBFBF"/>
-              <w:left w:val="single" w:sz="2" w:space="0" w:color="BFBFBF"/>
-              <w:bottom w:val="single" w:sz="2" w:space="0" w:color="BFBFBF"/>
-              <w:right w:val="single" w:sz="2" w:space="0" w:color="BFBFBF"/>
-            </w:tcBorders>
-            <w:shd w:val="clear" w:color="auto" w:fill="1F3864"/>
-            <w:tcMar>
-              <w:top w:w="100" w:type="dxa"/>
-              <w:left w:w="120" w:type="dxa"/>
-              <w:bottom w:w="100" w:type="dxa"/>
-              <w:right w:w="120" w:type="dxa"/>
-            </w:tcMar>
-          </w:tcPr>
-          <w:p>
-            <w:r>
-              <w:rPr>
-                <w:b/>
-                <w:bCs/>
+          </w:tcPr>
+          <w:p>
+            <w:pPr>
+              <w:cnfStyle w:val="100000000000" w:firstRow="1" w:lastRow="0" w:firstColumn="0" w:lastColumn="0" w:oddVBand="0" w:evenVBand="0" w:oddHBand="0" w:evenHBand="0" w:firstRowFirstColumn="0" w:firstRowLastColumn="0" w:lastRowFirstColumn="0" w:lastRowLastColumn="0"/>
+            </w:pPr>
+            <w:r>
+              <w:rPr>
                 <w:sz w:val="20"/>
                 <w:szCs w:val="20"/>
               </w:rPr>
@@ -8492,21 +7602,13 @@
         </w:tc>
       </w:tr>
       <w:tr>
-        <w:tc>
-          <w:tcPr>
+        <w:trPr>
+          <w:cnfStyle w:val="000000100000" w:firstRow="0" w:lastRow="0" w:firstColumn="0" w:lastColumn="0" w:oddVBand="0" w:evenVBand="0" w:oddHBand="1" w:evenHBand="0" w:firstRowFirstColumn="0" w:firstRowLastColumn="0" w:lastRowFirstColumn="0" w:lastRowLastColumn="0"/>
+        </w:trPr>
+        <w:tc>
+          <w:tcPr>
+            <w:cnfStyle w:val="001000000000" w:firstRow="0" w:lastRow="0" w:firstColumn="1" w:lastColumn="0" w:oddVBand="0" w:evenVBand="0" w:oddHBand="0" w:evenHBand="0" w:firstRowFirstColumn="0" w:firstRowLastColumn="0" w:lastRowFirstColumn="0" w:lastRowLastColumn="0"/>
             <w:tcW w:w="1400" w:type="dxa"/>
-            <w:tcBorders>
-              <w:top w:val="single" w:sz="2" w:space="0" w:color="BFBFBF"/>
-              <w:left w:val="single" w:sz="2" w:space="0" w:color="BFBFBF"/>
-              <w:bottom w:val="single" w:sz="2" w:space="0" w:color="BFBFBF"/>
-              <w:right w:val="single" w:sz="2" w:space="0" w:color="BFBFBF"/>
-            </w:tcBorders>
-            <w:tcMar>
-              <w:top w:w="100" w:type="dxa"/>
-              <w:left w:w="120" w:type="dxa"/>
-              <w:bottom w:w="100" w:type="dxa"/>
-              <w:right w:w="120" w:type="dxa"/>
-            </w:tcMar>
           </w:tcPr>
           <w:p>
             <w:r>
@@ -8521,20 +7623,11 @@
         <w:tc>
           <w:tcPr>
             <w:tcW w:w="8080" w:type="dxa"/>
-            <w:tcBorders>
-              <w:top w:val="single" w:sz="2" w:space="0" w:color="BFBFBF"/>
-              <w:left w:val="single" w:sz="2" w:space="0" w:color="BFBFBF"/>
-              <w:bottom w:val="single" w:sz="2" w:space="0" w:color="BFBFBF"/>
-              <w:right w:val="single" w:sz="2" w:space="0" w:color="BFBFBF"/>
-            </w:tcBorders>
-            <w:tcMar>
-              <w:top w:w="100" w:type="dxa"/>
-              <w:left w:w="120" w:type="dxa"/>
-              <w:bottom w:w="100" w:type="dxa"/>
-              <w:right w:w="120" w:type="dxa"/>
-            </w:tcMar>
-          </w:tcPr>
-          <w:p>
+          </w:tcPr>
+          <w:p>
+            <w:pPr>
+              <w:cnfStyle w:val="000000100000" w:firstRow="0" w:lastRow="0" w:firstColumn="0" w:lastColumn="0" w:oddVBand="0" w:evenVBand="0" w:oddHBand="1" w:evenHBand="0" w:firstRowFirstColumn="0" w:firstRowLastColumn="0" w:lastRowFirstColumn="0" w:lastRowLastColumn="0"/>
+            </w:pPr>
             <w:proofErr w:type="gramStart"/>
             <w:r>
               <w:rPr>
@@ -8589,20 +7682,8 @@
       <w:tr>
         <w:tc>
           <w:tcPr>
+            <w:cnfStyle w:val="001000000000" w:firstRow="0" w:lastRow="0" w:firstColumn="1" w:lastColumn="0" w:oddVBand="0" w:evenVBand="0" w:oddHBand="0" w:evenHBand="0" w:firstRowFirstColumn="0" w:firstRowLastColumn="0" w:lastRowFirstColumn="0" w:lastRowLastColumn="0"/>
             <w:tcW w:w="1400" w:type="dxa"/>
-            <w:tcBorders>
-              <w:top w:val="single" w:sz="2" w:space="0" w:color="BFBFBF"/>
-              <w:left w:val="single" w:sz="2" w:space="0" w:color="BFBFBF"/>
-              <w:bottom w:val="single" w:sz="2" w:space="0" w:color="BFBFBF"/>
-              <w:right w:val="single" w:sz="2" w:space="0" w:color="BFBFBF"/>
-            </w:tcBorders>
-            <w:shd w:val="clear" w:color="auto" w:fill="EAF1FB"/>
-            <w:tcMar>
-              <w:top w:w="100" w:type="dxa"/>
-              <w:left w:w="120" w:type="dxa"/>
-              <w:bottom w:w="100" w:type="dxa"/>
-              <w:right w:w="120" w:type="dxa"/>
-            </w:tcMar>
           </w:tcPr>
           <w:p>
             <w:r>
@@ -8617,21 +7698,11 @@
         <w:tc>
           <w:tcPr>
             <w:tcW w:w="8080" w:type="dxa"/>
-            <w:tcBorders>
-              <w:top w:val="single" w:sz="2" w:space="0" w:color="BFBFBF"/>
-              <w:left w:val="single" w:sz="2" w:space="0" w:color="BFBFBF"/>
-              <w:bottom w:val="single" w:sz="2" w:space="0" w:color="BFBFBF"/>
-              <w:right w:val="single" w:sz="2" w:space="0" w:color="BFBFBF"/>
-            </w:tcBorders>
-            <w:shd w:val="clear" w:color="auto" w:fill="EAF1FB"/>
-            <w:tcMar>
-              <w:top w:w="100" w:type="dxa"/>
-              <w:left w:w="120" w:type="dxa"/>
-              <w:bottom w:w="100" w:type="dxa"/>
-              <w:right w:w="120" w:type="dxa"/>
-            </w:tcMar>
-          </w:tcPr>
-          <w:p>
+          </w:tcPr>
+          <w:p>
+            <w:pPr>
+              <w:cnfStyle w:val="000000000000" w:firstRow="0" w:lastRow="0" w:firstColumn="0" w:lastColumn="0" w:oddVBand="0" w:evenVBand="0" w:oddHBand="0" w:evenHBand="0" w:firstRowFirstColumn="0" w:firstRowLastColumn="0" w:lastRowFirstColumn="0" w:lastRowLastColumn="0"/>
+            </w:pPr>
             <w:proofErr w:type="gramStart"/>
             <w:r>
               <w:rPr>
@@ -8687,19 +7758,8 @@
     </w:p>
     <w:tbl>
       <w:tblPr>
+        <w:tblStyle w:val="PlainTable3"/>
         <w:tblW w:w="9480" w:type="dxa"/>
-        <w:tblBorders>
-          <w:top w:val="single" w:sz="4" w:space="0" w:color="auto"/>
-          <w:left w:val="single" w:sz="4" w:space="0" w:color="auto"/>
-          <w:bottom w:val="single" w:sz="4" w:space="0" w:color="auto"/>
-          <w:right w:val="single" w:sz="4" w:space="0" w:color="auto"/>
-          <w:insideH w:val="single" w:sz="4" w:space="0" w:color="auto"/>
-          <w:insideV w:val="single" w:sz="4" w:space="0" w:color="auto"/>
-        </w:tblBorders>
-        <w:tblCellMar>
-          <w:left w:w="10" w:type="dxa"/>
-          <w:right w:w="10" w:type="dxa"/>
-        </w:tblCellMar>
         <w:tblLook w:val="04A0" w:firstRow="1" w:lastRow="0" w:firstColumn="1" w:lastColumn="0" w:noHBand="0" w:noVBand="1"/>
       </w:tblPr>
       <w:tblGrid>
@@ -8708,30 +7768,16 @@
       </w:tblGrid>
       <w:tr>
         <w:trPr>
-          <w:tblHeader/>
+          <w:cnfStyle w:val="100000000000" w:firstRow="1" w:lastRow="0" w:firstColumn="0" w:lastColumn="0" w:oddVBand="0" w:evenVBand="0" w:oddHBand="0" w:evenHBand="0" w:firstRowFirstColumn="0" w:firstRowLastColumn="0" w:lastRowFirstColumn="0" w:lastRowLastColumn="0"/>
         </w:trPr>
         <w:tc>
           <w:tcPr>
+            <w:cnfStyle w:val="001000000100" w:firstRow="0" w:lastRow="0" w:firstColumn="1" w:lastColumn="0" w:oddVBand="0" w:evenVBand="0" w:oddHBand="0" w:evenHBand="0" w:firstRowFirstColumn="1" w:firstRowLastColumn="0" w:lastRowFirstColumn="0" w:lastRowLastColumn="0"/>
             <w:tcW w:w="1400" w:type="dxa"/>
-            <w:tcBorders>
-              <w:top w:val="single" w:sz="2" w:space="0" w:color="BFBFBF"/>
-              <w:left w:val="single" w:sz="2" w:space="0" w:color="BFBFBF"/>
-              <w:bottom w:val="single" w:sz="2" w:space="0" w:color="BFBFBF"/>
-              <w:right w:val="single" w:sz="2" w:space="0" w:color="BFBFBF"/>
-            </w:tcBorders>
-            <w:shd w:val="clear" w:color="auto" w:fill="1F3864"/>
-            <w:tcMar>
-              <w:top w:w="100" w:type="dxa"/>
-              <w:left w:w="120" w:type="dxa"/>
-              <w:bottom w:w="100" w:type="dxa"/>
-              <w:right w:w="120" w:type="dxa"/>
-            </w:tcMar>
-          </w:tcPr>
-          <w:p>
-            <w:r>
-              <w:rPr>
-                <w:b/>
-                <w:bCs/>
+          </w:tcPr>
+          <w:p>
+            <w:r>
+              <w:rPr>
                 <w:sz w:val="20"/>
                 <w:szCs w:val="20"/>
               </w:rPr>
@@ -8742,25 +7788,13 @@
         <w:tc>
           <w:tcPr>
             <w:tcW w:w="8080" w:type="dxa"/>
-            <w:tcBorders>
-              <w:top w:val="single" w:sz="2" w:space="0" w:color="BFBFBF"/>
-              <w:left w:val="single" w:sz="2" w:space="0" w:color="BFBFBF"/>
-              <w:bottom w:val="single" w:sz="2" w:space="0" w:color="BFBFBF"/>
-              <w:right w:val="single" w:sz="2" w:space="0" w:color="BFBFBF"/>
-            </w:tcBorders>
-            <w:shd w:val="clear" w:color="auto" w:fill="1F3864"/>
-            <w:tcMar>
-              <w:top w:w="100" w:type="dxa"/>
-              <w:left w:w="120" w:type="dxa"/>
-              <w:bottom w:w="100" w:type="dxa"/>
-              <w:right w:w="120" w:type="dxa"/>
-            </w:tcMar>
-          </w:tcPr>
-          <w:p>
-            <w:r>
-              <w:rPr>
-                <w:b/>
-                <w:bCs/>
+          </w:tcPr>
+          <w:p>
+            <w:pPr>
+              <w:cnfStyle w:val="100000000000" w:firstRow="1" w:lastRow="0" w:firstColumn="0" w:lastColumn="0" w:oddVBand="0" w:evenVBand="0" w:oddHBand="0" w:evenHBand="0" w:firstRowFirstColumn="0" w:firstRowLastColumn="0" w:lastRowFirstColumn="0" w:lastRowLastColumn="0"/>
+            </w:pPr>
+            <w:r>
+              <w:rPr>
                 <w:sz w:val="20"/>
                 <w:szCs w:val="20"/>
               </w:rPr>
@@ -8770,21 +7804,13 @@
         </w:tc>
       </w:tr>
       <w:tr>
-        <w:tc>
-          <w:tcPr>
+        <w:trPr>
+          <w:cnfStyle w:val="000000100000" w:firstRow="0" w:lastRow="0" w:firstColumn="0" w:lastColumn="0" w:oddVBand="0" w:evenVBand="0" w:oddHBand="1" w:evenHBand="0" w:firstRowFirstColumn="0" w:firstRowLastColumn="0" w:lastRowFirstColumn="0" w:lastRowLastColumn="0"/>
+        </w:trPr>
+        <w:tc>
+          <w:tcPr>
+            <w:cnfStyle w:val="001000000000" w:firstRow="0" w:lastRow="0" w:firstColumn="1" w:lastColumn="0" w:oddVBand="0" w:evenVBand="0" w:oddHBand="0" w:evenHBand="0" w:firstRowFirstColumn="0" w:firstRowLastColumn="0" w:lastRowFirstColumn="0" w:lastRowLastColumn="0"/>
             <w:tcW w:w="1400" w:type="dxa"/>
-            <w:tcBorders>
-              <w:top w:val="single" w:sz="2" w:space="0" w:color="BFBFBF"/>
-              <w:left w:val="single" w:sz="2" w:space="0" w:color="BFBFBF"/>
-              <w:bottom w:val="single" w:sz="2" w:space="0" w:color="BFBFBF"/>
-              <w:right w:val="single" w:sz="2" w:space="0" w:color="BFBFBF"/>
-            </w:tcBorders>
-            <w:tcMar>
-              <w:top w:w="100" w:type="dxa"/>
-              <w:left w:w="120" w:type="dxa"/>
-              <w:bottom w:w="100" w:type="dxa"/>
-              <w:right w:w="120" w:type="dxa"/>
-            </w:tcMar>
           </w:tcPr>
           <w:p>
             <w:r>
@@ -8799,20 +7825,11 @@
         <w:tc>
           <w:tcPr>
             <w:tcW w:w="8080" w:type="dxa"/>
-            <w:tcBorders>
-              <w:top w:val="single" w:sz="2" w:space="0" w:color="BFBFBF"/>
-              <w:left w:val="single" w:sz="2" w:space="0" w:color="BFBFBF"/>
-              <w:bottom w:val="single" w:sz="2" w:space="0" w:color="BFBFBF"/>
-              <w:right w:val="single" w:sz="2" w:space="0" w:color="BFBFBF"/>
-            </w:tcBorders>
-            <w:tcMar>
-              <w:top w:w="100" w:type="dxa"/>
-              <w:left w:w="120" w:type="dxa"/>
-              <w:bottom w:w="100" w:type="dxa"/>
-              <w:right w:w="120" w:type="dxa"/>
-            </w:tcMar>
-          </w:tcPr>
-          <w:p>
+          </w:tcPr>
+          <w:p>
+            <w:pPr>
+              <w:cnfStyle w:val="000000100000" w:firstRow="0" w:lastRow="0" w:firstColumn="0" w:lastColumn="0" w:oddVBand="0" w:evenVBand="0" w:oddHBand="1" w:evenHBand="0" w:firstRowFirstColumn="0" w:firstRowLastColumn="0" w:lastRowFirstColumn="0" w:lastRowLastColumn="0"/>
+            </w:pPr>
             <w:r>
               <w:rPr>
                 <w:sz w:val="20"/>
@@ -8826,20 +7843,8 @@
       <w:tr>
         <w:tc>
           <w:tcPr>
+            <w:cnfStyle w:val="001000000000" w:firstRow="0" w:lastRow="0" w:firstColumn="1" w:lastColumn="0" w:oddVBand="0" w:evenVBand="0" w:oddHBand="0" w:evenHBand="0" w:firstRowFirstColumn="0" w:firstRowLastColumn="0" w:lastRowFirstColumn="0" w:lastRowLastColumn="0"/>
             <w:tcW w:w="1400" w:type="dxa"/>
-            <w:tcBorders>
-              <w:top w:val="single" w:sz="2" w:space="0" w:color="BFBFBF"/>
-              <w:left w:val="single" w:sz="2" w:space="0" w:color="BFBFBF"/>
-              <w:bottom w:val="single" w:sz="2" w:space="0" w:color="BFBFBF"/>
-              <w:right w:val="single" w:sz="2" w:space="0" w:color="BFBFBF"/>
-            </w:tcBorders>
-            <w:shd w:val="clear" w:color="auto" w:fill="EAF1FB"/>
-            <w:tcMar>
-              <w:top w:w="100" w:type="dxa"/>
-              <w:left w:w="120" w:type="dxa"/>
-              <w:bottom w:w="100" w:type="dxa"/>
-              <w:right w:w="120" w:type="dxa"/>
-            </w:tcMar>
           </w:tcPr>
           <w:p>
             <w:r>
@@ -8854,21 +7859,11 @@
         <w:tc>
           <w:tcPr>
             <w:tcW w:w="8080" w:type="dxa"/>
-            <w:tcBorders>
-              <w:top w:val="single" w:sz="2" w:space="0" w:color="BFBFBF"/>
-              <w:left w:val="single" w:sz="2" w:space="0" w:color="BFBFBF"/>
-              <w:bottom w:val="single" w:sz="2" w:space="0" w:color="BFBFBF"/>
-              <w:right w:val="single" w:sz="2" w:space="0" w:color="BFBFBF"/>
-            </w:tcBorders>
-            <w:shd w:val="clear" w:color="auto" w:fill="EAF1FB"/>
-            <w:tcMar>
-              <w:top w:w="100" w:type="dxa"/>
-              <w:left w:w="120" w:type="dxa"/>
-              <w:bottom w:w="100" w:type="dxa"/>
-              <w:right w:w="120" w:type="dxa"/>
-            </w:tcMar>
-          </w:tcPr>
-          <w:p>
+          </w:tcPr>
+          <w:p>
+            <w:pPr>
+              <w:cnfStyle w:val="000000000000" w:firstRow="0" w:lastRow="0" w:firstColumn="0" w:lastColumn="0" w:oddVBand="0" w:evenVBand="0" w:oddHBand="0" w:evenHBand="0" w:firstRowFirstColumn="0" w:firstRowLastColumn="0" w:lastRowFirstColumn="0" w:lastRowLastColumn="0"/>
+            </w:pPr>
             <w:r>
               <w:rPr>
                 <w:sz w:val="20"/>
@@ -8931,19 +7926,8 @@
     </w:p>
     <w:tbl>
       <w:tblPr>
+        <w:tblStyle w:val="PlainTable3"/>
         <w:tblW w:w="9480" w:type="dxa"/>
-        <w:tblBorders>
-          <w:top w:val="single" w:sz="4" w:space="0" w:color="auto"/>
-          <w:left w:val="single" w:sz="4" w:space="0" w:color="auto"/>
-          <w:bottom w:val="single" w:sz="4" w:space="0" w:color="auto"/>
-          <w:right w:val="single" w:sz="4" w:space="0" w:color="auto"/>
-          <w:insideH w:val="single" w:sz="4" w:space="0" w:color="auto"/>
-          <w:insideV w:val="single" w:sz="4" w:space="0" w:color="auto"/>
-        </w:tblBorders>
-        <w:tblCellMar>
-          <w:left w:w="10" w:type="dxa"/>
-          <w:right w:w="10" w:type="dxa"/>
-        </w:tblCellMar>
         <w:tblLook w:val="04A0" w:firstRow="1" w:lastRow="0" w:firstColumn="1" w:lastColumn="0" w:noHBand="0" w:noVBand="1"/>
       </w:tblPr>
       <w:tblGrid>
@@ -8952,34 +7936,19 @@
       </w:tblGrid>
       <w:tr>
         <w:trPr>
-          <w:tblHeader/>
+          <w:cnfStyle w:val="100000000000" w:firstRow="1" w:lastRow="0" w:firstColumn="0" w:lastColumn="0" w:oddVBand="0" w:evenVBand="0" w:oddHBand="0" w:evenHBand="0" w:firstRowFirstColumn="0" w:firstRowLastColumn="0" w:lastRowFirstColumn="0" w:lastRowLastColumn="0"/>
         </w:trPr>
         <w:tc>
           <w:tcPr>
+            <w:cnfStyle w:val="001000000100" w:firstRow="0" w:lastRow="0" w:firstColumn="1" w:lastColumn="0" w:oddVBand="0" w:evenVBand="0" w:oddHBand="0" w:evenHBand="0" w:firstRowFirstColumn="1" w:firstRowLastColumn="0" w:lastRowFirstColumn="0" w:lastRowLastColumn="0"/>
             <w:tcW w:w="1400" w:type="dxa"/>
-            <w:tcBorders>
-              <w:top w:val="single" w:sz="2" w:space="0" w:color="BFBFBF"/>
-              <w:left w:val="single" w:sz="2" w:space="0" w:color="BFBFBF"/>
-              <w:bottom w:val="single" w:sz="2" w:space="0" w:color="BFBFBF"/>
-              <w:right w:val="single" w:sz="2" w:space="0" w:color="BFBFBF"/>
-            </w:tcBorders>
-            <w:shd w:val="clear" w:color="auto" w:fill="1F3864"/>
-            <w:tcMar>
-              <w:top w:w="100" w:type="dxa"/>
-              <w:left w:w="120" w:type="dxa"/>
-              <w:bottom w:w="100" w:type="dxa"/>
-              <w:right w:w="120" w:type="dxa"/>
-            </w:tcMar>
-          </w:tcPr>
-          <w:p>
-            <w:r>
-              <w:rPr>
-                <w:b/>
-                <w:bCs/>
-                <w:sz w:val="20"/>
-                <w:szCs w:val="20"/>
-              </w:rPr>
-              <w:lastRenderedPageBreak/>
+          </w:tcPr>
+          <w:p>
+            <w:r>
+              <w:rPr>
+                <w:sz w:val="20"/>
+                <w:szCs w:val="20"/>
+              </w:rPr>
               <w:t>ID</w:t>
             </w:r>
           </w:p>
@@ -8987,25 +7956,13 @@
         <w:tc>
           <w:tcPr>
             <w:tcW w:w="8080" w:type="dxa"/>
-            <w:tcBorders>
-              <w:top w:val="single" w:sz="2" w:space="0" w:color="BFBFBF"/>
-              <w:left w:val="single" w:sz="2" w:space="0" w:color="BFBFBF"/>
-              <w:bottom w:val="single" w:sz="2" w:space="0" w:color="BFBFBF"/>
-              <w:right w:val="single" w:sz="2" w:space="0" w:color="BFBFBF"/>
-            </w:tcBorders>
-            <w:shd w:val="clear" w:color="auto" w:fill="1F3864"/>
-            <w:tcMar>
-              <w:top w:w="100" w:type="dxa"/>
-              <w:left w:w="120" w:type="dxa"/>
-              <w:bottom w:w="100" w:type="dxa"/>
-              <w:right w:w="120" w:type="dxa"/>
-            </w:tcMar>
-          </w:tcPr>
-          <w:p>
-            <w:r>
-              <w:rPr>
-                <w:b/>
-                <w:bCs/>
+          </w:tcPr>
+          <w:p>
+            <w:pPr>
+              <w:cnfStyle w:val="100000000000" w:firstRow="1" w:lastRow="0" w:firstColumn="0" w:lastColumn="0" w:oddVBand="0" w:evenVBand="0" w:oddHBand="0" w:evenHBand="0" w:firstRowFirstColumn="0" w:firstRowLastColumn="0" w:lastRowFirstColumn="0" w:lastRowLastColumn="0"/>
+            </w:pPr>
+            <w:r>
+              <w:rPr>
                 <w:sz w:val="20"/>
                 <w:szCs w:val="20"/>
               </w:rPr>
@@ -9015,21 +7972,13 @@
         </w:tc>
       </w:tr>
       <w:tr>
-        <w:tc>
-          <w:tcPr>
+        <w:trPr>
+          <w:cnfStyle w:val="000000100000" w:firstRow="0" w:lastRow="0" w:firstColumn="0" w:lastColumn="0" w:oddVBand="0" w:evenVBand="0" w:oddHBand="1" w:evenHBand="0" w:firstRowFirstColumn="0" w:firstRowLastColumn="0" w:lastRowFirstColumn="0" w:lastRowLastColumn="0"/>
+        </w:trPr>
+        <w:tc>
+          <w:tcPr>
+            <w:cnfStyle w:val="001000000000" w:firstRow="0" w:lastRow="0" w:firstColumn="1" w:lastColumn="0" w:oddVBand="0" w:evenVBand="0" w:oddHBand="0" w:evenHBand="0" w:firstRowFirstColumn="0" w:firstRowLastColumn="0" w:lastRowFirstColumn="0" w:lastRowLastColumn="0"/>
             <w:tcW w:w="1400" w:type="dxa"/>
-            <w:tcBorders>
-              <w:top w:val="single" w:sz="2" w:space="0" w:color="BFBFBF"/>
-              <w:left w:val="single" w:sz="2" w:space="0" w:color="BFBFBF"/>
-              <w:bottom w:val="single" w:sz="2" w:space="0" w:color="BFBFBF"/>
-              <w:right w:val="single" w:sz="2" w:space="0" w:color="BFBFBF"/>
-            </w:tcBorders>
-            <w:tcMar>
-              <w:top w:w="100" w:type="dxa"/>
-              <w:left w:w="120" w:type="dxa"/>
-              <w:bottom w:w="100" w:type="dxa"/>
-              <w:right w:w="120" w:type="dxa"/>
-            </w:tcMar>
           </w:tcPr>
           <w:p>
             <w:r>
@@ -9044,20 +7993,11 @@
         <w:tc>
           <w:tcPr>
             <w:tcW w:w="8080" w:type="dxa"/>
-            <w:tcBorders>
-              <w:top w:val="single" w:sz="2" w:space="0" w:color="BFBFBF"/>
-              <w:left w:val="single" w:sz="2" w:space="0" w:color="BFBFBF"/>
-              <w:bottom w:val="single" w:sz="2" w:space="0" w:color="BFBFBF"/>
-              <w:right w:val="single" w:sz="2" w:space="0" w:color="BFBFBF"/>
-            </w:tcBorders>
-            <w:tcMar>
-              <w:top w:w="100" w:type="dxa"/>
-              <w:left w:w="120" w:type="dxa"/>
-              <w:bottom w:w="100" w:type="dxa"/>
-              <w:right w:w="120" w:type="dxa"/>
-            </w:tcMar>
-          </w:tcPr>
-          <w:p>
+          </w:tcPr>
+          <w:p>
+            <w:pPr>
+              <w:cnfStyle w:val="000000100000" w:firstRow="0" w:lastRow="0" w:firstColumn="0" w:lastColumn="0" w:oddVBand="0" w:evenVBand="0" w:oddHBand="1" w:evenHBand="0" w:firstRowFirstColumn="0" w:firstRowLastColumn="0" w:lastRowFirstColumn="0" w:lastRowLastColumn="0"/>
+            </w:pPr>
             <w:r>
               <w:rPr>
                 <w:sz w:val="20"/>
@@ -9087,20 +8027,8 @@
       <w:tr>
         <w:tc>
           <w:tcPr>
+            <w:cnfStyle w:val="001000000000" w:firstRow="0" w:lastRow="0" w:firstColumn="1" w:lastColumn="0" w:oddVBand="0" w:evenVBand="0" w:oddHBand="0" w:evenHBand="0" w:firstRowFirstColumn="0" w:firstRowLastColumn="0" w:lastRowFirstColumn="0" w:lastRowLastColumn="0"/>
             <w:tcW w:w="1400" w:type="dxa"/>
-            <w:tcBorders>
-              <w:top w:val="single" w:sz="2" w:space="0" w:color="BFBFBF"/>
-              <w:left w:val="single" w:sz="2" w:space="0" w:color="BFBFBF"/>
-              <w:bottom w:val="single" w:sz="2" w:space="0" w:color="BFBFBF"/>
-              <w:right w:val="single" w:sz="2" w:space="0" w:color="BFBFBF"/>
-            </w:tcBorders>
-            <w:shd w:val="clear" w:color="auto" w:fill="EAF1FB"/>
-            <w:tcMar>
-              <w:top w:w="100" w:type="dxa"/>
-              <w:left w:w="120" w:type="dxa"/>
-              <w:bottom w:w="100" w:type="dxa"/>
-              <w:right w:w="120" w:type="dxa"/>
-            </w:tcMar>
           </w:tcPr>
           <w:p>
             <w:r>
@@ -9115,21 +8043,11 @@
         <w:tc>
           <w:tcPr>
             <w:tcW w:w="8080" w:type="dxa"/>
-            <w:tcBorders>
-              <w:top w:val="single" w:sz="2" w:space="0" w:color="BFBFBF"/>
-              <w:left w:val="single" w:sz="2" w:space="0" w:color="BFBFBF"/>
-              <w:bottom w:val="single" w:sz="2" w:space="0" w:color="BFBFBF"/>
-              <w:right w:val="single" w:sz="2" w:space="0" w:color="BFBFBF"/>
-            </w:tcBorders>
-            <w:shd w:val="clear" w:color="auto" w:fill="EAF1FB"/>
-            <w:tcMar>
-              <w:top w:w="100" w:type="dxa"/>
-              <w:left w:w="120" w:type="dxa"/>
-              <w:bottom w:w="100" w:type="dxa"/>
-              <w:right w:w="120" w:type="dxa"/>
-            </w:tcMar>
-          </w:tcPr>
-          <w:p>
+          </w:tcPr>
+          <w:p>
+            <w:pPr>
+              <w:cnfStyle w:val="000000000000" w:firstRow="0" w:lastRow="0" w:firstColumn="0" w:lastColumn="0" w:oddVBand="0" w:evenVBand="0" w:oddHBand="0" w:evenHBand="0" w:firstRowFirstColumn="0" w:firstRowLastColumn="0" w:lastRowFirstColumn="0" w:lastRowLastColumn="0"/>
+            </w:pPr>
             <w:r>
               <w:rPr>
                 <w:sz w:val="20"/>
@@ -9157,21 +8075,13 @@
         </w:tc>
       </w:tr>
       <w:tr>
-        <w:tc>
-          <w:tcPr>
+        <w:trPr>
+          <w:cnfStyle w:val="000000100000" w:firstRow="0" w:lastRow="0" w:firstColumn="0" w:lastColumn="0" w:oddVBand="0" w:evenVBand="0" w:oddHBand="1" w:evenHBand="0" w:firstRowFirstColumn="0" w:firstRowLastColumn="0" w:lastRowFirstColumn="0" w:lastRowLastColumn="0"/>
+        </w:trPr>
+        <w:tc>
+          <w:tcPr>
+            <w:cnfStyle w:val="001000000000" w:firstRow="0" w:lastRow="0" w:firstColumn="1" w:lastColumn="0" w:oddVBand="0" w:evenVBand="0" w:oddHBand="0" w:evenHBand="0" w:firstRowFirstColumn="0" w:firstRowLastColumn="0" w:lastRowFirstColumn="0" w:lastRowLastColumn="0"/>
             <w:tcW w:w="1400" w:type="dxa"/>
-            <w:tcBorders>
-              <w:top w:val="single" w:sz="2" w:space="0" w:color="BFBFBF"/>
-              <w:left w:val="single" w:sz="2" w:space="0" w:color="BFBFBF"/>
-              <w:bottom w:val="single" w:sz="2" w:space="0" w:color="BFBFBF"/>
-              <w:right w:val="single" w:sz="2" w:space="0" w:color="BFBFBF"/>
-            </w:tcBorders>
-            <w:tcMar>
-              <w:top w:w="100" w:type="dxa"/>
-              <w:left w:w="120" w:type="dxa"/>
-              <w:bottom w:w="100" w:type="dxa"/>
-              <w:right w:w="120" w:type="dxa"/>
-            </w:tcMar>
           </w:tcPr>
           <w:p>
             <w:r>
@@ -9186,20 +8096,11 @@
         <w:tc>
           <w:tcPr>
             <w:tcW w:w="8080" w:type="dxa"/>
-            <w:tcBorders>
-              <w:top w:val="single" w:sz="2" w:space="0" w:color="BFBFBF"/>
-              <w:left w:val="single" w:sz="2" w:space="0" w:color="BFBFBF"/>
-              <w:bottom w:val="single" w:sz="2" w:space="0" w:color="BFBFBF"/>
-              <w:right w:val="single" w:sz="2" w:space="0" w:color="BFBFBF"/>
-            </w:tcBorders>
-            <w:tcMar>
-              <w:top w:w="100" w:type="dxa"/>
-              <w:left w:w="120" w:type="dxa"/>
-              <w:bottom w:w="100" w:type="dxa"/>
-              <w:right w:w="120" w:type="dxa"/>
-            </w:tcMar>
-          </w:tcPr>
-          <w:p>
+          </w:tcPr>
+          <w:p>
+            <w:pPr>
+              <w:cnfStyle w:val="000000100000" w:firstRow="0" w:lastRow="0" w:firstColumn="0" w:lastColumn="0" w:oddVBand="0" w:evenVBand="0" w:oddHBand="1" w:evenHBand="0" w:firstRowFirstColumn="0" w:firstRowLastColumn="0" w:lastRowFirstColumn="0" w:lastRowLastColumn="0"/>
+            </w:pPr>
             <w:r>
               <w:rPr>
                 <w:sz w:val="20"/>
@@ -9383,99 +8284,6 @@
             <wp:extent cx="5762625" cy="2809875"/>
             <wp:effectExtent l="0" t="0" r="0" b="0"/>
             <wp:docPr id="1" name="Picture 1"/>
-            <wp:cNvGraphicFramePr>
-              <a:graphicFrameLocks xmlns:a="http://schemas.openxmlformats.org/drawingml/2006/main" noChangeAspect="1"/>
-            </wp:cNvGraphicFramePr>
-            <a:graphic xmlns:a="http://schemas.openxmlformats.org/drawingml/2006/main">
-              <a:graphicData uri="http://schemas.openxmlformats.org/drawingml/2006/picture">
-                <pic:pic xmlns:pic="http://schemas.openxmlformats.org/drawingml/2006/picture">
-                  <pic:nvPicPr>
-                    <pic:cNvPr id="0" name=""/>
-                    <pic:cNvPicPr>
-                      <a:picLocks noChangeAspect="1" noChangeArrowheads="1"/>
-                    </pic:cNvPicPr>
-                  </pic:nvPicPr>
-                  <pic:blipFill>
-                    <a:blip r:embed="rId10"/>
-                    <a:srcRect/>
-                    <a:stretch>
-                      <a:fillRect/>
-                    </a:stretch>
-                  </pic:blipFill>
-                  <pic:spPr bwMode="auto">
-                    <a:xfrm>
-                      <a:off x="0" y="0"/>
-                      <a:ext cx="5762625" cy="2809875"/>
-                    </a:xfrm>
-                    <a:prstGeom prst="rect">
-                      <a:avLst/>
-                    </a:prstGeom>
-                  </pic:spPr>
-                </pic:pic>
-              </a:graphicData>
-            </a:graphic>
-          </wp:inline>
-        </w:drawing>
-      </w:r>
-    </w:p>
-    <w:p>
-      <w:pPr>
-        <w:spacing w:before="100" w:after="320"/>
-        <w:jc w:val="center"/>
-      </w:pPr>
-      <w:r>
-        <w:rPr>
-          <w:i/>
-          <w:iCs/>
-          <w:sz w:val="20"/>
-          <w:szCs w:val="20"/>
-        </w:rPr>
-        <w:t>Figure 1: Context Diagram (Level 0)</w:t>
-      </w:r>
-    </w:p>
-    <w:p>
-      <w:pPr>
-        <w:pStyle w:val="Heading3"/>
-        <w:rPr>
-          <w:color w:val="auto"/>
-        </w:rPr>
-      </w:pPr>
-      <w:bookmarkStart w:id="43" w:name="_Toc236601481"/>
-      <w:r>
-        <w:rPr>
-          <w:color w:val="auto"/>
-        </w:rPr>
-        <w:t>2. Entity Relationship Diagram (ERD)</w:t>
-      </w:r>
-      <w:bookmarkEnd w:id="43"/>
-    </w:p>
-    <w:p>
-      <w:pPr>
-        <w:spacing w:after="160" w:line="300" w:lineRule="auto"/>
-      </w:pPr>
-      <w:r>
-        <w:rPr>
-          <w:i/>
-          <w:iCs/>
-        </w:rPr>
-        <w:t>Illustrates the database schema and relationships.</w:t>
-      </w:r>
-    </w:p>
-    <w:p>
-      <w:pPr>
-        <w:spacing w:before="200" w:after="60"/>
-        <w:jc w:val="center"/>
-      </w:pPr>
-      <w:r>
-        <w:rPr>
-          <w:noProof/>
-        </w:rPr>
-        <w:lastRenderedPageBreak/>
-        <w:drawing>
-          <wp:inline distT="0" distB="0" distL="0" distR="0" wp14:anchorId="24B39E5F" wp14:editId="19CF6C9E">
-            <wp:extent cx="5762625" cy="4467225"/>
-            <wp:effectExtent l="0" t="0" r="0" b="0"/>
-            <wp:docPr id="1258925271" name="Picture 1258925271"/>
             <wp:cNvGraphicFramePr>
               <a:graphicFrameLocks xmlns:a="http://schemas.openxmlformats.org/drawingml/2006/main" noChangeAspect="1"/>
             </wp:cNvGraphicFramePr>
@@ -9498,7 +8306,7 @@
                   <pic:spPr bwMode="auto">
                     <a:xfrm>
                       <a:off x="0" y="0"/>
-                      <a:ext cx="5762625" cy="4467225"/>
+                      <a:ext cx="5762625" cy="2809875"/>
                     </a:xfrm>
                     <a:prstGeom prst="rect">
                       <a:avLst/>
@@ -9523,12 +8331,7 @@
           <w:sz w:val="20"/>
           <w:szCs w:val="20"/>
         </w:rPr>
-        <w:t>Figure 2: Entity Relationship Diagram</w:t>
-      </w:r>
-    </w:p>
-    <w:p>
-      <w:r>
-        <w:br w:type="page"/>
+        <w:t>Figure 1: Context Diagram (Level 0)</w:t>
       </w:r>
     </w:p>
     <w:p>
@@ -9538,15 +8341,14 @@
           <w:color w:val="auto"/>
         </w:rPr>
       </w:pPr>
-      <w:bookmarkStart w:id="44" w:name="_Toc236601482"/>
+      <w:bookmarkStart w:id="43" w:name="_Toc236601481"/>
       <w:r>
         <w:rPr>
           <w:color w:val="auto"/>
         </w:rPr>
-        <w:lastRenderedPageBreak/>
-        <w:t>3. Process Flow Diagram: Item Reporting &amp; Smart Matching</w:t>
-      </w:r>
-      <w:bookmarkEnd w:id="44"/>
+        <w:t>2. Entity Relationship Diagram (ERD)</w:t>
+      </w:r>
+      <w:bookmarkEnd w:id="43"/>
     </w:p>
     <w:p>
       <w:pPr>
@@ -9557,7 +8359,7 @@
           <w:i/>
           <w:iCs/>
         </w:rPr>
-        <w:t>Illustrates the automated matching flow when a user submits a lost item.</w:t>
+        <w:t>Illustrates the database schema and relationships.</w:t>
       </w:r>
     </w:p>
     <w:p>
@@ -9571,10 +8373,10 @@
         </w:rPr>
         <w:lastRenderedPageBreak/>
         <w:drawing>
-          <wp:inline distT="0" distB="0" distL="0" distR="0" wp14:anchorId="4586B587" wp14:editId="5BEEC47F">
-            <wp:extent cx="3714750" cy="7772400"/>
+          <wp:inline distT="0" distB="0" distL="0" distR="0" wp14:anchorId="24B39E5F" wp14:editId="19CF6C9E">
+            <wp:extent cx="5762625" cy="4467225"/>
             <wp:effectExtent l="0" t="0" r="0" b="0"/>
-            <wp:docPr id="790429921" name="Picture 790429921"/>
+            <wp:docPr id="1258925271" name="Picture 1258925271"/>
             <wp:cNvGraphicFramePr>
               <a:graphicFrameLocks xmlns:a="http://schemas.openxmlformats.org/drawingml/2006/main" noChangeAspect="1"/>
             </wp:cNvGraphicFramePr>
@@ -9597,7 +8399,7 @@
                   <pic:spPr bwMode="auto">
                     <a:xfrm>
                       <a:off x="0" y="0"/>
-                      <a:ext cx="3714750" cy="7772400"/>
+                      <a:ext cx="5762625" cy="4467225"/>
                     </a:xfrm>
                     <a:prstGeom prst="rect">
                       <a:avLst/>
@@ -9622,7 +8424,12 @@
           <w:sz w:val="20"/>
           <w:szCs w:val="20"/>
         </w:rPr>
-        <w:t>Figure 3: Item Reporting &amp; Smart Matching Process Flow</w:t>
+        <w:t>Figure 2: Entity Relationship Diagram</w:t>
+      </w:r>
+    </w:p>
+    <w:p>
+      <w:r>
+        <w:br w:type="page"/>
       </w:r>
     </w:p>
     <w:p>
@@ -9632,15 +8439,15 @@
           <w:color w:val="auto"/>
         </w:rPr>
       </w:pPr>
-      <w:bookmarkStart w:id="45" w:name="_Toc236601483"/>
+      <w:bookmarkStart w:id="44" w:name="_Toc236601482"/>
       <w:r>
         <w:rPr>
           <w:color w:val="auto"/>
         </w:rPr>
         <w:lastRenderedPageBreak/>
-        <w:t>4. Use Case Diagram</w:t>
-      </w:r>
-      <w:bookmarkEnd w:id="45"/>
+        <w:t>3. Process Flow Diagram: Item Reporting &amp; Smart Matching</w:t>
+      </w:r>
+      <w:bookmarkEnd w:id="44"/>
     </w:p>
     <w:p>
       <w:pPr>
@@ -9651,7 +8458,7 @@
           <w:i/>
           <w:iCs/>
         </w:rPr>
-        <w:t>Illustrates key system interactions between actors and use cases.</w:t>
+        <w:t>Illustrates the automated matching flow when a user submits a lost item.</w:t>
       </w:r>
     </w:p>
     <w:p>
@@ -9664,10 +8471,10 @@
           <w:noProof/>
         </w:rPr>
         <w:drawing>
-          <wp:inline distT="0" distB="0" distL="0" distR="0" wp14:anchorId="71F52EC6" wp14:editId="66105EAF">
-            <wp:extent cx="4210050" cy="7496175"/>
+          <wp:inline distT="0" distB="0" distL="0" distR="0" wp14:anchorId="4586B587" wp14:editId="41236F90">
+            <wp:extent cx="2314270" cy="4842164"/>
             <wp:effectExtent l="0" t="0" r="0" b="0"/>
-            <wp:docPr id="1210473689" name="Picture 1210473689"/>
+            <wp:docPr id="790429921" name="Picture 790429921"/>
             <wp:cNvGraphicFramePr>
               <a:graphicFrameLocks xmlns:a="http://schemas.openxmlformats.org/drawingml/2006/main" noChangeAspect="1"/>
             </wp:cNvGraphicFramePr>
@@ -9690,7 +8497,7 @@
                   <pic:spPr bwMode="auto">
                     <a:xfrm>
                       <a:off x="0" y="0"/>
-                      <a:ext cx="4210050" cy="7496175"/>
+                      <a:ext cx="2322054" cy="4858451"/>
                     </a:xfrm>
                     <a:prstGeom prst="rect">
                       <a:avLst/>
@@ -9715,7 +8522,155 @@
           <w:sz w:val="20"/>
           <w:szCs w:val="20"/>
         </w:rPr>
+        <w:t>Figure 3: Item Reporting &amp; Smart Matching Process Flow</w:t>
+      </w:r>
+    </w:p>
+    <w:p>
+      <w:pPr>
+        <w:pStyle w:val="Heading3"/>
+        <w:rPr>
+          <w:color w:val="auto"/>
+        </w:rPr>
+      </w:pPr>
+      <w:bookmarkStart w:id="45" w:name="_Toc236601483"/>
+    </w:p>
+    <w:p>
+      <w:pPr>
+        <w:pStyle w:val="Heading3"/>
+        <w:rPr>
+          <w:color w:val="auto"/>
+        </w:rPr>
+      </w:pPr>
+    </w:p>
+    <w:p>
+      <w:pPr>
+        <w:pStyle w:val="Heading3"/>
+        <w:rPr>
+          <w:color w:val="auto"/>
+        </w:rPr>
+      </w:pPr>
+    </w:p>
+    <w:p>
+      <w:pPr>
+        <w:pStyle w:val="Heading3"/>
+        <w:rPr>
+          <w:color w:val="auto"/>
+        </w:rPr>
+      </w:pPr>
+    </w:p>
+    <w:p>
+      <w:pPr>
+        <w:pStyle w:val="Heading3"/>
+        <w:rPr>
+          <w:color w:val="auto"/>
+        </w:rPr>
+      </w:pPr>
+    </w:p>
+    <w:p>
+      <w:pPr>
+        <w:pStyle w:val="Heading3"/>
+        <w:rPr>
+          <w:color w:val="auto"/>
+        </w:rPr>
+      </w:pPr>
+    </w:p>
+    <w:p>
+      <w:pPr>
+        <w:pStyle w:val="Heading3"/>
+        <w:rPr>
+          <w:color w:val="auto"/>
+        </w:rPr>
+      </w:pPr>
+    </w:p>
+    <w:p>
+      <w:pPr>
+        <w:pStyle w:val="Heading3"/>
+        <w:rPr>
+          <w:color w:val="auto"/>
+        </w:rPr>
+      </w:pPr>
+      <w:r>
+        <w:rPr>
+          <w:color w:val="auto"/>
+        </w:rPr>
         <w:lastRenderedPageBreak/>
+        <w:t>4. Use Case Diagram</w:t>
+      </w:r>
+      <w:bookmarkEnd w:id="45"/>
+    </w:p>
+    <w:p>
+      <w:pPr>
+        <w:spacing w:after="160" w:line="300" w:lineRule="auto"/>
+      </w:pPr>
+      <w:r>
+        <w:rPr>
+          <w:i/>
+          <w:iCs/>
+        </w:rPr>
+        <w:t>Illustrates key system interactions between actors and use cases.</w:t>
+      </w:r>
+    </w:p>
+    <w:p>
+      <w:pPr>
+        <w:spacing w:before="200" w:after="60"/>
+        <w:jc w:val="center"/>
+      </w:pPr>
+      <w:r>
+        <w:rPr>
+          <w:noProof/>
+        </w:rPr>
+        <w:drawing>
+          <wp:inline distT="0" distB="0" distL="0" distR="0" wp14:anchorId="71F52EC6" wp14:editId="7733A608">
+            <wp:extent cx="3435833" cy="6117648"/>
+            <wp:effectExtent l="0" t="0" r="0" b="0"/>
+            <wp:docPr id="1210473689" name="Picture 1210473689"/>
+            <wp:cNvGraphicFramePr>
+              <a:graphicFrameLocks xmlns:a="http://schemas.openxmlformats.org/drawingml/2006/main" noChangeAspect="1"/>
+            </wp:cNvGraphicFramePr>
+            <a:graphic xmlns:a="http://schemas.openxmlformats.org/drawingml/2006/main">
+              <a:graphicData uri="http://schemas.openxmlformats.org/drawingml/2006/picture">
+                <pic:pic xmlns:pic="http://schemas.openxmlformats.org/drawingml/2006/picture">
+                  <pic:nvPicPr>
+                    <pic:cNvPr id="0" name=""/>
+                    <pic:cNvPicPr>
+                      <a:picLocks noChangeAspect="1" noChangeArrowheads="1"/>
+                    </pic:cNvPicPr>
+                  </pic:nvPicPr>
+                  <pic:blipFill>
+                    <a:blip r:embed="rId14"/>
+                    <a:srcRect/>
+                    <a:stretch>
+                      <a:fillRect/>
+                    </a:stretch>
+                  </pic:blipFill>
+                  <pic:spPr bwMode="auto">
+                    <a:xfrm>
+                      <a:off x="0" y="0"/>
+                      <a:ext cx="3445865" cy="6135511"/>
+                    </a:xfrm>
+                    <a:prstGeom prst="rect">
+                      <a:avLst/>
+                    </a:prstGeom>
+                  </pic:spPr>
+                </pic:pic>
+              </a:graphicData>
+            </a:graphic>
+          </wp:inline>
+        </w:drawing>
+      </w:r>
+    </w:p>
+    <w:p>
+      <w:pPr>
+        <w:spacing w:before="100" w:after="320"/>
+        <w:jc w:val="center"/>
+      </w:pPr>
+      <w:r>
+        <w:rPr>
+          <w:i/>
+          <w:iCs/>
+          <w:sz w:val="20"/>
+          <w:szCs w:val="20"/>
+        </w:rPr>
         <w:t>Figure 4: Use Case Diagram</w:t>
       </w:r>
     </w:p>
@@ -9782,8 +8737,8 @@
       </w:r>
     </w:p>
     <w:sectPr>
-      <w:headerReference w:type="default" r:id="rId14"/>
-      <w:footerReference w:type="default" r:id="rId15"/>
+      <w:headerReference w:type="default" r:id="rId15"/>
+      <w:footerReference w:type="default" r:id="rId16"/>
       <w:pgSz w:w="12240" w:h="15840"/>
       <w:pgMar w:top="1440" w:right="1440" w:bottom="1440" w:left="1440" w:header="708" w:footer="708" w:gutter="0"/>
       <w:cols w:space="720"/>
@@ -11058,6 +10013,112 @@
       <w:ind w:left="420"/>
     </w:pPr>
   </w:style>
+  <w:style w:type="table" w:styleId="PlainTable3">
+    <w:name w:val="Plain Table 3"/>
+    <w:basedOn w:val="TableNormal"/>
+    <w:uiPriority w:val="43"/>
+    <w:rsid w:val="006A454F"/>
+    <w:tblPr>
+      <w:tblStyleRowBandSize w:val="1"/>
+      <w:tblStyleColBandSize w:val="1"/>
+    </w:tblPr>
+    <w:tblStylePr w:type="firstRow">
+      <w:rPr>
+        <w:b/>
+        <w:bCs/>
+        <w:caps/>
+      </w:rPr>
+      <w:tblPr/>
+      <w:tcPr>
+        <w:tcBorders>
+          <w:bottom w:val="single" w:sz="4" w:space="0" w:color="7F7F7F" w:themeColor="text1" w:themeTint="80"/>
+        </w:tcBorders>
+      </w:tcPr>
+    </w:tblStylePr>
+    <w:tblStylePr w:type="lastRow">
+      <w:rPr>
+        <w:b/>
+        <w:bCs/>
+        <w:caps/>
+      </w:rPr>
+      <w:tblPr/>
+      <w:tcPr>
+        <w:tcBorders>
+          <w:top w:val="nil"/>
+        </w:tcBorders>
+      </w:tcPr>
+    </w:tblStylePr>
+    <w:tblStylePr w:type="firstCol">
+      <w:rPr>
+        <w:b/>
+        <w:bCs/>
+        <w:caps/>
+      </w:rPr>
+      <w:tblPr/>
+      <w:tcPr>
+        <w:tcBorders>
+          <w:right w:val="single" w:sz="4" w:space="0" w:color="7F7F7F" w:themeColor="text1" w:themeTint="80"/>
+        </w:tcBorders>
+      </w:tcPr>
+    </w:tblStylePr>
+    <w:tblStylePr w:type="lastCol">
+      <w:rPr>
+        <w:b/>
+        <w:bCs/>
+        <w:caps/>
+      </w:rPr>
+      <w:tblPr/>
+      <w:tcPr>
+        <w:tcBorders>
+          <w:left w:val="nil"/>
+        </w:tcBorders>
+      </w:tcPr>
+    </w:tblStylePr>
+    <w:tblStylePr w:type="band1Vert">
+      <w:tblPr/>
+      <w:tcPr>
+        <w:shd w:val="clear" w:color="auto" w:fill="F2F2F2" w:themeFill="background1" w:themeFillShade="F2"/>
+      </w:tcPr>
+    </w:tblStylePr>
+    <w:tblStylePr w:type="band1Horz">
+      <w:tblPr/>
+      <w:tcPr>
+        <w:shd w:val="clear" w:color="auto" w:fill="F2F2F2" w:themeFill="background1" w:themeFillShade="F2"/>
+      </w:tcPr>
+    </w:tblStylePr>
+    <w:tblStylePr w:type="neCell">
+      <w:tblPr/>
+      <w:tcPr>
+        <w:tcBorders>
+          <w:left w:val="nil"/>
+        </w:tcBorders>
+      </w:tcPr>
+    </w:tblStylePr>
+    <w:tblStylePr w:type="nwCell">
+      <w:tblPr/>
+      <w:tcPr>
+        <w:tcBorders>
+          <w:right w:val="nil"/>
+        </w:tcBorders>
+      </w:tcPr>
+    </w:tblStylePr>
+  </w:style>
+  <w:style w:type="table" w:styleId="TableGrid">
+    <w:name w:val="Table Grid"/>
+    <w:basedOn w:val="TableNormal"/>
+    <w:uiPriority w:val="39"/>
+    <w:rsid w:val="0020391A"/>
+    <w:tblPr>
+      <w:tblBorders>
+        <w:top w:val="single" w:sz="4" w:space="0" w:color="auto"/>
+        <w:left w:val="single" w:sz="4" w:space="0" w:color="auto"/>
+        <w:bottom w:val="single" w:sz="4" w:space="0" w:color="auto"/>
+        <w:right w:val="single" w:sz="4" w:space="0" w:color="auto"/>
+        <w:insideH w:val="single" w:sz="4" w:space="0" w:color="auto"/>
+        <w:insideV w:val="single" w:sz="4" w:space="0" w:color="auto"/>
+      </w:tblBorders>
+    </w:tblPr>
+  </w:style>
 </w:styles>
 </file>
 
